--- a/DOCUMENTACIÓN/Historias de Usuario_Tecnicas_Sprints Version V.docx
+++ b/DOCUMENTACIÓN/Historias de Usuario_Tecnicas_Sprints Version V.docx
@@ -8,13 +8,8 @@
       </w:r>
     </w:p>
     <w:p>
-      <w:proofErr w:type="spellStart"/>
-      <w:r>
-        <w:t>Product</w:t>
-      </w:r>
-      <w:proofErr w:type="spellEnd"/>
-      <w:r>
-        <w:t xml:space="preserve"> Backlog 12 Sprints </w:t>
+      <w:r>
+        <w:t xml:space="preserve">Product Backlog 12 Sprints </w:t>
       </w:r>
     </w:p>
     <w:p>
@@ -26,21 +21,7 @@
         <w:rPr>
           <w:b/>
         </w:rPr>
-        <w:t xml:space="preserve">Sprint 1: Configuración del entorno </w:t>
-      </w:r>
-      <w:proofErr w:type="spellStart"/>
-      <w:r>
-        <w:rPr>
-          <w:b/>
-        </w:rPr>
-        <w:t>Frontend</w:t>
-      </w:r>
-      <w:proofErr w:type="spellEnd"/>
-      <w:r>
-        <w:rPr>
-          <w:b/>
-        </w:rPr>
-        <w:t xml:space="preserve"> y Backend + Diseño de la BD </w:t>
+        <w:t xml:space="preserve">Sprint 1: Configuración del entorno Frontend y Backend + Diseño de la BD </w:t>
       </w:r>
     </w:p>
     <w:tbl>
@@ -432,21 +413,7 @@
               <w:rPr>
                 <w:color w:val="124F1A"/>
               </w:rPr>
-              <w:t xml:space="preserve">Instalación y configuración de Django como </w:t>
-            </w:r>
-            <w:proofErr w:type="spellStart"/>
-            <w:r>
-              <w:rPr>
-                <w:color w:val="124F1A"/>
-              </w:rPr>
-              <w:t>backend</w:t>
-            </w:r>
-            <w:proofErr w:type="spellEnd"/>
-            <w:r>
-              <w:rPr>
-                <w:color w:val="124F1A"/>
-              </w:rPr>
-              <w:t xml:space="preserve">. </w:t>
+              <w:t xml:space="preserve">Instalación y configuración de Django como backend. </w:t>
             </w:r>
           </w:p>
         </w:tc>
@@ -634,17 +601,8 @@
           <w:b/>
           <w:bCs/>
         </w:rPr>
-        <w:t xml:space="preserve">Sprint 2: Creación de interfaces en </w:t>
-      </w:r>
-      <w:proofErr w:type="spellStart"/>
-      <w:r>
-        <w:rPr>
-          <w:b/>
-          <w:bCs/>
-        </w:rPr>
-        <w:t>Figma</w:t>
-      </w:r>
-      <w:proofErr w:type="spellEnd"/>
+        <w:t>Sprint 2: Creación de interfaces en Figma</w:t>
+      </w:r>
     </w:p>
     <w:tbl>
       <w:tblPr>
@@ -760,13 +718,8 @@
               <w:ind w:left="0" w:firstLine="0"/>
             </w:pPr>
             <w:r>
-              <w:t xml:space="preserve">Diseño de la interfaz </w:t>
-            </w:r>
-            <w:proofErr w:type="spellStart"/>
-            <w:r>
-              <w:t>Login</w:t>
-            </w:r>
-            <w:proofErr w:type="spellEnd"/>
+              <w:t>Diseño de la interfaz Login</w:t>
+            </w:r>
           </w:p>
         </w:tc>
         <w:tc>
@@ -813,15 +766,7 @@
               <w:cnfStyle w:val="000000100000" w:firstRow="0" w:lastRow="0" w:firstColumn="0" w:lastColumn="0" w:oddVBand="0" w:evenVBand="0" w:oddHBand="1" w:evenHBand="0" w:firstRowFirstColumn="0" w:firstRowLastColumn="0" w:lastRowFirstColumn="0" w:lastRowLastColumn="0"/>
             </w:pPr>
             <w:r>
-              <w:t xml:space="preserve">Creación del diseño visual de la interfaz de inicio de sesión en </w:t>
-            </w:r>
-            <w:proofErr w:type="spellStart"/>
-            <w:r>
-              <w:t>Figma</w:t>
-            </w:r>
-            <w:proofErr w:type="spellEnd"/>
-            <w:r>
-              <w:t>.</w:t>
+              <w:t>Creación del diseño visual de la interfaz de inicio de sesión en Figma.</w:t>
             </w:r>
           </w:p>
         </w:tc>
@@ -933,15 +878,7 @@
               <w:t>es</w:t>
             </w:r>
             <w:r>
-              <w:t xml:space="preserve"> para usuarios en </w:t>
-            </w:r>
-            <w:proofErr w:type="spellStart"/>
-            <w:r>
-              <w:t>Figma</w:t>
-            </w:r>
-            <w:proofErr w:type="spellEnd"/>
-            <w:r>
-              <w:t>.</w:t>
+              <w:t xml:space="preserve"> para usuarios en Figma.</w:t>
             </w:r>
           </w:p>
         </w:tc>
@@ -988,21 +925,7 @@
           <w:b/>
         </w:rPr>
         <w:lastRenderedPageBreak/>
-        <w:t xml:space="preserve">Sprint 2: Desarrollo de la interfaz de </w:t>
-      </w:r>
-      <w:proofErr w:type="spellStart"/>
-      <w:r>
-        <w:rPr>
-          <w:b/>
-        </w:rPr>
-        <w:t>login</w:t>
-      </w:r>
-      <w:proofErr w:type="spellEnd"/>
-      <w:r>
-        <w:rPr>
-          <w:b/>
-        </w:rPr>
-        <w:t xml:space="preserve"> </w:t>
+        <w:t xml:space="preserve">Sprint 2: Desarrollo de la interfaz de login </w:t>
       </w:r>
     </w:p>
     <w:tbl>
@@ -1184,21 +1107,12 @@
               </w:rPr>
               <w:t xml:space="preserve"> interfaz </w:t>
             </w:r>
-            <w:proofErr w:type="spellStart"/>
             <w:r>
               <w:rPr>
                 <w:b/>
                 <w:color w:val="124F1A"/>
               </w:rPr>
-              <w:t>login</w:t>
-            </w:r>
-            <w:proofErr w:type="spellEnd"/>
-            <w:r>
-              <w:rPr>
-                <w:b/>
-                <w:color w:val="124F1A"/>
-              </w:rPr>
-              <w:t xml:space="preserve"> en React </w:t>
+              <w:t xml:space="preserve">login en React </w:t>
             </w:r>
           </w:p>
         </w:tc>
@@ -1270,21 +1184,7 @@
               <w:rPr>
                 <w:color w:val="124F1A"/>
               </w:rPr>
-              <w:t xml:space="preserve">Creación de la interfaz de inicio de sesión en el </w:t>
-            </w:r>
-            <w:proofErr w:type="spellStart"/>
-            <w:r>
-              <w:rPr>
-                <w:color w:val="124F1A"/>
-              </w:rPr>
-              <w:t>frontend</w:t>
-            </w:r>
-            <w:proofErr w:type="spellEnd"/>
-            <w:r>
-              <w:rPr>
-                <w:color w:val="124F1A"/>
-              </w:rPr>
-              <w:t xml:space="preserve"> usando React.</w:t>
+              <w:t>Creación de la interfaz de inicio de sesión en el frontend usando React.</w:t>
             </w:r>
           </w:p>
         </w:tc>
@@ -1317,30 +1217,8 @@
               <w:rPr>
                 <w:color w:val="124F1A"/>
               </w:rPr>
-              <w:t xml:space="preserve">visualizar la </w:t>
-            </w:r>
-            <w:proofErr w:type="spellStart"/>
-            <w:r>
-              <w:rPr>
-                <w:color w:val="124F1A"/>
-              </w:rPr>
-              <w:t>intefaz</w:t>
-            </w:r>
-            <w:proofErr w:type="spellEnd"/>
-            <w:r>
-              <w:rPr>
-                <w:color w:val="124F1A"/>
-              </w:rPr>
-              <w:t xml:space="preserve"> </w:t>
-            </w:r>
-            <w:proofErr w:type="spellStart"/>
-            <w:r>
-              <w:rPr>
-                <w:color w:val="124F1A"/>
-              </w:rPr>
-              <w:t>login</w:t>
-            </w:r>
-            <w:proofErr w:type="spellEnd"/>
+              <w:t>visualizar la intefaz login</w:t>
+            </w:r>
           </w:p>
           <w:p>
             <w:pPr>
@@ -1354,21 +1232,7 @@
               <w:rPr>
                 <w:color w:val="124F1A"/>
               </w:rPr>
-              <w:t xml:space="preserve">Abrir la página del </w:t>
-            </w:r>
-            <w:proofErr w:type="spellStart"/>
-            <w:r>
-              <w:rPr>
-                <w:color w:val="124F1A"/>
-              </w:rPr>
-              <w:t>login</w:t>
-            </w:r>
-            <w:proofErr w:type="spellEnd"/>
-            <w:r>
-              <w:rPr>
-                <w:color w:val="124F1A"/>
-              </w:rPr>
-              <w:t xml:space="preserve"> y comprobar que el formulario aparece.</w:t>
+              <w:t>Abrir la página del login y comprobar que el formulario aparece.</w:t>
             </w:r>
           </w:p>
         </w:tc>
@@ -1398,39 +1262,7 @@
                 <w:b/>
                 <w:color w:val="124F1A"/>
               </w:rPr>
-              <w:t xml:space="preserve">Conexión </w:t>
-            </w:r>
-            <w:proofErr w:type="spellStart"/>
-            <w:r>
-              <w:rPr>
-                <w:b/>
-                <w:color w:val="124F1A"/>
-              </w:rPr>
-              <w:t>frontend</w:t>
-            </w:r>
-            <w:proofErr w:type="spellEnd"/>
-            <w:r>
-              <w:rPr>
-                <w:b/>
-                <w:color w:val="124F1A"/>
-              </w:rPr>
-              <w:t xml:space="preserve"> con </w:t>
-            </w:r>
-            <w:proofErr w:type="spellStart"/>
-            <w:r>
-              <w:rPr>
-                <w:b/>
-                <w:color w:val="124F1A"/>
-              </w:rPr>
-              <w:t>backend</w:t>
-            </w:r>
-            <w:proofErr w:type="spellEnd"/>
-            <w:r>
-              <w:rPr>
-                <w:b/>
-                <w:color w:val="124F1A"/>
-              </w:rPr>
-              <w:t xml:space="preserve"> </w:t>
+              <w:t xml:space="preserve">Conexión frontend con backend </w:t>
             </w:r>
           </w:p>
         </w:tc>
@@ -1550,7 +1382,19 @@
         <w:rPr>
           <w:b/>
         </w:rPr>
-        <w:t xml:space="preserve">Sprint 3: Implementación de la gestión de productos (Agregar, editar, eliminar) </w:t>
+        <w:t xml:space="preserve">Sprint </w:t>
+      </w:r>
+      <w:r>
+        <w:rPr>
+          <w:b/>
+        </w:rPr>
+        <w:t>4</w:t>
+      </w:r>
+      <w:r>
+        <w:rPr>
+          <w:b/>
+        </w:rPr>
+        <w:t xml:space="preserve">: Implementación de la gestión de productos (Agregar, editar, eliminar) </w:t>
       </w:r>
     </w:p>
     <w:tbl>
@@ -1830,21 +1674,7 @@
               <w:rPr>
                 <w:color w:val="124F1A"/>
               </w:rPr>
-              <w:t xml:space="preserve">Verificación de que se pueda agregar, editar y eliminar productos en el </w:t>
-            </w:r>
-            <w:proofErr w:type="spellStart"/>
-            <w:r>
-              <w:rPr>
-                <w:color w:val="124F1A"/>
-              </w:rPr>
-              <w:t>frontend</w:t>
-            </w:r>
-            <w:proofErr w:type="spellEnd"/>
-            <w:r>
-              <w:rPr>
-                <w:color w:val="124F1A"/>
-              </w:rPr>
-              <w:t xml:space="preserve">. </w:t>
+              <w:t xml:space="preserve">Verificación de que se pueda agregar, editar y eliminar productos en el frontend. </w:t>
             </w:r>
           </w:p>
         </w:tc>
@@ -1943,35 +1773,7 @@
               <w:rPr>
                 <w:color w:val="124F1A"/>
               </w:rPr>
-              <w:t xml:space="preserve">Desarrollo de </w:t>
-            </w:r>
-            <w:proofErr w:type="spellStart"/>
-            <w:r>
-              <w:rPr>
-                <w:color w:val="124F1A"/>
-              </w:rPr>
-              <w:t>endpoints</w:t>
-            </w:r>
-            <w:proofErr w:type="spellEnd"/>
-            <w:r>
-              <w:rPr>
-                <w:color w:val="124F1A"/>
-              </w:rPr>
-              <w:t xml:space="preserve"> </w:t>
-            </w:r>
-            <w:proofErr w:type="spellStart"/>
-            <w:r>
-              <w:rPr>
-                <w:color w:val="124F1A"/>
-              </w:rPr>
-              <w:t>RESTful</w:t>
-            </w:r>
-            <w:proofErr w:type="spellEnd"/>
-            <w:r>
-              <w:rPr>
-                <w:color w:val="124F1A"/>
-              </w:rPr>
-              <w:t xml:space="preserve"> en Django para manejar las operaciones CRUD de productos. </w:t>
+              <w:t xml:space="preserve">Desarrollo de endpoints RESTful en Django para manejar las operaciones CRUD de productos. </w:t>
             </w:r>
           </w:p>
         </w:tc>
@@ -2006,21 +1808,7 @@
               <w:rPr>
                 <w:color w:val="124F1A"/>
               </w:rPr>
-              <w:t xml:space="preserve">actualizar, eliminar) funcionen correctamente en el </w:t>
-            </w:r>
-            <w:proofErr w:type="spellStart"/>
-            <w:r>
-              <w:rPr>
-                <w:color w:val="124F1A"/>
-              </w:rPr>
-              <w:t>backend</w:t>
-            </w:r>
-            <w:proofErr w:type="spellEnd"/>
-            <w:r>
-              <w:rPr>
-                <w:color w:val="124F1A"/>
-              </w:rPr>
-              <w:t xml:space="preserve">. </w:t>
+              <w:t xml:space="preserve">actualizar, eliminar) funcionen correctamente en el backend. </w:t>
             </w:r>
           </w:p>
         </w:tc>
@@ -2051,39 +1839,7 @@
                 <w:color w:val="124F1A"/>
               </w:rPr>
               <w:lastRenderedPageBreak/>
-              <w:t xml:space="preserve">Conexión </w:t>
-            </w:r>
-            <w:proofErr w:type="spellStart"/>
-            <w:r>
-              <w:rPr>
-                <w:b/>
-                <w:color w:val="124F1A"/>
-              </w:rPr>
-              <w:t>frontend</w:t>
-            </w:r>
-            <w:proofErr w:type="spellEnd"/>
-            <w:r>
-              <w:rPr>
-                <w:b/>
-                <w:color w:val="124F1A"/>
-              </w:rPr>
-              <w:t xml:space="preserve"> con </w:t>
-            </w:r>
-            <w:proofErr w:type="spellStart"/>
-            <w:r>
-              <w:rPr>
-                <w:b/>
-                <w:color w:val="124F1A"/>
-              </w:rPr>
-              <w:t>backend</w:t>
-            </w:r>
-            <w:proofErr w:type="spellEnd"/>
-            <w:r>
-              <w:rPr>
-                <w:b/>
-                <w:color w:val="124F1A"/>
-              </w:rPr>
-              <w:t xml:space="preserve"> para CRUD de productos </w:t>
+              <w:t xml:space="preserve">Conexión frontend con backend para CRUD de productos </w:t>
             </w:r>
           </w:p>
         </w:tc>
@@ -2203,35 +1959,7 @@
               <w:rPr>
                 <w:color w:val="124F1A"/>
               </w:rPr>
-              <w:t xml:space="preserve">Verificación de que las operaciones CRUD funcionen correctamente entre el </w:t>
-            </w:r>
-            <w:proofErr w:type="spellStart"/>
-            <w:r>
-              <w:rPr>
-                <w:color w:val="124F1A"/>
-              </w:rPr>
-              <w:t>frontend</w:t>
-            </w:r>
-            <w:proofErr w:type="spellEnd"/>
-            <w:r>
-              <w:rPr>
-                <w:color w:val="124F1A"/>
-              </w:rPr>
-              <w:t xml:space="preserve"> y </w:t>
-            </w:r>
-            <w:proofErr w:type="spellStart"/>
-            <w:r>
-              <w:rPr>
-                <w:color w:val="124F1A"/>
-              </w:rPr>
-              <w:t>backend</w:t>
-            </w:r>
-            <w:proofErr w:type="spellEnd"/>
-            <w:r>
-              <w:rPr>
-                <w:color w:val="124F1A"/>
-              </w:rPr>
-              <w:t xml:space="preserve">. </w:t>
+              <w:t xml:space="preserve">Verificación de que las operaciones CRUD funcionen correctamente entre el frontend y backend. </w:t>
             </w:r>
           </w:p>
         </w:tc>
@@ -2267,7 +1995,19 @@
         <w:rPr>
           <w:b/>
         </w:rPr>
-        <w:t xml:space="preserve">Sprint 4: Gestión de ventas (Registro de ventas y control de stock) </w:t>
+        <w:t xml:space="preserve">Sprint </w:t>
+      </w:r>
+      <w:r>
+        <w:rPr>
+          <w:b/>
+        </w:rPr>
+        <w:t>5</w:t>
+      </w:r>
+      <w:r>
+        <w:rPr>
+          <w:b/>
+        </w:rPr>
+        <w:t xml:space="preserve">: Gestión de ventas (Registro de ventas y control de stock) </w:t>
       </w:r>
     </w:p>
     <w:tbl>
@@ -2635,21 +2375,7 @@
               <w:rPr>
                 <w:color w:val="124F1A"/>
               </w:rPr>
-              <w:t xml:space="preserve">Desarrollo de </w:t>
-            </w:r>
-            <w:proofErr w:type="spellStart"/>
-            <w:r>
-              <w:rPr>
-                <w:color w:val="124F1A"/>
-              </w:rPr>
-              <w:t>endpoints</w:t>
-            </w:r>
-            <w:proofErr w:type="spellEnd"/>
-            <w:r>
-              <w:rPr>
-                <w:color w:val="124F1A"/>
-              </w:rPr>
-              <w:t xml:space="preserve"> para registrar ventas y actualizar inventario en Django. </w:t>
+              <w:t xml:space="preserve">Desarrollo de endpoints para registrar ventas y actualizar inventario en Django. </w:t>
             </w:r>
           </w:p>
         </w:tc>
@@ -2822,7 +2548,19 @@
         <w:rPr>
           <w:b/>
         </w:rPr>
-        <w:t xml:space="preserve">Sprint 5: Implementación de la predicción de demanda </w:t>
+        <w:t xml:space="preserve">Sprint </w:t>
+      </w:r>
+      <w:r>
+        <w:rPr>
+          <w:b/>
+        </w:rPr>
+        <w:t>6</w:t>
+      </w:r>
+      <w:r>
+        <w:rPr>
+          <w:b/>
+        </w:rPr>
+        <w:t xml:space="preserve">: Implementación de la predicción de demanda </w:t>
       </w:r>
     </w:p>
     <w:tbl>
@@ -3362,19 +3100,11 @@
               <w:spacing w:after="0" w:line="259" w:lineRule="auto"/>
               <w:ind w:left="1" w:firstLine="0"/>
             </w:pPr>
-            <w:proofErr w:type="gramStart"/>
-            <w:r>
-              <w:rPr>
-                <w:color w:val="124F1A"/>
-              </w:rPr>
-              <w:t>demanda precisas</w:t>
-            </w:r>
-            <w:proofErr w:type="gramEnd"/>
-            <w:r>
-              <w:rPr>
-                <w:color w:val="124F1A"/>
-              </w:rPr>
-              <w:t xml:space="preserve">. </w:t>
+            <w:r>
+              <w:rPr>
+                <w:color w:val="124F1A"/>
+              </w:rPr>
+              <w:t xml:space="preserve">demanda precisas. </w:t>
             </w:r>
           </w:p>
         </w:tc>
@@ -3490,21 +3220,7 @@
               <w:rPr>
                 <w:color w:val="124F1A"/>
               </w:rPr>
-              <w:t xml:space="preserve">Creación de un </w:t>
-            </w:r>
-            <w:proofErr w:type="spellStart"/>
-            <w:r>
-              <w:rPr>
-                <w:color w:val="124F1A"/>
-              </w:rPr>
-              <w:t>endpoint</w:t>
-            </w:r>
-            <w:proofErr w:type="spellEnd"/>
-            <w:r>
-              <w:rPr>
-                <w:color w:val="124F1A"/>
-              </w:rPr>
-              <w:t xml:space="preserve"> en Django para exponer las predicciones de demanda. </w:t>
+              <w:t xml:space="preserve">Creación de un endpoint en Django para exponer las predicciones de demanda. </w:t>
             </w:r>
           </w:p>
         </w:tc>
@@ -3552,7 +3268,19 @@
         <w:rPr>
           <w:b/>
         </w:rPr>
-        <w:t xml:space="preserve">Sprint 6: Implementación de la funcionalidad de proveedores </w:t>
+        <w:t xml:space="preserve">Sprint </w:t>
+      </w:r>
+      <w:r>
+        <w:rPr>
+          <w:b/>
+        </w:rPr>
+        <w:t>7</w:t>
+      </w:r>
+      <w:r>
+        <w:rPr>
+          <w:b/>
+        </w:rPr>
+        <w:t xml:space="preserve">: Implementación de la funcionalidad de proveedores </w:t>
       </w:r>
     </w:p>
     <w:tbl>
@@ -3834,21 +3562,7 @@
               <w:rPr>
                 <w:color w:val="124F1A"/>
               </w:rPr>
-              <w:t xml:space="preserve">Verificación de que se puede agregar, editar y eliminar proveedores desde el </w:t>
-            </w:r>
-            <w:proofErr w:type="spellStart"/>
-            <w:r>
-              <w:rPr>
-                <w:color w:val="124F1A"/>
-              </w:rPr>
-              <w:t>frontend</w:t>
-            </w:r>
-            <w:proofErr w:type="spellEnd"/>
-            <w:r>
-              <w:rPr>
-                <w:color w:val="124F1A"/>
-              </w:rPr>
-              <w:t xml:space="preserve">. </w:t>
+              <w:t xml:space="preserve">Verificación de que se puede agregar, editar y eliminar proveedores desde el frontend. </w:t>
             </w:r>
           </w:p>
         </w:tc>
@@ -3960,35 +3674,7 @@
               <w:rPr>
                 <w:color w:val="124F1A"/>
               </w:rPr>
-              <w:t xml:space="preserve">Desarrollo de </w:t>
-            </w:r>
-            <w:proofErr w:type="spellStart"/>
-            <w:r>
-              <w:rPr>
-                <w:color w:val="124F1A"/>
-              </w:rPr>
-              <w:t>endpoints</w:t>
-            </w:r>
-            <w:proofErr w:type="spellEnd"/>
-            <w:r>
-              <w:rPr>
-                <w:color w:val="124F1A"/>
-              </w:rPr>
-              <w:t xml:space="preserve"> </w:t>
-            </w:r>
-            <w:proofErr w:type="spellStart"/>
-            <w:r>
-              <w:rPr>
-                <w:color w:val="124F1A"/>
-              </w:rPr>
-              <w:t>RESTful</w:t>
-            </w:r>
-            <w:proofErr w:type="spellEnd"/>
-            <w:r>
-              <w:rPr>
-                <w:color w:val="124F1A"/>
-              </w:rPr>
-              <w:t xml:space="preserve"> en Django para gestionar proveedores. </w:t>
+              <w:t xml:space="preserve">Desarrollo de endpoints RESTful en Django para gestionar proveedores. </w:t>
             </w:r>
           </w:p>
         </w:tc>
@@ -4042,39 +3728,7 @@
                 <w:color w:val="124F1A"/>
               </w:rPr>
               <w:lastRenderedPageBreak/>
-              <w:t xml:space="preserve">Conexión </w:t>
-            </w:r>
-            <w:proofErr w:type="spellStart"/>
-            <w:r>
-              <w:rPr>
-                <w:b/>
-                <w:color w:val="124F1A"/>
-              </w:rPr>
-              <w:t>frontend</w:t>
-            </w:r>
-            <w:proofErr w:type="spellEnd"/>
-            <w:r>
-              <w:rPr>
-                <w:b/>
-                <w:color w:val="124F1A"/>
-              </w:rPr>
-              <w:t xml:space="preserve"> con </w:t>
-            </w:r>
-            <w:proofErr w:type="spellStart"/>
-            <w:r>
-              <w:rPr>
-                <w:b/>
-                <w:color w:val="124F1A"/>
-              </w:rPr>
-              <w:t>backend</w:t>
-            </w:r>
-            <w:proofErr w:type="spellEnd"/>
-            <w:r>
-              <w:rPr>
-                <w:b/>
-                <w:color w:val="124F1A"/>
-              </w:rPr>
-              <w:t xml:space="preserve"> para proveedores </w:t>
+              <w:t xml:space="preserve">Conexión frontend con backend para proveedores </w:t>
             </w:r>
           </w:p>
         </w:tc>
@@ -4194,35 +3848,7 @@
               <w:rPr>
                 <w:color w:val="124F1A"/>
               </w:rPr>
-              <w:t xml:space="preserve">Verificación de que las operaciones CRUD de proveedores funcionen correctamente entre </w:t>
-            </w:r>
-            <w:proofErr w:type="spellStart"/>
-            <w:r>
-              <w:rPr>
-                <w:color w:val="124F1A"/>
-              </w:rPr>
-              <w:t>frontend</w:t>
-            </w:r>
-            <w:proofErr w:type="spellEnd"/>
-            <w:r>
-              <w:rPr>
-                <w:color w:val="124F1A"/>
-              </w:rPr>
-              <w:t xml:space="preserve"> y </w:t>
-            </w:r>
-            <w:proofErr w:type="spellStart"/>
-            <w:r>
-              <w:rPr>
-                <w:color w:val="124F1A"/>
-              </w:rPr>
-              <w:t>backend</w:t>
-            </w:r>
-            <w:proofErr w:type="spellEnd"/>
-            <w:r>
-              <w:rPr>
-                <w:color w:val="124F1A"/>
-              </w:rPr>
-              <w:t xml:space="preserve">. </w:t>
+              <w:t xml:space="preserve">Verificación de que las operaciones CRUD de proveedores funcionen correctamente entre frontend y backend. </w:t>
             </w:r>
           </w:p>
         </w:tc>
@@ -4270,7 +3896,19 @@
         <w:rPr>
           <w:b/>
         </w:rPr>
-        <w:t xml:space="preserve">Sprint 7: Implementación de gestión de caja (Ingreso y salida de dinero) </w:t>
+        <w:t xml:space="preserve">Sprint </w:t>
+      </w:r>
+      <w:r>
+        <w:rPr>
+          <w:b/>
+        </w:rPr>
+        <w:t>8</w:t>
+      </w:r>
+      <w:r>
+        <w:rPr>
+          <w:b/>
+        </w:rPr>
+        <w:t xml:space="preserve">: Implementación de gestión de caja (Ingreso y salida de dinero) </w:t>
       </w:r>
     </w:p>
     <w:tbl>
@@ -4691,39 +4329,7 @@
                 <w:b/>
                 <w:color w:val="124F1A"/>
               </w:rPr>
-              <w:t xml:space="preserve">Conexión </w:t>
-            </w:r>
-            <w:proofErr w:type="spellStart"/>
-            <w:r>
-              <w:rPr>
-                <w:b/>
-                <w:color w:val="124F1A"/>
-              </w:rPr>
-              <w:t>frontend</w:t>
-            </w:r>
-            <w:proofErr w:type="spellEnd"/>
-            <w:r>
-              <w:rPr>
-                <w:b/>
-                <w:color w:val="124F1A"/>
-              </w:rPr>
-              <w:t xml:space="preserve"> con </w:t>
-            </w:r>
-            <w:proofErr w:type="spellStart"/>
-            <w:r>
-              <w:rPr>
-                <w:b/>
-                <w:color w:val="124F1A"/>
-              </w:rPr>
-              <w:t>backend</w:t>
-            </w:r>
-            <w:proofErr w:type="spellEnd"/>
-            <w:r>
-              <w:rPr>
-                <w:b/>
-                <w:color w:val="124F1A"/>
-              </w:rPr>
-              <w:t xml:space="preserve"> para la caja </w:t>
+              <w:t xml:space="preserve">Conexión frontend con backend para la caja </w:t>
             </w:r>
           </w:p>
         </w:tc>
@@ -4832,21 +4438,7 @@
               <w:rPr>
                 <w:color w:val="124F1A"/>
               </w:rPr>
-              <w:t xml:space="preserve">Verificación de que las transacciones de caja se registren correctamente en el </w:t>
-            </w:r>
-            <w:proofErr w:type="spellStart"/>
-            <w:r>
-              <w:rPr>
-                <w:color w:val="124F1A"/>
-              </w:rPr>
-              <w:t>backend</w:t>
-            </w:r>
-            <w:proofErr w:type="spellEnd"/>
-            <w:r>
-              <w:rPr>
-                <w:color w:val="124F1A"/>
-              </w:rPr>
-              <w:t xml:space="preserve">. </w:t>
+              <w:t xml:space="preserve">Verificación de que las transacciones de caja se registren correctamente en el backend. </w:t>
             </w:r>
           </w:p>
         </w:tc>
@@ -4871,7 +4463,19 @@
           <w:b/>
         </w:rPr>
         <w:lastRenderedPageBreak/>
-        <w:t xml:space="preserve">Sprint 8: Implementación de control de transacciones </w:t>
+        <w:t xml:space="preserve">Sprint </w:t>
+      </w:r>
+      <w:r>
+        <w:rPr>
+          <w:b/>
+        </w:rPr>
+        <w:t>9</w:t>
+      </w:r>
+      <w:r>
+        <w:rPr>
+          <w:b/>
+        </w:rPr>
+        <w:t xml:space="preserve">: Implementación de control de transacciones </w:t>
       </w:r>
     </w:p>
     <w:tbl>
@@ -5252,21 +4856,7 @@
               <w:rPr>
                 <w:color w:val="124F1A"/>
               </w:rPr>
-              <w:t xml:space="preserve">Desarrollo de </w:t>
-            </w:r>
-            <w:proofErr w:type="spellStart"/>
-            <w:r>
-              <w:rPr>
-                <w:color w:val="124F1A"/>
-              </w:rPr>
-              <w:t>endpoints</w:t>
-            </w:r>
-            <w:proofErr w:type="spellEnd"/>
-            <w:r>
-              <w:rPr>
-                <w:color w:val="124F1A"/>
-              </w:rPr>
-              <w:t xml:space="preserve"> para registrar las </w:t>
+              <w:t xml:space="preserve">Desarrollo de endpoints para registrar las </w:t>
             </w:r>
           </w:p>
         </w:tc>
@@ -5562,7 +5152,19 @@
         <w:rPr>
           <w:b/>
         </w:rPr>
-        <w:t xml:space="preserve">Sprint 9: Reportes de ventas (Generación de reportes y estadísticas) </w:t>
+        <w:t xml:space="preserve">Sprint </w:t>
+      </w:r>
+      <w:r>
+        <w:rPr>
+          <w:b/>
+        </w:rPr>
+        <w:t>10</w:t>
+      </w:r>
+      <w:r>
+        <w:rPr>
+          <w:b/>
+        </w:rPr>
+        <w:t xml:space="preserve">: Reportes de ventas (Generación de reportes y estadísticas) </w:t>
       </w:r>
     </w:p>
     <w:tbl>
@@ -5818,21 +5420,7 @@
               <w:rPr>
                 <w:color w:val="124F1A"/>
               </w:rPr>
-              <w:t xml:space="preserve">Crear funcionalidad para generar reportes de ventas en el </w:t>
-            </w:r>
-            <w:proofErr w:type="spellStart"/>
-            <w:r>
-              <w:rPr>
-                <w:color w:val="124F1A"/>
-              </w:rPr>
-              <w:t>frontend</w:t>
-            </w:r>
-            <w:proofErr w:type="spellEnd"/>
-            <w:r>
-              <w:rPr>
-                <w:color w:val="124F1A"/>
-              </w:rPr>
-              <w:t xml:space="preserve">. </w:t>
+              <w:t xml:space="preserve">Crear funcionalidad para generar reportes de ventas en el frontend. </w:t>
             </w:r>
           </w:p>
         </w:tc>
@@ -5968,21 +5556,7 @@
               <w:rPr>
                 <w:color w:val="124F1A"/>
               </w:rPr>
-              <w:t xml:space="preserve">Crear </w:t>
-            </w:r>
-            <w:proofErr w:type="spellStart"/>
-            <w:r>
-              <w:rPr>
-                <w:color w:val="124F1A"/>
-              </w:rPr>
-              <w:t>endpoints</w:t>
-            </w:r>
-            <w:proofErr w:type="spellEnd"/>
-            <w:r>
-              <w:rPr>
-                <w:color w:val="124F1A"/>
-              </w:rPr>
-              <w:t xml:space="preserve"> para generar reportes de ventas desde Django. </w:t>
+              <w:t xml:space="preserve">Crear endpoints para generar reportes de ventas desde Django. </w:t>
             </w:r>
           </w:p>
         </w:tc>
@@ -6155,7 +5729,19 @@
         <w:rPr>
           <w:b/>
         </w:rPr>
-        <w:t xml:space="preserve">Sprint 10: Implementación de la funcionalidad de precios y actualizaciones </w:t>
+        <w:t>Sprint 1</w:t>
+      </w:r>
+      <w:r>
+        <w:rPr>
+          <w:b/>
+        </w:rPr>
+        <w:t>1</w:t>
+      </w:r>
+      <w:r>
+        <w:rPr>
+          <w:b/>
+        </w:rPr>
+        <w:t xml:space="preserve">: Implementación de la funcionalidad de precios y actualizaciones </w:t>
       </w:r>
     </w:p>
     <w:tbl>
@@ -6534,21 +6120,7 @@
               <w:rPr>
                 <w:color w:val="124F1A"/>
               </w:rPr>
-              <w:t xml:space="preserve">Crear </w:t>
-            </w:r>
-            <w:proofErr w:type="spellStart"/>
-            <w:r>
-              <w:rPr>
-                <w:color w:val="124F1A"/>
-              </w:rPr>
-              <w:t>endpoint</w:t>
-            </w:r>
-            <w:proofErr w:type="spellEnd"/>
-            <w:r>
-              <w:rPr>
-                <w:color w:val="124F1A"/>
-              </w:rPr>
-              <w:t xml:space="preserve"> para actualizar los precios de los productos en la base de datos. </w:t>
+              <w:t xml:space="preserve">Crear endpoint para actualizar los precios de los productos en la base de datos. </w:t>
             </w:r>
           </w:p>
         </w:tc>
@@ -6602,39 +6174,7 @@
                 <w:b/>
                 <w:color w:val="124F1A"/>
               </w:rPr>
-              <w:t xml:space="preserve">Conexión entre el </w:t>
-            </w:r>
-            <w:proofErr w:type="spellStart"/>
-            <w:r>
-              <w:rPr>
-                <w:b/>
-                <w:color w:val="124F1A"/>
-              </w:rPr>
-              <w:t>frontend</w:t>
-            </w:r>
-            <w:proofErr w:type="spellEnd"/>
-            <w:r>
-              <w:rPr>
-                <w:b/>
-                <w:color w:val="124F1A"/>
-              </w:rPr>
-              <w:t xml:space="preserve"> y </w:t>
-            </w:r>
-            <w:proofErr w:type="spellStart"/>
-            <w:r>
-              <w:rPr>
-                <w:b/>
-                <w:color w:val="124F1A"/>
-              </w:rPr>
-              <w:t>backend</w:t>
-            </w:r>
-            <w:proofErr w:type="spellEnd"/>
-            <w:r>
-              <w:rPr>
-                <w:b/>
-                <w:color w:val="124F1A"/>
-              </w:rPr>
-              <w:t xml:space="preserve"> para actualizar precios </w:t>
+              <w:t xml:space="preserve">Conexión entre el frontend y backend para actualizar precios </w:t>
             </w:r>
           </w:p>
         </w:tc>
@@ -6755,7 +6295,19 @@
         <w:rPr>
           <w:b/>
         </w:rPr>
-        <w:t xml:space="preserve">Sprint 11: Implementación de la gestión de stock </w:t>
+        <w:t>Sprint 1</w:t>
+      </w:r>
+      <w:r>
+        <w:rPr>
+          <w:b/>
+        </w:rPr>
+        <w:t>2</w:t>
+      </w:r>
+      <w:r>
+        <w:rPr>
+          <w:b/>
+        </w:rPr>
+        <w:t xml:space="preserve">: Implementación de la gestión de stock </w:t>
       </w:r>
     </w:p>
     <w:tbl>
@@ -7276,39 +6828,7 @@
                 <w:b/>
                 <w:color w:val="124F1A"/>
               </w:rPr>
-              <w:t xml:space="preserve">Integración </w:t>
-            </w:r>
-            <w:proofErr w:type="spellStart"/>
-            <w:r>
-              <w:rPr>
-                <w:b/>
-                <w:color w:val="124F1A"/>
-              </w:rPr>
-              <w:t>frontend</w:t>
-            </w:r>
-            <w:proofErr w:type="spellEnd"/>
-            <w:r>
-              <w:rPr>
-                <w:b/>
-                <w:color w:val="124F1A"/>
-              </w:rPr>
-              <w:t xml:space="preserve"> y </w:t>
-            </w:r>
-            <w:proofErr w:type="spellStart"/>
-            <w:r>
-              <w:rPr>
-                <w:b/>
-                <w:color w:val="124F1A"/>
-              </w:rPr>
-              <w:t>backend</w:t>
-            </w:r>
-            <w:proofErr w:type="spellEnd"/>
-            <w:r>
-              <w:rPr>
-                <w:b/>
-                <w:color w:val="124F1A"/>
-              </w:rPr>
-              <w:t xml:space="preserve"> para la gestión de stock </w:t>
+              <w:t xml:space="preserve">Integración frontend y backend para la gestión de stock </w:t>
             </w:r>
           </w:p>
         </w:tc>
@@ -7951,19 +7471,11 @@
               <w:spacing w:after="0" w:line="259" w:lineRule="auto"/>
               <w:ind w:left="3" w:right="2" w:firstLine="0"/>
             </w:pPr>
-            <w:proofErr w:type="gramStart"/>
-            <w:r>
-              <w:rPr>
-                <w:color w:val="124F1A"/>
-              </w:rPr>
-              <w:t>Confirmar</w:t>
-            </w:r>
-            <w:proofErr w:type="gramEnd"/>
-            <w:r>
-              <w:rPr>
-                <w:color w:val="124F1A"/>
-              </w:rPr>
-              <w:t xml:space="preserve"> que el sistema esté libre de errores y cumpla con los requisitos. </w:t>
+            <w:r>
+              <w:rPr>
+                <w:color w:val="124F1A"/>
+              </w:rPr>
+              <w:t xml:space="preserve">Confirmar que el sistema esté libre de errores y cumpla con los requisitos. </w:t>
             </w:r>
           </w:p>
         </w:tc>
@@ -8043,23 +7555,7 @@
         </w:numPr>
       </w:pPr>
       <w:r>
-        <w:t xml:space="preserve">Quiero poder configurar el entorno de desarrollo para el </w:t>
-      </w:r>
-      <w:proofErr w:type="spellStart"/>
-      <w:r>
-        <w:t>frontend</w:t>
-      </w:r>
-      <w:proofErr w:type="spellEnd"/>
-      <w:r>
-        <w:t xml:space="preserve"> y el </w:t>
-      </w:r>
-      <w:proofErr w:type="spellStart"/>
-      <w:r>
-        <w:t>backend</w:t>
-      </w:r>
-      <w:proofErr w:type="spellEnd"/>
-      <w:r>
-        <w:t>,</w:t>
+        <w:t>Quiero poder configurar el entorno de desarrollo para el frontend y el backend,</w:t>
       </w:r>
     </w:p>
     <w:p>
@@ -8125,15 +7621,7 @@
         </w:numPr>
       </w:pPr>
       <w:r>
-        <w:t xml:space="preserve">Quiero visualizar diseños claros en </w:t>
-      </w:r>
-      <w:proofErr w:type="spellStart"/>
-      <w:r>
-        <w:t>Figma</w:t>
-      </w:r>
-      <w:proofErr w:type="spellEnd"/>
-      <w:r>
-        <w:t>,</w:t>
+        <w:t>Quiero visualizar diseños claros en Figma,</w:t>
       </w:r>
     </w:p>
     <w:p>
@@ -8159,15 +7647,7 @@
         </w:numPr>
       </w:pPr>
       <w:r>
-        <w:t xml:space="preserve">El diseño del </w:t>
-      </w:r>
-      <w:proofErr w:type="spellStart"/>
-      <w:r>
-        <w:t>login</w:t>
-      </w:r>
-      <w:proofErr w:type="spellEnd"/>
-      <w:r>
-        <w:t xml:space="preserve"> incluye campos como nombre de usuario y contraseña.</w:t>
+        <w:t>El diseño del login incluye campos como nombre de usuario y contraseña.</w:t>
       </w:r>
     </w:p>
     <w:p>
@@ -9209,28 +8689,12 @@
       <w:r>
         <w:t xml:space="preserve">: Como desarrollador, debo crear los </w:t>
       </w:r>
-      <w:proofErr w:type="spellStart"/>
-      <w:r>
-        <w:rPr>
-          <w:b/>
-        </w:rPr>
-        <w:t>endpoints</w:t>
-      </w:r>
-      <w:proofErr w:type="spellEnd"/>
-      <w:r>
-        <w:rPr>
-          <w:b/>
-        </w:rPr>
-        <w:t xml:space="preserve"> </w:t>
-      </w:r>
-      <w:proofErr w:type="spellStart"/>
-      <w:r>
-        <w:rPr>
-          <w:b/>
-        </w:rPr>
-        <w:t>RESTful</w:t>
-      </w:r>
-      <w:proofErr w:type="spellEnd"/>
+      <w:r>
+        <w:rPr>
+          <w:b/>
+        </w:rPr>
+        <w:t>endpoints RESTful</w:t>
+      </w:r>
       <w:r>
         <w:t xml:space="preserve"> para registrar productos en el inventario y asegurarme de que los datos se almacenen correctamente en la base de datos. </w:t>
       </w:r>
@@ -9253,15 +8717,7 @@
         <w:ind w:hanging="361"/>
       </w:pPr>
       <w:r>
-        <w:t xml:space="preserve">Crear un </w:t>
-      </w:r>
-      <w:proofErr w:type="spellStart"/>
-      <w:r>
-        <w:t>endpoint</w:t>
-      </w:r>
-      <w:proofErr w:type="spellEnd"/>
-      <w:r>
-        <w:t xml:space="preserve"> en Django para manejar el registro de productos. </w:t>
+        <w:t xml:space="preserve">Crear un endpoint en Django para manejar el registro de productos. </w:t>
       </w:r>
     </w:p>
     <w:p>
@@ -9340,23 +8796,7 @@
         <w:ind w:hanging="361"/>
       </w:pPr>
       <w:r>
-        <w:t xml:space="preserve">Crear </w:t>
-      </w:r>
-      <w:proofErr w:type="spellStart"/>
-      <w:r>
-        <w:t>endpoints</w:t>
-      </w:r>
-      <w:proofErr w:type="spellEnd"/>
-      <w:r>
-        <w:t xml:space="preserve"> para el </w:t>
-      </w:r>
-      <w:proofErr w:type="spellStart"/>
-      <w:r>
-        <w:t>login</w:t>
-      </w:r>
-      <w:proofErr w:type="spellEnd"/>
-      <w:r>
-        <w:t xml:space="preserve"> y registro de usuarios utilizando Django REST Framework. </w:t>
+        <w:t xml:space="preserve">Crear endpoints para el login y registro de usuarios utilizando Django REST Framework. </w:t>
       </w:r>
     </w:p>
     <w:p>
@@ -9430,23 +8870,7 @@
         <w:ind w:hanging="361"/>
       </w:pPr>
       <w:r>
-        <w:t xml:space="preserve">Crear </w:t>
-      </w:r>
-      <w:proofErr w:type="spellStart"/>
-      <w:r>
-        <w:t>endpoints</w:t>
-      </w:r>
-      <w:proofErr w:type="spellEnd"/>
-      <w:r>
-        <w:t xml:space="preserve"> </w:t>
-      </w:r>
-      <w:proofErr w:type="spellStart"/>
-      <w:r>
-        <w:t>RESTful</w:t>
-      </w:r>
-      <w:proofErr w:type="spellEnd"/>
-      <w:r>
-        <w:t xml:space="preserve"> para realizar las operaciones CRUD de productos. </w:t>
+        <w:t xml:space="preserve">Crear endpoints RESTful para realizar las operaciones CRUD de productos. </w:t>
       </w:r>
     </w:p>
     <w:p>
@@ -9521,15 +8945,7 @@
         <w:ind w:hanging="361"/>
       </w:pPr>
       <w:r>
-        <w:t xml:space="preserve">Crear un </w:t>
-      </w:r>
-      <w:proofErr w:type="spellStart"/>
-      <w:r>
-        <w:t>endpoint</w:t>
-      </w:r>
-      <w:proofErr w:type="spellEnd"/>
-      <w:r>
-        <w:t xml:space="preserve"> para registrar las ventas. </w:t>
+        <w:t xml:space="preserve">Crear un endpoint para registrar las ventas. </w:t>
       </w:r>
     </w:p>
     <w:p>
@@ -9648,15 +9064,7 @@
         <w:ind w:hanging="361"/>
       </w:pPr>
       <w:r>
-        <w:t xml:space="preserve">El modelo debe ser accesible a través de un </w:t>
-      </w:r>
-      <w:proofErr w:type="spellStart"/>
-      <w:r>
-        <w:t>endpoint</w:t>
-      </w:r>
-      <w:proofErr w:type="spellEnd"/>
-      <w:r>
-        <w:t xml:space="preserve"> API REST. </w:t>
+        <w:t xml:space="preserve">El modelo debe ser accesible a través de un endpoint API REST. </w:t>
       </w:r>
     </w:p>
     <w:p>
@@ -9735,15 +9143,7 @@
         <w:ind w:hanging="361"/>
       </w:pPr>
       <w:r>
-        <w:t xml:space="preserve">Crear un </w:t>
-      </w:r>
-      <w:proofErr w:type="spellStart"/>
-      <w:r>
-        <w:t>endpoint</w:t>
-      </w:r>
-      <w:proofErr w:type="spellEnd"/>
-      <w:r>
-        <w:t xml:space="preserve"> para generar reportes de ventas. </w:t>
+        <w:t xml:space="preserve">Crear un endpoint para generar reportes de ventas. </w:t>
       </w:r>
     </w:p>
     <w:p>
@@ -9823,15 +9223,7 @@
         <w:ind w:hanging="361"/>
       </w:pPr>
       <w:r>
-        <w:t xml:space="preserve">Crear un </w:t>
-      </w:r>
-      <w:proofErr w:type="spellStart"/>
-      <w:r>
-        <w:t>endpoint</w:t>
-      </w:r>
-      <w:proofErr w:type="spellEnd"/>
-      <w:r>
-        <w:t xml:space="preserve"> para actualizar precios. </w:t>
+        <w:t xml:space="preserve">Crear un endpoint para actualizar precios. </w:t>
       </w:r>
     </w:p>
     <w:p>
@@ -9906,15 +9298,7 @@
         <w:ind w:hanging="361"/>
       </w:pPr>
       <w:r>
-        <w:t xml:space="preserve">Crear un </w:t>
-      </w:r>
-      <w:proofErr w:type="spellStart"/>
-      <w:r>
-        <w:t>endpoint</w:t>
-      </w:r>
-      <w:proofErr w:type="spellEnd"/>
-      <w:r>
-        <w:t xml:space="preserve"> para realizar operaciones CRUD sobre los proveedores. </w:t>
+        <w:t xml:space="preserve">Crear un endpoint para realizar operaciones CRUD sobre los proveedores. </w:t>
       </w:r>
     </w:p>
     <w:p>
@@ -10004,13 +9388,8 @@
         </w:numPr>
         <w:ind w:hanging="361"/>
       </w:pPr>
-      <w:proofErr w:type="gramStart"/>
-      <w:r>
-        <w:t>Asegurar</w:t>
-      </w:r>
-      <w:proofErr w:type="gramEnd"/>
-      <w:r>
-        <w:t xml:space="preserve"> que el stock siempre esté disponible y actualizado en tiempo real. </w:t>
+      <w:r>
+        <w:t xml:space="preserve">Asegurar que el stock siempre esté disponible y actualizado en tiempo real. </w:t>
       </w:r>
     </w:p>
     <w:p>
@@ -10071,15 +9450,7 @@
         <w:ind w:hanging="361"/>
       </w:pPr>
       <w:r>
-        <w:t xml:space="preserve">Crear </w:t>
-      </w:r>
-      <w:proofErr w:type="spellStart"/>
-      <w:r>
-        <w:t>endpoints</w:t>
-      </w:r>
-      <w:proofErr w:type="spellEnd"/>
-      <w:r>
-        <w:t xml:space="preserve"> para registrar operaciones de caja (ingresos/egresos). </w:t>
+        <w:t xml:space="preserve">Crear endpoints para registrar operaciones de caja (ingresos/egresos). </w:t>
       </w:r>
     </w:p>
     <w:p>
@@ -10153,15 +9524,7 @@
         <w:ind w:hanging="361"/>
       </w:pPr>
       <w:r>
-        <w:t xml:space="preserve">Crear un </w:t>
-      </w:r>
-      <w:proofErr w:type="spellStart"/>
-      <w:r>
-        <w:t>endpoint</w:t>
-      </w:r>
-      <w:proofErr w:type="spellEnd"/>
-      <w:r>
-        <w:t xml:space="preserve"> para registrar las transacciones de ventas. </w:t>
+        <w:t xml:space="preserve">Crear un endpoint para registrar las transacciones de ventas. </w:t>
       </w:r>
     </w:p>
     <w:p>
@@ -10172,13 +9535,8 @@
         </w:numPr>
         <w:ind w:hanging="361"/>
       </w:pPr>
-      <w:proofErr w:type="gramStart"/>
-      <w:r>
-        <w:t>Asegurar</w:t>
-      </w:r>
-      <w:proofErr w:type="gramEnd"/>
-      <w:r>
-        <w:t xml:space="preserve"> que los datos de las transacciones se guarden correctamente en la base de datos. </w:t>
+      <w:r>
+        <w:t xml:space="preserve">Asegurar que los datos de las transacciones se guarden correctamente en la base de datos. </w:t>
       </w:r>
     </w:p>
     <w:p>
@@ -11211,6 +10569,7 @@
   <w:style w:type="character" w:default="1" w:styleId="Fuentedeprrafopredeter">
     <w:name w:val="Default Paragraph Font"/>
     <w:uiPriority w:val="1"/>
+    <w:semiHidden/>
     <w:unhideWhenUsed/>
   </w:style>
   <w:style w:type="table" w:default="1" w:styleId="Tablanormal">

--- a/DOCUMENTACIÓN/Historias de Usuario_Tecnicas_Sprints Version V.docx
+++ b/DOCUMENTACIÓN/Historias de Usuario_Tecnicas_Sprints Version V.docx
@@ -8,8 +8,13 @@
       </w:r>
     </w:p>
     <w:p>
-      <w:r>
-        <w:t xml:space="preserve">Product Backlog 12 Sprints </w:t>
+      <w:proofErr w:type="spellStart"/>
+      <w:r>
+        <w:t>Product</w:t>
+      </w:r>
+      <w:proofErr w:type="spellEnd"/>
+      <w:r>
+        <w:t xml:space="preserve"> Backlog 12 Sprints </w:t>
       </w:r>
     </w:p>
     <w:p>
@@ -21,7 +26,21 @@
         <w:rPr>
           <w:b/>
         </w:rPr>
-        <w:t xml:space="preserve">Sprint 1: Configuración del entorno Frontend y Backend + Diseño de la BD </w:t>
+        <w:t xml:space="preserve">Sprint 1: Configuración del entorno </w:t>
+      </w:r>
+      <w:proofErr w:type="spellStart"/>
+      <w:r>
+        <w:rPr>
+          <w:b/>
+        </w:rPr>
+        <w:t>Frontend</w:t>
+      </w:r>
+      <w:proofErr w:type="spellEnd"/>
+      <w:r>
+        <w:rPr>
+          <w:b/>
+        </w:rPr>
+        <w:t xml:space="preserve"> y Backend + Diseño de la BD </w:t>
       </w:r>
     </w:p>
     <w:tbl>
@@ -413,7 +432,21 @@
               <w:rPr>
                 <w:color w:val="124F1A"/>
               </w:rPr>
-              <w:t xml:space="preserve">Instalación y configuración de Django como backend. </w:t>
+              <w:t xml:space="preserve">Instalación y configuración de Django como </w:t>
+            </w:r>
+            <w:proofErr w:type="spellStart"/>
+            <w:r>
+              <w:rPr>
+                <w:color w:val="124F1A"/>
+              </w:rPr>
+              <w:t>backend</w:t>
+            </w:r>
+            <w:proofErr w:type="spellEnd"/>
+            <w:r>
+              <w:rPr>
+                <w:color w:val="124F1A"/>
+              </w:rPr>
+              <w:t xml:space="preserve">. </w:t>
             </w:r>
           </w:p>
         </w:tc>
@@ -601,8 +634,17 @@
           <w:b/>
           <w:bCs/>
         </w:rPr>
-        <w:t>Sprint 2: Creación de interfaces en Figma</w:t>
-      </w:r>
+        <w:t xml:space="preserve">Sprint 2: Creación de interfaces en </w:t>
+      </w:r>
+      <w:proofErr w:type="spellStart"/>
+      <w:r>
+        <w:rPr>
+          <w:b/>
+          <w:bCs/>
+        </w:rPr>
+        <w:t>Figma</w:t>
+      </w:r>
+      <w:proofErr w:type="spellEnd"/>
     </w:p>
     <w:tbl>
       <w:tblPr>
@@ -718,8 +760,13 @@
               <w:ind w:left="0" w:firstLine="0"/>
             </w:pPr>
             <w:r>
-              <w:t>Diseño de la interfaz Login</w:t>
-            </w:r>
+              <w:t xml:space="preserve">Diseño de la interfaz </w:t>
+            </w:r>
+            <w:proofErr w:type="spellStart"/>
+            <w:r>
+              <w:t>Login</w:t>
+            </w:r>
+            <w:proofErr w:type="spellEnd"/>
           </w:p>
         </w:tc>
         <w:tc>
@@ -766,7 +813,15 @@
               <w:cnfStyle w:val="000000100000" w:firstRow="0" w:lastRow="0" w:firstColumn="0" w:lastColumn="0" w:oddVBand="0" w:evenVBand="0" w:oddHBand="1" w:evenHBand="0" w:firstRowFirstColumn="0" w:firstRowLastColumn="0" w:lastRowFirstColumn="0" w:lastRowLastColumn="0"/>
             </w:pPr>
             <w:r>
-              <w:t>Creación del diseño visual de la interfaz de inicio de sesión en Figma.</w:t>
+              <w:t xml:space="preserve">Creación del diseño visual de la interfaz de inicio de sesión en </w:t>
+            </w:r>
+            <w:proofErr w:type="spellStart"/>
+            <w:r>
+              <w:t>Figma</w:t>
+            </w:r>
+            <w:proofErr w:type="spellEnd"/>
+            <w:r>
+              <w:t>.</w:t>
             </w:r>
           </w:p>
         </w:tc>
@@ -878,7 +933,15 @@
               <w:t>es</w:t>
             </w:r>
             <w:r>
-              <w:t xml:space="preserve"> para usuarios en Figma.</w:t>
+              <w:t xml:space="preserve"> para usuarios en </w:t>
+            </w:r>
+            <w:proofErr w:type="spellStart"/>
+            <w:r>
+              <w:t>Figma</w:t>
+            </w:r>
+            <w:proofErr w:type="spellEnd"/>
+            <w:r>
+              <w:t>.</w:t>
             </w:r>
           </w:p>
         </w:tc>
@@ -925,7 +988,21 @@
           <w:b/>
         </w:rPr>
         <w:lastRenderedPageBreak/>
-        <w:t xml:space="preserve">Sprint 2: Desarrollo de la interfaz de login </w:t>
+        <w:t xml:space="preserve">Sprint 2: Desarrollo de la interfaz de </w:t>
+      </w:r>
+      <w:proofErr w:type="spellStart"/>
+      <w:r>
+        <w:rPr>
+          <w:b/>
+        </w:rPr>
+        <w:t>login</w:t>
+      </w:r>
+      <w:proofErr w:type="spellEnd"/>
+      <w:r>
+        <w:rPr>
+          <w:b/>
+        </w:rPr>
+        <w:t xml:space="preserve"> </w:t>
       </w:r>
     </w:p>
     <w:tbl>
@@ -1107,12 +1184,21 @@
               </w:rPr>
               <w:t xml:space="preserve"> interfaz </w:t>
             </w:r>
-            <w:r>
-              <w:rPr>
-                <w:b/>
-                <w:color w:val="124F1A"/>
-              </w:rPr>
-              <w:t xml:space="preserve">login en React </w:t>
+            <w:proofErr w:type="spellStart"/>
+            <w:r>
+              <w:rPr>
+                <w:b/>
+                <w:color w:val="124F1A"/>
+              </w:rPr>
+              <w:t>login</w:t>
+            </w:r>
+            <w:proofErr w:type="spellEnd"/>
+            <w:r>
+              <w:rPr>
+                <w:b/>
+                <w:color w:val="124F1A"/>
+              </w:rPr>
+              <w:t xml:space="preserve"> en React </w:t>
             </w:r>
           </w:p>
         </w:tc>
@@ -1184,7 +1270,21 @@
               <w:rPr>
                 <w:color w:val="124F1A"/>
               </w:rPr>
-              <w:t>Creación de la interfaz de inicio de sesión en el frontend usando React.</w:t>
+              <w:t xml:space="preserve">Creación de la interfaz de inicio de sesión en el </w:t>
+            </w:r>
+            <w:proofErr w:type="spellStart"/>
+            <w:r>
+              <w:rPr>
+                <w:color w:val="124F1A"/>
+              </w:rPr>
+              <w:t>frontend</w:t>
+            </w:r>
+            <w:proofErr w:type="spellEnd"/>
+            <w:r>
+              <w:rPr>
+                <w:color w:val="124F1A"/>
+              </w:rPr>
+              <w:t xml:space="preserve"> usando React.</w:t>
             </w:r>
           </w:p>
         </w:tc>
@@ -1217,8 +1317,30 @@
               <w:rPr>
                 <w:color w:val="124F1A"/>
               </w:rPr>
-              <w:t>visualizar la intefaz login</w:t>
-            </w:r>
+              <w:t xml:space="preserve">visualizar la </w:t>
+            </w:r>
+            <w:proofErr w:type="spellStart"/>
+            <w:r>
+              <w:rPr>
+                <w:color w:val="124F1A"/>
+              </w:rPr>
+              <w:t>intefaz</w:t>
+            </w:r>
+            <w:proofErr w:type="spellEnd"/>
+            <w:r>
+              <w:rPr>
+                <w:color w:val="124F1A"/>
+              </w:rPr>
+              <w:t xml:space="preserve"> </w:t>
+            </w:r>
+            <w:proofErr w:type="spellStart"/>
+            <w:r>
+              <w:rPr>
+                <w:color w:val="124F1A"/>
+              </w:rPr>
+              <w:t>login</w:t>
+            </w:r>
+            <w:proofErr w:type="spellEnd"/>
           </w:p>
           <w:p>
             <w:pPr>
@@ -1232,7 +1354,21 @@
               <w:rPr>
                 <w:color w:val="124F1A"/>
               </w:rPr>
-              <w:t>Abrir la página del login y comprobar que el formulario aparece.</w:t>
+              <w:t xml:space="preserve">Abrir la página del </w:t>
+            </w:r>
+            <w:proofErr w:type="spellStart"/>
+            <w:r>
+              <w:rPr>
+                <w:color w:val="124F1A"/>
+              </w:rPr>
+              <w:t>login</w:t>
+            </w:r>
+            <w:proofErr w:type="spellEnd"/>
+            <w:r>
+              <w:rPr>
+                <w:color w:val="124F1A"/>
+              </w:rPr>
+              <w:t xml:space="preserve"> y comprobar que el formulario aparece.</w:t>
             </w:r>
           </w:p>
         </w:tc>
@@ -1262,7 +1398,39 @@
                 <w:b/>
                 <w:color w:val="124F1A"/>
               </w:rPr>
-              <w:t xml:space="preserve">Conexión frontend con backend </w:t>
+              <w:t xml:space="preserve">Conexión </w:t>
+            </w:r>
+            <w:proofErr w:type="spellStart"/>
+            <w:r>
+              <w:rPr>
+                <w:b/>
+                <w:color w:val="124F1A"/>
+              </w:rPr>
+              <w:t>frontend</w:t>
+            </w:r>
+            <w:proofErr w:type="spellEnd"/>
+            <w:r>
+              <w:rPr>
+                <w:b/>
+                <w:color w:val="124F1A"/>
+              </w:rPr>
+              <w:t xml:space="preserve"> con </w:t>
+            </w:r>
+            <w:proofErr w:type="spellStart"/>
+            <w:r>
+              <w:rPr>
+                <w:b/>
+                <w:color w:val="124F1A"/>
+              </w:rPr>
+              <w:t>backend</w:t>
+            </w:r>
+            <w:proofErr w:type="spellEnd"/>
+            <w:r>
+              <w:rPr>
+                <w:b/>
+                <w:color w:val="124F1A"/>
+              </w:rPr>
+              <w:t xml:space="preserve"> </w:t>
             </w:r>
           </w:p>
         </w:tc>
@@ -1674,7 +1842,21 @@
               <w:rPr>
                 <w:color w:val="124F1A"/>
               </w:rPr>
-              <w:t xml:space="preserve">Verificación de que se pueda agregar, editar y eliminar productos en el frontend. </w:t>
+              <w:t xml:space="preserve">Verificación de que se pueda agregar, editar y eliminar productos en el </w:t>
+            </w:r>
+            <w:proofErr w:type="spellStart"/>
+            <w:r>
+              <w:rPr>
+                <w:color w:val="124F1A"/>
+              </w:rPr>
+              <w:t>frontend</w:t>
+            </w:r>
+            <w:proofErr w:type="spellEnd"/>
+            <w:r>
+              <w:rPr>
+                <w:color w:val="124F1A"/>
+              </w:rPr>
+              <w:t xml:space="preserve">. </w:t>
             </w:r>
           </w:p>
         </w:tc>
@@ -1773,7 +1955,35 @@
               <w:rPr>
                 <w:color w:val="124F1A"/>
               </w:rPr>
-              <w:t xml:space="preserve">Desarrollo de endpoints RESTful en Django para manejar las operaciones CRUD de productos. </w:t>
+              <w:t xml:space="preserve">Desarrollo de </w:t>
+            </w:r>
+            <w:proofErr w:type="spellStart"/>
+            <w:r>
+              <w:rPr>
+                <w:color w:val="124F1A"/>
+              </w:rPr>
+              <w:t>endpoints</w:t>
+            </w:r>
+            <w:proofErr w:type="spellEnd"/>
+            <w:r>
+              <w:rPr>
+                <w:color w:val="124F1A"/>
+              </w:rPr>
+              <w:t xml:space="preserve"> </w:t>
+            </w:r>
+            <w:proofErr w:type="spellStart"/>
+            <w:r>
+              <w:rPr>
+                <w:color w:val="124F1A"/>
+              </w:rPr>
+              <w:t>RESTful</w:t>
+            </w:r>
+            <w:proofErr w:type="spellEnd"/>
+            <w:r>
+              <w:rPr>
+                <w:color w:val="124F1A"/>
+              </w:rPr>
+              <w:t xml:space="preserve"> en Django para manejar las operaciones CRUD de productos. </w:t>
             </w:r>
           </w:p>
         </w:tc>
@@ -1808,7 +2018,21 @@
               <w:rPr>
                 <w:color w:val="124F1A"/>
               </w:rPr>
-              <w:t xml:space="preserve">actualizar, eliminar) funcionen correctamente en el backend. </w:t>
+              <w:t xml:space="preserve">actualizar, eliminar) funcionen correctamente en el </w:t>
+            </w:r>
+            <w:proofErr w:type="spellStart"/>
+            <w:r>
+              <w:rPr>
+                <w:color w:val="124F1A"/>
+              </w:rPr>
+              <w:t>backend</w:t>
+            </w:r>
+            <w:proofErr w:type="spellEnd"/>
+            <w:r>
+              <w:rPr>
+                <w:color w:val="124F1A"/>
+              </w:rPr>
+              <w:t xml:space="preserve">. </w:t>
             </w:r>
           </w:p>
         </w:tc>
@@ -1839,7 +2063,39 @@
                 <w:color w:val="124F1A"/>
               </w:rPr>
               <w:lastRenderedPageBreak/>
-              <w:t xml:space="preserve">Conexión frontend con backend para CRUD de productos </w:t>
+              <w:t xml:space="preserve">Conexión </w:t>
+            </w:r>
+            <w:proofErr w:type="spellStart"/>
+            <w:r>
+              <w:rPr>
+                <w:b/>
+                <w:color w:val="124F1A"/>
+              </w:rPr>
+              <w:t>frontend</w:t>
+            </w:r>
+            <w:proofErr w:type="spellEnd"/>
+            <w:r>
+              <w:rPr>
+                <w:b/>
+                <w:color w:val="124F1A"/>
+              </w:rPr>
+              <w:t xml:space="preserve"> con </w:t>
+            </w:r>
+            <w:proofErr w:type="spellStart"/>
+            <w:r>
+              <w:rPr>
+                <w:b/>
+                <w:color w:val="124F1A"/>
+              </w:rPr>
+              <w:t>backend</w:t>
+            </w:r>
+            <w:proofErr w:type="spellEnd"/>
+            <w:r>
+              <w:rPr>
+                <w:b/>
+                <w:color w:val="124F1A"/>
+              </w:rPr>
+              <w:t xml:space="preserve"> para CRUD de productos </w:t>
             </w:r>
           </w:p>
         </w:tc>
@@ -1959,7 +2215,35 @@
               <w:rPr>
                 <w:color w:val="124F1A"/>
               </w:rPr>
-              <w:t xml:space="preserve">Verificación de que las operaciones CRUD funcionen correctamente entre el frontend y backend. </w:t>
+              <w:t xml:space="preserve">Verificación de que las operaciones CRUD funcionen correctamente entre el </w:t>
+            </w:r>
+            <w:proofErr w:type="spellStart"/>
+            <w:r>
+              <w:rPr>
+                <w:color w:val="124F1A"/>
+              </w:rPr>
+              <w:t>frontend</w:t>
+            </w:r>
+            <w:proofErr w:type="spellEnd"/>
+            <w:r>
+              <w:rPr>
+                <w:color w:val="124F1A"/>
+              </w:rPr>
+              <w:t xml:space="preserve"> y </w:t>
+            </w:r>
+            <w:proofErr w:type="spellStart"/>
+            <w:r>
+              <w:rPr>
+                <w:color w:val="124F1A"/>
+              </w:rPr>
+              <w:t>backend</w:t>
+            </w:r>
+            <w:proofErr w:type="spellEnd"/>
+            <w:r>
+              <w:rPr>
+                <w:color w:val="124F1A"/>
+              </w:rPr>
+              <w:t xml:space="preserve">. </w:t>
             </w:r>
           </w:p>
         </w:tc>
@@ -2375,7 +2659,21 @@
               <w:rPr>
                 <w:color w:val="124F1A"/>
               </w:rPr>
-              <w:t xml:space="preserve">Desarrollo de endpoints para registrar ventas y actualizar inventario en Django. </w:t>
+              <w:t xml:space="preserve">Desarrollo de </w:t>
+            </w:r>
+            <w:proofErr w:type="spellStart"/>
+            <w:r>
+              <w:rPr>
+                <w:color w:val="124F1A"/>
+              </w:rPr>
+              <w:t>endpoints</w:t>
+            </w:r>
+            <w:proofErr w:type="spellEnd"/>
+            <w:r>
+              <w:rPr>
+                <w:color w:val="124F1A"/>
+              </w:rPr>
+              <w:t xml:space="preserve"> para registrar ventas y actualizar inventario en Django. </w:t>
             </w:r>
           </w:p>
         </w:tc>
@@ -3220,7 +3518,21 @@
               <w:rPr>
                 <w:color w:val="124F1A"/>
               </w:rPr>
-              <w:t xml:space="preserve">Creación de un endpoint en Django para exponer las predicciones de demanda. </w:t>
+              <w:t xml:space="preserve">Creación de un </w:t>
+            </w:r>
+            <w:proofErr w:type="spellStart"/>
+            <w:r>
+              <w:rPr>
+                <w:color w:val="124F1A"/>
+              </w:rPr>
+              <w:t>endpoint</w:t>
+            </w:r>
+            <w:proofErr w:type="spellEnd"/>
+            <w:r>
+              <w:rPr>
+                <w:color w:val="124F1A"/>
+              </w:rPr>
+              <w:t xml:space="preserve"> en Django para exponer las predicciones de demanda. </w:t>
             </w:r>
           </w:p>
         </w:tc>
@@ -3562,7 +3874,21 @@
               <w:rPr>
                 <w:color w:val="124F1A"/>
               </w:rPr>
-              <w:t xml:space="preserve">Verificación de que se puede agregar, editar y eliminar proveedores desde el frontend. </w:t>
+              <w:t xml:space="preserve">Verificación de que se puede agregar, editar y eliminar proveedores desde el </w:t>
+            </w:r>
+            <w:proofErr w:type="spellStart"/>
+            <w:r>
+              <w:rPr>
+                <w:color w:val="124F1A"/>
+              </w:rPr>
+              <w:t>frontend</w:t>
+            </w:r>
+            <w:proofErr w:type="spellEnd"/>
+            <w:r>
+              <w:rPr>
+                <w:color w:val="124F1A"/>
+              </w:rPr>
+              <w:t xml:space="preserve">. </w:t>
             </w:r>
           </w:p>
         </w:tc>
@@ -3674,7 +4000,35 @@
               <w:rPr>
                 <w:color w:val="124F1A"/>
               </w:rPr>
-              <w:t xml:space="preserve">Desarrollo de endpoints RESTful en Django para gestionar proveedores. </w:t>
+              <w:t xml:space="preserve">Desarrollo de </w:t>
+            </w:r>
+            <w:proofErr w:type="spellStart"/>
+            <w:r>
+              <w:rPr>
+                <w:color w:val="124F1A"/>
+              </w:rPr>
+              <w:t>endpoints</w:t>
+            </w:r>
+            <w:proofErr w:type="spellEnd"/>
+            <w:r>
+              <w:rPr>
+                <w:color w:val="124F1A"/>
+              </w:rPr>
+              <w:t xml:space="preserve"> </w:t>
+            </w:r>
+            <w:proofErr w:type="spellStart"/>
+            <w:r>
+              <w:rPr>
+                <w:color w:val="124F1A"/>
+              </w:rPr>
+              <w:t>RESTful</w:t>
+            </w:r>
+            <w:proofErr w:type="spellEnd"/>
+            <w:r>
+              <w:rPr>
+                <w:color w:val="124F1A"/>
+              </w:rPr>
+              <w:t xml:space="preserve"> en Django para gestionar proveedores. </w:t>
             </w:r>
           </w:p>
         </w:tc>
@@ -3728,7 +4082,39 @@
                 <w:color w:val="124F1A"/>
               </w:rPr>
               <w:lastRenderedPageBreak/>
-              <w:t xml:space="preserve">Conexión frontend con backend para proveedores </w:t>
+              <w:t xml:space="preserve">Conexión </w:t>
+            </w:r>
+            <w:proofErr w:type="spellStart"/>
+            <w:r>
+              <w:rPr>
+                <w:b/>
+                <w:color w:val="124F1A"/>
+              </w:rPr>
+              <w:t>frontend</w:t>
+            </w:r>
+            <w:proofErr w:type="spellEnd"/>
+            <w:r>
+              <w:rPr>
+                <w:b/>
+                <w:color w:val="124F1A"/>
+              </w:rPr>
+              <w:t xml:space="preserve"> con </w:t>
+            </w:r>
+            <w:proofErr w:type="spellStart"/>
+            <w:r>
+              <w:rPr>
+                <w:b/>
+                <w:color w:val="124F1A"/>
+              </w:rPr>
+              <w:t>backend</w:t>
+            </w:r>
+            <w:proofErr w:type="spellEnd"/>
+            <w:r>
+              <w:rPr>
+                <w:b/>
+                <w:color w:val="124F1A"/>
+              </w:rPr>
+              <w:t xml:space="preserve"> para proveedores </w:t>
             </w:r>
           </w:p>
         </w:tc>
@@ -3848,7 +4234,35 @@
               <w:rPr>
                 <w:color w:val="124F1A"/>
               </w:rPr>
-              <w:t xml:space="preserve">Verificación de que las operaciones CRUD de proveedores funcionen correctamente entre frontend y backend. </w:t>
+              <w:t xml:space="preserve">Verificación de que las operaciones CRUD de proveedores funcionen correctamente entre </w:t>
+            </w:r>
+            <w:proofErr w:type="spellStart"/>
+            <w:r>
+              <w:rPr>
+                <w:color w:val="124F1A"/>
+              </w:rPr>
+              <w:t>frontend</w:t>
+            </w:r>
+            <w:proofErr w:type="spellEnd"/>
+            <w:r>
+              <w:rPr>
+                <w:color w:val="124F1A"/>
+              </w:rPr>
+              <w:t xml:space="preserve"> y </w:t>
+            </w:r>
+            <w:proofErr w:type="spellStart"/>
+            <w:r>
+              <w:rPr>
+                <w:color w:val="124F1A"/>
+              </w:rPr>
+              <w:t>backend</w:t>
+            </w:r>
+            <w:proofErr w:type="spellEnd"/>
+            <w:r>
+              <w:rPr>
+                <w:color w:val="124F1A"/>
+              </w:rPr>
+              <w:t xml:space="preserve">. </w:t>
             </w:r>
           </w:p>
         </w:tc>
@@ -4329,7 +4743,39 @@
                 <w:b/>
                 <w:color w:val="124F1A"/>
               </w:rPr>
-              <w:t xml:space="preserve">Conexión frontend con backend para la caja </w:t>
+              <w:t xml:space="preserve">Conexión </w:t>
+            </w:r>
+            <w:proofErr w:type="spellStart"/>
+            <w:r>
+              <w:rPr>
+                <w:b/>
+                <w:color w:val="124F1A"/>
+              </w:rPr>
+              <w:t>frontend</w:t>
+            </w:r>
+            <w:proofErr w:type="spellEnd"/>
+            <w:r>
+              <w:rPr>
+                <w:b/>
+                <w:color w:val="124F1A"/>
+              </w:rPr>
+              <w:t xml:space="preserve"> con </w:t>
+            </w:r>
+            <w:proofErr w:type="spellStart"/>
+            <w:r>
+              <w:rPr>
+                <w:b/>
+                <w:color w:val="124F1A"/>
+              </w:rPr>
+              <w:t>backend</w:t>
+            </w:r>
+            <w:proofErr w:type="spellEnd"/>
+            <w:r>
+              <w:rPr>
+                <w:b/>
+                <w:color w:val="124F1A"/>
+              </w:rPr>
+              <w:t xml:space="preserve"> para la caja </w:t>
             </w:r>
           </w:p>
         </w:tc>
@@ -4438,7 +4884,21 @@
               <w:rPr>
                 <w:color w:val="124F1A"/>
               </w:rPr>
-              <w:t xml:space="preserve">Verificación de que las transacciones de caja se registren correctamente en el backend. </w:t>
+              <w:t xml:space="preserve">Verificación de que las transacciones de caja se registren correctamente en el </w:t>
+            </w:r>
+            <w:proofErr w:type="spellStart"/>
+            <w:r>
+              <w:rPr>
+                <w:color w:val="124F1A"/>
+              </w:rPr>
+              <w:t>backend</w:t>
+            </w:r>
+            <w:proofErr w:type="spellEnd"/>
+            <w:r>
+              <w:rPr>
+                <w:color w:val="124F1A"/>
+              </w:rPr>
+              <w:t xml:space="preserve">. </w:t>
             </w:r>
           </w:p>
         </w:tc>
@@ -4856,7 +5316,21 @@
               <w:rPr>
                 <w:color w:val="124F1A"/>
               </w:rPr>
-              <w:t xml:space="preserve">Desarrollo de endpoints para registrar las </w:t>
+              <w:t xml:space="preserve">Desarrollo de </w:t>
+            </w:r>
+            <w:proofErr w:type="spellStart"/>
+            <w:r>
+              <w:rPr>
+                <w:color w:val="124F1A"/>
+              </w:rPr>
+              <w:t>endpoints</w:t>
+            </w:r>
+            <w:proofErr w:type="spellEnd"/>
+            <w:r>
+              <w:rPr>
+                <w:color w:val="124F1A"/>
+              </w:rPr>
+              <w:t xml:space="preserve"> para registrar las </w:t>
             </w:r>
           </w:p>
         </w:tc>
@@ -5420,7 +5894,21 @@
               <w:rPr>
                 <w:color w:val="124F1A"/>
               </w:rPr>
-              <w:t xml:space="preserve">Crear funcionalidad para generar reportes de ventas en el frontend. </w:t>
+              <w:t xml:space="preserve">Crear funcionalidad para generar reportes de ventas en el </w:t>
+            </w:r>
+            <w:proofErr w:type="spellStart"/>
+            <w:r>
+              <w:rPr>
+                <w:color w:val="124F1A"/>
+              </w:rPr>
+              <w:t>frontend</w:t>
+            </w:r>
+            <w:proofErr w:type="spellEnd"/>
+            <w:r>
+              <w:rPr>
+                <w:color w:val="124F1A"/>
+              </w:rPr>
+              <w:t xml:space="preserve">. </w:t>
             </w:r>
           </w:p>
         </w:tc>
@@ -5556,7 +6044,21 @@
               <w:rPr>
                 <w:color w:val="124F1A"/>
               </w:rPr>
-              <w:t xml:space="preserve">Crear endpoints para generar reportes de ventas desde Django. </w:t>
+              <w:t xml:space="preserve">Crear </w:t>
+            </w:r>
+            <w:proofErr w:type="spellStart"/>
+            <w:r>
+              <w:rPr>
+                <w:color w:val="124F1A"/>
+              </w:rPr>
+              <w:t>endpoints</w:t>
+            </w:r>
+            <w:proofErr w:type="spellEnd"/>
+            <w:r>
+              <w:rPr>
+                <w:color w:val="124F1A"/>
+              </w:rPr>
+              <w:t xml:space="preserve"> para generar reportes de ventas desde Django. </w:t>
             </w:r>
           </w:p>
         </w:tc>
@@ -6120,7 +6622,21 @@
               <w:rPr>
                 <w:color w:val="124F1A"/>
               </w:rPr>
-              <w:t xml:space="preserve">Crear endpoint para actualizar los precios de los productos en la base de datos. </w:t>
+              <w:t xml:space="preserve">Crear </w:t>
+            </w:r>
+            <w:proofErr w:type="spellStart"/>
+            <w:r>
+              <w:rPr>
+                <w:color w:val="124F1A"/>
+              </w:rPr>
+              <w:t>endpoint</w:t>
+            </w:r>
+            <w:proofErr w:type="spellEnd"/>
+            <w:r>
+              <w:rPr>
+                <w:color w:val="124F1A"/>
+              </w:rPr>
+              <w:t xml:space="preserve"> para actualizar los precios de los productos en la base de datos. </w:t>
             </w:r>
           </w:p>
         </w:tc>
@@ -6174,7 +6690,39 @@
                 <w:b/>
                 <w:color w:val="124F1A"/>
               </w:rPr>
-              <w:t xml:space="preserve">Conexión entre el frontend y backend para actualizar precios </w:t>
+              <w:t xml:space="preserve">Conexión entre el </w:t>
+            </w:r>
+            <w:proofErr w:type="spellStart"/>
+            <w:r>
+              <w:rPr>
+                <w:b/>
+                <w:color w:val="124F1A"/>
+              </w:rPr>
+              <w:t>frontend</w:t>
+            </w:r>
+            <w:proofErr w:type="spellEnd"/>
+            <w:r>
+              <w:rPr>
+                <w:b/>
+                <w:color w:val="124F1A"/>
+              </w:rPr>
+              <w:t xml:space="preserve"> y </w:t>
+            </w:r>
+            <w:proofErr w:type="spellStart"/>
+            <w:r>
+              <w:rPr>
+                <w:b/>
+                <w:color w:val="124F1A"/>
+              </w:rPr>
+              <w:t>backend</w:t>
+            </w:r>
+            <w:proofErr w:type="spellEnd"/>
+            <w:r>
+              <w:rPr>
+                <w:b/>
+                <w:color w:val="124F1A"/>
+              </w:rPr>
+              <w:t xml:space="preserve"> para actualizar precios </w:t>
             </w:r>
           </w:p>
         </w:tc>
@@ -6828,7 +7376,39 @@
                 <w:b/>
                 <w:color w:val="124F1A"/>
               </w:rPr>
-              <w:t xml:space="preserve">Integración frontend y backend para la gestión de stock </w:t>
+              <w:t xml:space="preserve">Integración </w:t>
+            </w:r>
+            <w:proofErr w:type="spellStart"/>
+            <w:r>
+              <w:rPr>
+                <w:b/>
+                <w:color w:val="124F1A"/>
+              </w:rPr>
+              <w:t>frontend</w:t>
+            </w:r>
+            <w:proofErr w:type="spellEnd"/>
+            <w:r>
+              <w:rPr>
+                <w:b/>
+                <w:color w:val="124F1A"/>
+              </w:rPr>
+              <w:t xml:space="preserve"> y </w:t>
+            </w:r>
+            <w:proofErr w:type="spellStart"/>
+            <w:r>
+              <w:rPr>
+                <w:b/>
+                <w:color w:val="124F1A"/>
+              </w:rPr>
+              <w:t>backend</w:t>
+            </w:r>
+            <w:proofErr w:type="spellEnd"/>
+            <w:r>
+              <w:rPr>
+                <w:b/>
+                <w:color w:val="124F1A"/>
+              </w:rPr>
+              <w:t xml:space="preserve"> para la gestión de stock </w:t>
             </w:r>
           </w:p>
         </w:tc>
@@ -7555,7 +8135,23 @@
         </w:numPr>
       </w:pPr>
       <w:r>
-        <w:t>Quiero poder configurar el entorno de desarrollo para el frontend y el backend,</w:t>
+        <w:t xml:space="preserve">Quiero poder configurar el entorno de desarrollo para el </w:t>
+      </w:r>
+      <w:proofErr w:type="spellStart"/>
+      <w:r>
+        <w:t>frontend</w:t>
+      </w:r>
+      <w:proofErr w:type="spellEnd"/>
+      <w:r>
+        <w:t xml:space="preserve"> y el </w:t>
+      </w:r>
+      <w:proofErr w:type="spellStart"/>
+      <w:r>
+        <w:t>backend</w:t>
+      </w:r>
+      <w:proofErr w:type="spellEnd"/>
+      <w:r>
+        <w:t>,</w:t>
       </w:r>
     </w:p>
     <w:p>
@@ -7621,7 +8217,15 @@
         </w:numPr>
       </w:pPr>
       <w:r>
-        <w:t>Quiero visualizar diseños claros en Figma,</w:t>
+        <w:t xml:space="preserve">Quiero visualizar diseños claros en </w:t>
+      </w:r>
+      <w:proofErr w:type="spellStart"/>
+      <w:r>
+        <w:t>Figma</w:t>
+      </w:r>
+      <w:proofErr w:type="spellEnd"/>
+      <w:r>
+        <w:t>,</w:t>
       </w:r>
     </w:p>
     <w:p>
@@ -7647,7 +8251,15 @@
         </w:numPr>
       </w:pPr>
       <w:r>
-        <w:t>El diseño del login incluye campos como nombre de usuario y contraseña.</w:t>
+        <w:t xml:space="preserve">El diseño del </w:t>
+      </w:r>
+      <w:proofErr w:type="spellStart"/>
+      <w:r>
+        <w:t>login</w:t>
+      </w:r>
+      <w:proofErr w:type="spellEnd"/>
+      <w:r>
+        <w:t xml:space="preserve"> incluye campos como nombre de usuario y contraseña.</w:t>
       </w:r>
     </w:p>
     <w:p>
@@ -8689,12 +9301,28 @@
       <w:r>
         <w:t xml:space="preserve">: Como desarrollador, debo crear los </w:t>
       </w:r>
-      <w:r>
-        <w:rPr>
-          <w:b/>
-        </w:rPr>
-        <w:t>endpoints RESTful</w:t>
-      </w:r>
+      <w:proofErr w:type="spellStart"/>
+      <w:r>
+        <w:rPr>
+          <w:b/>
+        </w:rPr>
+        <w:t>endpoints</w:t>
+      </w:r>
+      <w:proofErr w:type="spellEnd"/>
+      <w:r>
+        <w:rPr>
+          <w:b/>
+        </w:rPr>
+        <w:t xml:space="preserve"> </w:t>
+      </w:r>
+      <w:proofErr w:type="spellStart"/>
+      <w:r>
+        <w:rPr>
+          <w:b/>
+        </w:rPr>
+        <w:t>RESTful</w:t>
+      </w:r>
+      <w:proofErr w:type="spellEnd"/>
       <w:r>
         <w:t xml:space="preserve"> para registrar productos en el inventario y asegurarme de que los datos se almacenen correctamente en la base de datos. </w:t>
       </w:r>
@@ -8717,7 +9345,15 @@
         <w:ind w:hanging="361"/>
       </w:pPr>
       <w:r>
-        <w:t xml:space="preserve">Crear un endpoint en Django para manejar el registro de productos. </w:t>
+        <w:t xml:space="preserve">Crear un </w:t>
+      </w:r>
+      <w:proofErr w:type="spellStart"/>
+      <w:r>
+        <w:t>endpoint</w:t>
+      </w:r>
+      <w:proofErr w:type="spellEnd"/>
+      <w:r>
+        <w:t xml:space="preserve"> en Django para manejar el registro de productos. </w:t>
       </w:r>
     </w:p>
     <w:p>
@@ -8796,7 +9432,23 @@
         <w:ind w:hanging="361"/>
       </w:pPr>
       <w:r>
-        <w:t xml:space="preserve">Crear endpoints para el login y registro de usuarios utilizando Django REST Framework. </w:t>
+        <w:t xml:space="preserve">Crear </w:t>
+      </w:r>
+      <w:proofErr w:type="spellStart"/>
+      <w:r>
+        <w:t>endpoints</w:t>
+      </w:r>
+      <w:proofErr w:type="spellEnd"/>
+      <w:r>
+        <w:t xml:space="preserve"> para el </w:t>
+      </w:r>
+      <w:proofErr w:type="spellStart"/>
+      <w:r>
+        <w:t>login</w:t>
+      </w:r>
+      <w:proofErr w:type="spellEnd"/>
+      <w:r>
+        <w:t xml:space="preserve"> y registro de usuarios utilizando Django REST Framework. </w:t>
       </w:r>
     </w:p>
     <w:p>
@@ -8870,7 +9522,23 @@
         <w:ind w:hanging="361"/>
       </w:pPr>
       <w:r>
-        <w:t xml:space="preserve">Crear endpoints RESTful para realizar las operaciones CRUD de productos. </w:t>
+        <w:t xml:space="preserve">Crear </w:t>
+      </w:r>
+      <w:proofErr w:type="spellStart"/>
+      <w:r>
+        <w:t>endpoints</w:t>
+      </w:r>
+      <w:proofErr w:type="spellEnd"/>
+      <w:r>
+        <w:t xml:space="preserve"> </w:t>
+      </w:r>
+      <w:proofErr w:type="spellStart"/>
+      <w:r>
+        <w:t>RESTful</w:t>
+      </w:r>
+      <w:proofErr w:type="spellEnd"/>
+      <w:r>
+        <w:t xml:space="preserve"> para realizar las operaciones CRUD de productos. </w:t>
       </w:r>
     </w:p>
     <w:p>
@@ -8945,7 +9613,15 @@
         <w:ind w:hanging="361"/>
       </w:pPr>
       <w:r>
-        <w:t xml:space="preserve">Crear un endpoint para registrar las ventas. </w:t>
+        <w:t xml:space="preserve">Crear un </w:t>
+      </w:r>
+      <w:proofErr w:type="spellStart"/>
+      <w:r>
+        <w:t>endpoint</w:t>
+      </w:r>
+      <w:proofErr w:type="spellEnd"/>
+      <w:r>
+        <w:t xml:space="preserve"> para registrar las ventas. </w:t>
       </w:r>
     </w:p>
     <w:p>
@@ -9064,7 +9740,15 @@
         <w:ind w:hanging="361"/>
       </w:pPr>
       <w:r>
-        <w:t xml:space="preserve">El modelo debe ser accesible a través de un endpoint API REST. </w:t>
+        <w:t xml:space="preserve">El modelo debe ser accesible a través de un </w:t>
+      </w:r>
+      <w:proofErr w:type="spellStart"/>
+      <w:r>
+        <w:t>endpoint</w:t>
+      </w:r>
+      <w:proofErr w:type="spellEnd"/>
+      <w:r>
+        <w:t xml:space="preserve"> API REST. </w:t>
       </w:r>
     </w:p>
     <w:p>
@@ -9143,7 +9827,15 @@
         <w:ind w:hanging="361"/>
       </w:pPr>
       <w:r>
-        <w:t xml:space="preserve">Crear un endpoint para generar reportes de ventas. </w:t>
+        <w:t xml:space="preserve">Crear un </w:t>
+      </w:r>
+      <w:proofErr w:type="spellStart"/>
+      <w:r>
+        <w:t>endpoint</w:t>
+      </w:r>
+      <w:proofErr w:type="spellEnd"/>
+      <w:r>
+        <w:t xml:space="preserve"> para generar reportes de ventas. </w:t>
       </w:r>
     </w:p>
     <w:p>
@@ -9223,7 +9915,15 @@
         <w:ind w:hanging="361"/>
       </w:pPr>
       <w:r>
-        <w:t xml:space="preserve">Crear un endpoint para actualizar precios. </w:t>
+        <w:t xml:space="preserve">Crear un </w:t>
+      </w:r>
+      <w:proofErr w:type="spellStart"/>
+      <w:r>
+        <w:t>endpoint</w:t>
+      </w:r>
+      <w:proofErr w:type="spellEnd"/>
+      <w:r>
+        <w:t xml:space="preserve"> para actualizar precios. </w:t>
       </w:r>
     </w:p>
     <w:p>
@@ -9298,7 +9998,15 @@
         <w:ind w:hanging="361"/>
       </w:pPr>
       <w:r>
-        <w:t xml:space="preserve">Crear un endpoint para realizar operaciones CRUD sobre los proveedores. </w:t>
+        <w:t xml:space="preserve">Crear un </w:t>
+      </w:r>
+      <w:proofErr w:type="spellStart"/>
+      <w:r>
+        <w:t>endpoint</w:t>
+      </w:r>
+      <w:proofErr w:type="spellEnd"/>
+      <w:r>
+        <w:t xml:space="preserve"> para realizar operaciones CRUD sobre los proveedores. </w:t>
       </w:r>
     </w:p>
     <w:p>
@@ -9450,7 +10158,15 @@
         <w:ind w:hanging="361"/>
       </w:pPr>
       <w:r>
-        <w:t xml:space="preserve">Crear endpoints para registrar operaciones de caja (ingresos/egresos). </w:t>
+        <w:t xml:space="preserve">Crear </w:t>
+      </w:r>
+      <w:proofErr w:type="spellStart"/>
+      <w:r>
+        <w:t>endpoints</w:t>
+      </w:r>
+      <w:proofErr w:type="spellEnd"/>
+      <w:r>
+        <w:t xml:space="preserve"> para registrar operaciones de caja (ingresos/egresos). </w:t>
       </w:r>
     </w:p>
     <w:p>
@@ -9524,7 +10240,15 @@
         <w:ind w:hanging="361"/>
       </w:pPr>
       <w:r>
-        <w:t xml:space="preserve">Crear un endpoint para registrar las transacciones de ventas. </w:t>
+        <w:t xml:space="preserve">Crear un </w:t>
+      </w:r>
+      <w:proofErr w:type="spellStart"/>
+      <w:r>
+        <w:t>endpoint</w:t>
+      </w:r>
+      <w:proofErr w:type="spellEnd"/>
+      <w:r>
+        <w:t xml:space="preserve"> para registrar las transacciones de ventas. </w:t>
       </w:r>
     </w:p>
     <w:p>

--- a/DOCUMENTACIÓN/Historias de Usuario_Tecnicas_Sprints Version V.docx
+++ b/DOCUMENTACIÓN/Historias de Usuario_Tecnicas_Sprints Version V.docx
@@ -1,6 +1,6 @@
 
 <file path=word/document.xml><?xml version="1.0" encoding="utf-8"?>
-<w:document xmlns:wpc="http://schemas.microsoft.com/office/word/2010/wordprocessingCanvas" xmlns:cx="http://schemas.microsoft.com/office/drawing/2014/chartex" xmlns:cx1="http://schemas.microsoft.com/office/drawing/2015/9/8/chartex" xmlns:cx2="http://schemas.microsoft.com/office/drawing/2015/10/21/chartex" xmlns:cx3="http://schemas.microsoft.com/office/drawing/2016/5/9/chartex" xmlns:cx4="http://schemas.microsoft.com/office/drawing/2016/5/10/chartex" xmlns:cx5="http://schemas.microsoft.com/office/drawing/2016/5/11/chartex" xmlns:cx6="http://schemas.microsoft.com/office/drawing/2016/5/12/chartex" xmlns:cx7="http://schemas.microsoft.com/office/drawing/2016/5/13/chartex" xmlns:cx8="http://schemas.microsoft.com/office/drawing/2016/5/14/chartex" xmlns:mc="http://schemas.openxmlformats.org/markup-compatibility/2006" xmlns:aink="http://schemas.microsoft.com/office/drawing/2016/ink" xmlns:am3d="http://schemas.microsoft.com/office/drawing/2017/model3d" xmlns:o="urn:schemas-microsoft-com:office:office" xmlns:oel="http://schemas.microsoft.com/office/2019/extlst" xmlns:r="http://schemas.openxmlformats.org/officeDocument/2006/relationships" xmlns:m="http://schemas.openxmlformats.org/officeDocument/2006/math" xmlns:v="urn:schemas-microsoft-com:vml" xmlns:wp14="http://schemas.microsoft.com/office/word/2010/wordprocessingDrawing" xmlns:wp="http://schemas.openxmlformats.org/drawingml/2006/wordprocessingDrawing" xmlns:w10="urn:schemas-microsoft-com:office:word" xmlns:w="http://schemas.openxmlformats.org/wordprocessingml/2006/main" xmlns:w14="http://schemas.microsoft.com/office/word/2010/wordml" xmlns:w15="http://schemas.microsoft.com/office/word/2012/wordml" xmlns:w16cex="http://schemas.microsoft.com/office/word/2018/wordml/cex" xmlns:w16cid="http://schemas.microsoft.com/office/word/2016/wordml/cid" xmlns:w16="http://schemas.microsoft.com/office/word/2018/wordml" xmlns:w16du="http://schemas.microsoft.com/office/word/2023/wordml/word16du" xmlns:w16sdtdh="http://schemas.microsoft.com/office/word/2020/wordml/sdtdatahash" xmlns:w16se="http://schemas.microsoft.com/office/word/2015/wordml/symex" xmlns:wpg="http://schemas.microsoft.com/office/word/2010/wordprocessingGroup" xmlns:wpi="http://schemas.microsoft.com/office/word/2010/wordprocessingInk" xmlns:wne="http://schemas.microsoft.com/office/word/2006/wordml" xmlns:wps="http://schemas.microsoft.com/office/word/2010/wordprocessingShape" mc:Ignorable="w14 w15 w16se w16cid w16 w16cex w16sdtdh w16du wp14">
+<w:document xmlns:wpc="http://schemas.microsoft.com/office/word/2010/wordprocessingCanvas" xmlns:cx="http://schemas.microsoft.com/office/drawing/2014/chartex" xmlns:cx1="http://schemas.microsoft.com/office/drawing/2015/9/8/chartex" xmlns:cx2="http://schemas.microsoft.com/office/drawing/2015/10/21/chartex" xmlns:cx3="http://schemas.microsoft.com/office/drawing/2016/5/9/chartex" xmlns:cx4="http://schemas.microsoft.com/office/drawing/2016/5/10/chartex" xmlns:cx5="http://schemas.microsoft.com/office/drawing/2016/5/11/chartex" xmlns:cx6="http://schemas.microsoft.com/office/drawing/2016/5/12/chartex" xmlns:cx7="http://schemas.microsoft.com/office/drawing/2016/5/13/chartex" xmlns:cx8="http://schemas.microsoft.com/office/drawing/2016/5/14/chartex" xmlns:mc="http://schemas.openxmlformats.org/markup-compatibility/2006" xmlns:aink="http://schemas.microsoft.com/office/drawing/2016/ink" xmlns:am3d="http://schemas.microsoft.com/office/drawing/2017/model3d" xmlns:o="urn:schemas-microsoft-com:office:office" xmlns:oel="http://schemas.microsoft.com/office/2019/extlst" xmlns:r="http://schemas.openxmlformats.org/officeDocument/2006/relationships" xmlns:m="http://schemas.openxmlformats.org/officeDocument/2006/math" xmlns:v="urn:schemas-microsoft-com:vml" xmlns:wp14="http://schemas.microsoft.com/office/word/2010/wordprocessingDrawing" xmlns:wp="http://schemas.openxmlformats.org/drawingml/2006/wordprocessingDrawing" xmlns:w10="urn:schemas-microsoft-com:office:word" xmlns:w="http://schemas.openxmlformats.org/wordprocessingml/2006/main" xmlns:w14="http://schemas.microsoft.com/office/word/2010/wordml" xmlns:w15="http://schemas.microsoft.com/office/word/2012/wordml" xmlns:w16cex="http://schemas.microsoft.com/office/word/2018/wordml/cex" xmlns:w16cid="http://schemas.microsoft.com/office/word/2016/wordml/cid" xmlns:w16="http://schemas.microsoft.com/office/word/2018/wordml" xmlns:w16du="http://schemas.microsoft.com/office/word/2023/wordml/word16du" xmlns:w16sdtdh="http://schemas.microsoft.com/office/word/2020/wordml/sdtdatahash" xmlns:w16sdtfl="http://schemas.microsoft.com/office/word/2024/wordml/sdtformatlock" xmlns:w16se="http://schemas.microsoft.com/office/word/2015/wordml/symex" xmlns:wpg="http://schemas.microsoft.com/office/word/2010/wordprocessingGroup" xmlns:wpi="http://schemas.microsoft.com/office/word/2010/wordprocessingInk" xmlns:wne="http://schemas.microsoft.com/office/word/2006/wordml" xmlns:wps="http://schemas.microsoft.com/office/word/2010/wordprocessingShape" mc:Ignorable="w14 w15 w16se w16cid w16 w16cex w16sdtdh w16sdtfl w16du wp14">
   <w:body>
     <w:p>
       <w:r>
@@ -21,7 +21,21 @@
         <w:rPr>
           <w:b/>
         </w:rPr>
-        <w:t xml:space="preserve">Sprint 1: Configuración del entorno Frontend y Backend + Diseño de la BD </w:t>
+        <w:t xml:space="preserve">Sprint 1: Configuración del entorno </w:t>
+      </w:r>
+      <w:proofErr w:type="spellStart"/>
+      <w:r>
+        <w:rPr>
+          <w:b/>
+        </w:rPr>
+        <w:t>Frontend</w:t>
+      </w:r>
+      <w:proofErr w:type="spellEnd"/>
+      <w:r>
+        <w:rPr>
+          <w:b/>
+        </w:rPr>
+        <w:t xml:space="preserve"> y Backend + Diseño de la BD </w:t>
       </w:r>
     </w:p>
     <w:tbl>
@@ -413,7 +427,21 @@
               <w:rPr>
                 <w:color w:val="124F1A"/>
               </w:rPr>
-              <w:t xml:space="preserve">Instalación y configuración de Django como backend. </w:t>
+              <w:t xml:space="preserve">Instalación y configuración de Django como </w:t>
+            </w:r>
+            <w:proofErr w:type="spellStart"/>
+            <w:r>
+              <w:rPr>
+                <w:color w:val="124F1A"/>
+              </w:rPr>
+              <w:t>backend</w:t>
+            </w:r>
+            <w:proofErr w:type="spellEnd"/>
+            <w:r>
+              <w:rPr>
+                <w:color w:val="124F1A"/>
+              </w:rPr>
+              <w:t xml:space="preserve">. </w:t>
             </w:r>
           </w:p>
         </w:tc>
@@ -718,8 +746,13 @@
               <w:ind w:left="0" w:firstLine="0"/>
             </w:pPr>
             <w:r>
-              <w:t>Diseño de la interfaz Login</w:t>
-            </w:r>
+              <w:t xml:space="preserve">Diseño de la interfaz </w:t>
+            </w:r>
+            <w:proofErr w:type="spellStart"/>
+            <w:r>
+              <w:t>Login</w:t>
+            </w:r>
+            <w:proofErr w:type="spellEnd"/>
           </w:p>
         </w:tc>
         <w:tc>
@@ -925,7 +958,33 @@
           <w:b/>
         </w:rPr>
         <w:lastRenderedPageBreak/>
-        <w:t xml:space="preserve">Sprint 2: Desarrollo de la interfaz de login </w:t>
+        <w:t xml:space="preserve">Sprint </w:t>
+      </w:r>
+      <w:r>
+        <w:rPr>
+          <w:b/>
+        </w:rPr>
+        <w:t>3</w:t>
+      </w:r>
+      <w:r>
+        <w:rPr>
+          <w:b/>
+        </w:rPr>
+        <w:t xml:space="preserve">: Desarrollo de la interfaz de </w:t>
+      </w:r>
+      <w:proofErr w:type="spellStart"/>
+      <w:r>
+        <w:rPr>
+          <w:b/>
+        </w:rPr>
+        <w:t>login</w:t>
+      </w:r>
+      <w:proofErr w:type="spellEnd"/>
+      <w:r>
+        <w:rPr>
+          <w:b/>
+        </w:rPr>
+        <w:t xml:space="preserve"> </w:t>
       </w:r>
     </w:p>
     <w:tbl>
@@ -1107,12 +1166,21 @@
               </w:rPr>
               <w:t xml:space="preserve"> interfaz </w:t>
             </w:r>
+            <w:proofErr w:type="spellStart"/>
             <w:r>
               <w:rPr>
                 <w:b/>
                 <w:color w:val="124F1A"/>
               </w:rPr>
-              <w:t xml:space="preserve">login en React </w:t>
+              <w:t>login</w:t>
+            </w:r>
+            <w:proofErr w:type="spellEnd"/>
+            <w:r>
+              <w:rPr>
+                <w:b/>
+                <w:color w:val="124F1A"/>
+              </w:rPr>
+              <w:t xml:space="preserve"> en React </w:t>
             </w:r>
           </w:p>
         </w:tc>
@@ -1184,7 +1252,21 @@
               <w:rPr>
                 <w:color w:val="124F1A"/>
               </w:rPr>
-              <w:t>Creación de la interfaz de inicio de sesión en el frontend usando React.</w:t>
+              <w:t xml:space="preserve">Creación de la interfaz de inicio de sesión en el </w:t>
+            </w:r>
+            <w:proofErr w:type="spellStart"/>
+            <w:r>
+              <w:rPr>
+                <w:color w:val="124F1A"/>
+              </w:rPr>
+              <w:t>frontend</w:t>
+            </w:r>
+            <w:proofErr w:type="spellEnd"/>
+            <w:r>
+              <w:rPr>
+                <w:color w:val="124F1A"/>
+              </w:rPr>
+              <w:t xml:space="preserve"> usando React.</w:t>
             </w:r>
           </w:p>
         </w:tc>
@@ -1217,8 +1299,30 @@
               <w:rPr>
                 <w:color w:val="124F1A"/>
               </w:rPr>
-              <w:t>visualizar la intefaz login</w:t>
-            </w:r>
+              <w:t xml:space="preserve">visualizar la </w:t>
+            </w:r>
+            <w:proofErr w:type="spellStart"/>
+            <w:r>
+              <w:rPr>
+                <w:color w:val="124F1A"/>
+              </w:rPr>
+              <w:t>intefaz</w:t>
+            </w:r>
+            <w:proofErr w:type="spellEnd"/>
+            <w:r>
+              <w:rPr>
+                <w:color w:val="124F1A"/>
+              </w:rPr>
+              <w:t xml:space="preserve"> </w:t>
+            </w:r>
+            <w:proofErr w:type="spellStart"/>
+            <w:r>
+              <w:rPr>
+                <w:color w:val="124F1A"/>
+              </w:rPr>
+              <w:t>login</w:t>
+            </w:r>
+            <w:proofErr w:type="spellEnd"/>
           </w:p>
           <w:p>
             <w:pPr>
@@ -1232,7 +1336,21 @@
               <w:rPr>
                 <w:color w:val="124F1A"/>
               </w:rPr>
-              <w:t>Abrir la página del login y comprobar que el formulario aparece.</w:t>
+              <w:t xml:space="preserve">Abrir la página del </w:t>
+            </w:r>
+            <w:proofErr w:type="spellStart"/>
+            <w:r>
+              <w:rPr>
+                <w:color w:val="124F1A"/>
+              </w:rPr>
+              <w:t>login</w:t>
+            </w:r>
+            <w:proofErr w:type="spellEnd"/>
+            <w:r>
+              <w:rPr>
+                <w:color w:val="124F1A"/>
+              </w:rPr>
+              <w:t xml:space="preserve"> y comprobar que el formulario aparece.</w:t>
             </w:r>
           </w:p>
         </w:tc>
@@ -1262,7 +1380,39 @@
                 <w:b/>
                 <w:color w:val="124F1A"/>
               </w:rPr>
-              <w:t xml:space="preserve">Conexión frontend con backend </w:t>
+              <w:t xml:space="preserve">Conexión </w:t>
+            </w:r>
+            <w:proofErr w:type="spellStart"/>
+            <w:r>
+              <w:rPr>
+                <w:b/>
+                <w:color w:val="124F1A"/>
+              </w:rPr>
+              <w:t>frontend</w:t>
+            </w:r>
+            <w:proofErr w:type="spellEnd"/>
+            <w:r>
+              <w:rPr>
+                <w:b/>
+                <w:color w:val="124F1A"/>
+              </w:rPr>
+              <w:t xml:space="preserve"> con </w:t>
+            </w:r>
+            <w:proofErr w:type="spellStart"/>
+            <w:r>
+              <w:rPr>
+                <w:b/>
+                <w:color w:val="124F1A"/>
+              </w:rPr>
+              <w:t>backend</w:t>
+            </w:r>
+            <w:proofErr w:type="spellEnd"/>
+            <w:r>
+              <w:rPr>
+                <w:b/>
+                <w:color w:val="124F1A"/>
+              </w:rPr>
+              <w:t xml:space="preserve"> </w:t>
             </w:r>
           </w:p>
         </w:tc>
@@ -1674,7 +1824,21 @@
               <w:rPr>
                 <w:color w:val="124F1A"/>
               </w:rPr>
-              <w:t xml:space="preserve">Verificación de que se pueda agregar, editar y eliminar productos en el frontend. </w:t>
+              <w:t xml:space="preserve">Verificación de que se pueda agregar, editar y eliminar productos en el </w:t>
+            </w:r>
+            <w:proofErr w:type="spellStart"/>
+            <w:r>
+              <w:rPr>
+                <w:color w:val="124F1A"/>
+              </w:rPr>
+              <w:t>frontend</w:t>
+            </w:r>
+            <w:proofErr w:type="spellEnd"/>
+            <w:r>
+              <w:rPr>
+                <w:color w:val="124F1A"/>
+              </w:rPr>
+              <w:t xml:space="preserve">. </w:t>
             </w:r>
           </w:p>
         </w:tc>
@@ -1773,7 +1937,35 @@
               <w:rPr>
                 <w:color w:val="124F1A"/>
               </w:rPr>
-              <w:t xml:space="preserve">Desarrollo de endpoints RESTful en Django para manejar las operaciones CRUD de productos. </w:t>
+              <w:t xml:space="preserve">Desarrollo de </w:t>
+            </w:r>
+            <w:proofErr w:type="spellStart"/>
+            <w:r>
+              <w:rPr>
+                <w:color w:val="124F1A"/>
+              </w:rPr>
+              <w:t>endpoints</w:t>
+            </w:r>
+            <w:proofErr w:type="spellEnd"/>
+            <w:r>
+              <w:rPr>
+                <w:color w:val="124F1A"/>
+              </w:rPr>
+              <w:t xml:space="preserve"> </w:t>
+            </w:r>
+            <w:proofErr w:type="spellStart"/>
+            <w:r>
+              <w:rPr>
+                <w:color w:val="124F1A"/>
+              </w:rPr>
+              <w:t>RESTful</w:t>
+            </w:r>
+            <w:proofErr w:type="spellEnd"/>
+            <w:r>
+              <w:rPr>
+                <w:color w:val="124F1A"/>
+              </w:rPr>
+              <w:t xml:space="preserve"> en Django para manejar las operaciones CRUD de productos. </w:t>
             </w:r>
           </w:p>
         </w:tc>
@@ -1808,7 +2000,21 @@
               <w:rPr>
                 <w:color w:val="124F1A"/>
               </w:rPr>
-              <w:t xml:space="preserve">actualizar, eliminar) funcionen correctamente en el backend. </w:t>
+              <w:t xml:space="preserve">actualizar, eliminar) funcionen correctamente en el </w:t>
+            </w:r>
+            <w:proofErr w:type="spellStart"/>
+            <w:r>
+              <w:rPr>
+                <w:color w:val="124F1A"/>
+              </w:rPr>
+              <w:t>backend</w:t>
+            </w:r>
+            <w:proofErr w:type="spellEnd"/>
+            <w:r>
+              <w:rPr>
+                <w:color w:val="124F1A"/>
+              </w:rPr>
+              <w:t xml:space="preserve">. </w:t>
             </w:r>
           </w:p>
         </w:tc>
@@ -1839,7 +2045,39 @@
                 <w:color w:val="124F1A"/>
               </w:rPr>
               <w:lastRenderedPageBreak/>
-              <w:t xml:space="preserve">Conexión frontend con backend para CRUD de productos </w:t>
+              <w:t xml:space="preserve">Conexión </w:t>
+            </w:r>
+            <w:proofErr w:type="spellStart"/>
+            <w:r>
+              <w:rPr>
+                <w:b/>
+                <w:color w:val="124F1A"/>
+              </w:rPr>
+              <w:t>frontend</w:t>
+            </w:r>
+            <w:proofErr w:type="spellEnd"/>
+            <w:r>
+              <w:rPr>
+                <w:b/>
+                <w:color w:val="124F1A"/>
+              </w:rPr>
+              <w:t xml:space="preserve"> con </w:t>
+            </w:r>
+            <w:proofErr w:type="spellStart"/>
+            <w:r>
+              <w:rPr>
+                <w:b/>
+                <w:color w:val="124F1A"/>
+              </w:rPr>
+              <w:t>backend</w:t>
+            </w:r>
+            <w:proofErr w:type="spellEnd"/>
+            <w:r>
+              <w:rPr>
+                <w:b/>
+                <w:color w:val="124F1A"/>
+              </w:rPr>
+              <w:t xml:space="preserve"> para CRUD de productos </w:t>
             </w:r>
           </w:p>
         </w:tc>
@@ -1959,7 +2197,35 @@
               <w:rPr>
                 <w:color w:val="124F1A"/>
               </w:rPr>
-              <w:t xml:space="preserve">Verificación de que las operaciones CRUD funcionen correctamente entre el frontend y backend. </w:t>
+              <w:t xml:space="preserve">Verificación de que las operaciones CRUD funcionen correctamente entre el </w:t>
+            </w:r>
+            <w:proofErr w:type="spellStart"/>
+            <w:r>
+              <w:rPr>
+                <w:color w:val="124F1A"/>
+              </w:rPr>
+              <w:t>frontend</w:t>
+            </w:r>
+            <w:proofErr w:type="spellEnd"/>
+            <w:r>
+              <w:rPr>
+                <w:color w:val="124F1A"/>
+              </w:rPr>
+              <w:t xml:space="preserve"> y </w:t>
+            </w:r>
+            <w:proofErr w:type="spellStart"/>
+            <w:r>
+              <w:rPr>
+                <w:color w:val="124F1A"/>
+              </w:rPr>
+              <w:t>backend</w:t>
+            </w:r>
+            <w:proofErr w:type="spellEnd"/>
+            <w:r>
+              <w:rPr>
+                <w:color w:val="124F1A"/>
+              </w:rPr>
+              <w:t xml:space="preserve">. </w:t>
             </w:r>
           </w:p>
         </w:tc>
@@ -2375,7 +2641,21 @@
               <w:rPr>
                 <w:color w:val="124F1A"/>
               </w:rPr>
-              <w:t xml:space="preserve">Desarrollo de endpoints para registrar ventas </w:t>
+              <w:t xml:space="preserve">Desarrollo de </w:t>
+            </w:r>
+            <w:proofErr w:type="spellStart"/>
+            <w:r>
+              <w:rPr>
+                <w:color w:val="124F1A"/>
+              </w:rPr>
+              <w:t>endpoints</w:t>
+            </w:r>
+            <w:proofErr w:type="spellEnd"/>
+            <w:r>
+              <w:rPr>
+                <w:color w:val="124F1A"/>
+              </w:rPr>
+              <w:t xml:space="preserve"> para registrar ventas </w:t>
             </w:r>
           </w:p>
         </w:tc>
@@ -2771,8 +3051,13 @@
               <w:ind w:left="0" w:firstLine="0"/>
             </w:pPr>
             <w:r>
-              <w:t>Implementación de las operaciones CRUD en el backend</w:t>
-            </w:r>
+              <w:t xml:space="preserve">Implementación de las operaciones CRUD en el </w:t>
+            </w:r>
+            <w:proofErr w:type="spellStart"/>
+            <w:r>
+              <w:t>backend</w:t>
+            </w:r>
+            <w:proofErr w:type="spellEnd"/>
           </w:p>
         </w:tc>
         <w:tc>
@@ -2966,1165 +3251,819 @@
         <w:rPr>
           <w:b/>
         </w:rPr>
-        <w:t xml:space="preserve">: Implementación de la funcionalidad de proveedores </w:t>
+        <w:t>: Implementación de</w:t>
+      </w:r>
+      <w:r>
+        <w:rPr>
+          <w:b/>
+        </w:rPr>
+        <w:t>l Comprobante de venta</w:t>
       </w:r>
     </w:p>
     <w:tbl>
       <w:tblPr>
-        <w:tblStyle w:val="TableGrid"/>
-        <w:tblW w:w="8495" w:type="dxa"/>
-        <w:tblInd w:w="7" w:type="dxa"/>
-        <w:tblCellMar>
-          <w:top w:w="4" w:type="dxa"/>
-          <w:left w:w="105" w:type="dxa"/>
-          <w:right w:w="61" w:type="dxa"/>
-        </w:tblCellMar>
+        <w:tblStyle w:val="Tablaconcuadrcula6concolores-nfasis3"/>
+        <w:tblW w:w="0" w:type="auto"/>
         <w:tblLook w:val="04A0" w:firstRow="1" w:lastRow="0" w:firstColumn="1" w:lastColumn="0" w:noHBand="0" w:noVBand="1"/>
       </w:tblPr>
       <w:tblGrid>
-        <w:gridCol w:w="2198"/>
-        <w:gridCol w:w="1236"/>
-        <w:gridCol w:w="1218"/>
-        <w:gridCol w:w="1777"/>
-        <w:gridCol w:w="2066"/>
+        <w:gridCol w:w="1968"/>
+        <w:gridCol w:w="1147"/>
+        <w:gridCol w:w="1138"/>
+        <w:gridCol w:w="2158"/>
+        <w:gridCol w:w="2072"/>
       </w:tblGrid>
       <w:tr>
         <w:trPr>
-          <w:trHeight w:val="864"/>
+          <w:cnfStyle w:val="100000000000" w:firstRow="1" w:lastRow="0" w:firstColumn="0" w:lastColumn="0" w:oddVBand="0" w:evenVBand="0" w:oddHBand="0" w:evenHBand="0" w:firstRowFirstColumn="0" w:firstRowLastColumn="0" w:lastRowFirstColumn="0" w:lastRowLastColumn="0"/>
         </w:trPr>
         <w:tc>
           <w:tcPr>
-            <w:tcW w:w="2198" w:type="dxa"/>
-            <w:tcBorders>
-              <w:top w:val="single" w:sz="3" w:space="0" w:color="47D459"/>
-              <w:left w:val="single" w:sz="3" w:space="0" w:color="47D459"/>
-              <w:bottom w:val="single" w:sz="11" w:space="0" w:color="47D459"/>
-              <w:right w:val="single" w:sz="3" w:space="0" w:color="47D459"/>
-            </w:tcBorders>
-          </w:tcPr>
-          <w:p>
-            <w:pPr>
-              <w:spacing w:after="0" w:line="259" w:lineRule="auto"/>
-              <w:ind w:left="0" w:firstLine="0"/>
-            </w:pPr>
-            <w:r>
-              <w:rPr>
-                <w:b/>
-                <w:color w:val="124F1A"/>
-              </w:rPr>
-              <w:t xml:space="preserve">Tarea </w:t>
-            </w:r>
-          </w:p>
-        </w:tc>
-        <w:tc>
-          <w:tcPr>
-            <w:tcW w:w="1236" w:type="dxa"/>
-            <w:tcBorders>
-              <w:top w:val="single" w:sz="3" w:space="0" w:color="47D459"/>
-              <w:left w:val="single" w:sz="3" w:space="0" w:color="47D459"/>
-              <w:bottom w:val="single" w:sz="11" w:space="0" w:color="47D459"/>
-              <w:right w:val="single" w:sz="3" w:space="0" w:color="47D459"/>
-            </w:tcBorders>
-          </w:tcPr>
-          <w:p>
-            <w:pPr>
-              <w:spacing w:after="0" w:line="259" w:lineRule="auto"/>
-              <w:ind w:left="4" w:firstLine="0"/>
-            </w:pPr>
-            <w:r>
-              <w:rPr>
-                <w:b/>
-                <w:color w:val="124F1A"/>
-              </w:rPr>
-              <w:t xml:space="preserve">Duración (horas) </w:t>
-            </w:r>
-          </w:p>
-        </w:tc>
-        <w:tc>
-          <w:tcPr>
-            <w:tcW w:w="1218" w:type="dxa"/>
-            <w:tcBorders>
-              <w:top w:val="single" w:sz="3" w:space="0" w:color="47D459"/>
-              <w:left w:val="single" w:sz="3" w:space="0" w:color="47D459"/>
-              <w:bottom w:val="single" w:sz="11" w:space="0" w:color="47D459"/>
-              <w:right w:val="single" w:sz="3" w:space="0" w:color="47D459"/>
-            </w:tcBorders>
-          </w:tcPr>
-          <w:p>
-            <w:pPr>
-              <w:spacing w:after="0" w:line="259" w:lineRule="auto"/>
-              <w:ind w:left="3" w:firstLine="0"/>
-            </w:pPr>
-            <w:r>
-              <w:rPr>
-                <w:b/>
-                <w:color w:val="124F1A"/>
-              </w:rPr>
-              <w:t xml:space="preserve">Prioridad </w:t>
-            </w:r>
-          </w:p>
-        </w:tc>
-        <w:tc>
-          <w:tcPr>
-            <w:tcW w:w="1777" w:type="dxa"/>
-            <w:tcBorders>
-              <w:top w:val="single" w:sz="3" w:space="0" w:color="47D459"/>
-              <w:left w:val="single" w:sz="3" w:space="0" w:color="47D459"/>
-              <w:bottom w:val="single" w:sz="2" w:space="0" w:color="C1F0C7"/>
-              <w:right w:val="single" w:sz="3" w:space="0" w:color="47D459"/>
-            </w:tcBorders>
-          </w:tcPr>
-          <w:p>
-            <w:pPr>
-              <w:spacing w:after="0" w:line="259" w:lineRule="auto"/>
-              <w:ind w:left="1" w:firstLine="0"/>
-            </w:pPr>
-            <w:r>
-              <w:rPr>
-                <w:b/>
-                <w:color w:val="124F1A"/>
-              </w:rPr>
-              <w:t xml:space="preserve">Descripción </w:t>
-            </w:r>
-          </w:p>
-        </w:tc>
-        <w:tc>
-          <w:tcPr>
-            <w:tcW w:w="2066" w:type="dxa"/>
-            <w:tcBorders>
-              <w:top w:val="single" w:sz="3" w:space="0" w:color="47D459"/>
-              <w:left w:val="single" w:sz="3" w:space="0" w:color="47D459"/>
-              <w:bottom w:val="single" w:sz="2" w:space="0" w:color="C1F0C7"/>
-              <w:right w:val="single" w:sz="3" w:space="0" w:color="47D459"/>
-            </w:tcBorders>
-          </w:tcPr>
-          <w:p>
-            <w:pPr>
-              <w:spacing w:after="0" w:line="259" w:lineRule="auto"/>
-              <w:ind w:left="1" w:firstLine="0"/>
-            </w:pPr>
-            <w:r>
-              <w:rPr>
-                <w:b/>
-                <w:color w:val="124F1A"/>
-              </w:rPr>
-              <w:t xml:space="preserve">Validación </w:t>
+            <w:cnfStyle w:val="001000000000" w:firstRow="0" w:lastRow="0" w:firstColumn="1" w:lastColumn="0" w:oddVBand="0" w:evenVBand="0" w:oddHBand="0" w:evenHBand="0" w:firstRowFirstColumn="0" w:firstRowLastColumn="0" w:lastRowFirstColumn="0" w:lastRowLastColumn="0"/>
+            <w:tcW w:w="0" w:type="auto"/>
+            <w:hideMark/>
+          </w:tcPr>
+          <w:p>
+            <w:pPr>
+              <w:spacing w:after="184" w:line="259" w:lineRule="auto"/>
+              <w:ind w:left="0" w:firstLine="0"/>
+            </w:pPr>
+            <w:r>
+              <w:t>Tarea</w:t>
+            </w:r>
+          </w:p>
+        </w:tc>
+        <w:tc>
+          <w:tcPr>
+            <w:tcW w:w="0" w:type="auto"/>
+            <w:hideMark/>
+          </w:tcPr>
+          <w:p>
+            <w:pPr>
+              <w:spacing w:after="184" w:line="259" w:lineRule="auto"/>
+              <w:ind w:left="0" w:firstLine="0"/>
+              <w:cnfStyle w:val="100000000000" w:firstRow="1" w:lastRow="0" w:firstColumn="0" w:lastColumn="0" w:oddVBand="0" w:evenVBand="0" w:oddHBand="0" w:evenHBand="0" w:firstRowFirstColumn="0" w:firstRowLastColumn="0" w:lastRowFirstColumn="0" w:lastRowLastColumn="0"/>
+            </w:pPr>
+            <w:r>
+              <w:t>Duración (horas)</w:t>
+            </w:r>
+          </w:p>
+        </w:tc>
+        <w:tc>
+          <w:tcPr>
+            <w:tcW w:w="0" w:type="auto"/>
+            <w:hideMark/>
+          </w:tcPr>
+          <w:p>
+            <w:pPr>
+              <w:spacing w:after="184" w:line="259" w:lineRule="auto"/>
+              <w:ind w:left="0" w:firstLine="0"/>
+              <w:cnfStyle w:val="100000000000" w:firstRow="1" w:lastRow="0" w:firstColumn="0" w:lastColumn="0" w:oddVBand="0" w:evenVBand="0" w:oddHBand="0" w:evenHBand="0" w:firstRowFirstColumn="0" w:firstRowLastColumn="0" w:lastRowFirstColumn="0" w:lastRowLastColumn="0"/>
+            </w:pPr>
+            <w:r>
+              <w:t>Prioridad</w:t>
+            </w:r>
+          </w:p>
+        </w:tc>
+        <w:tc>
+          <w:tcPr>
+            <w:tcW w:w="0" w:type="auto"/>
+            <w:hideMark/>
+          </w:tcPr>
+          <w:p>
+            <w:pPr>
+              <w:spacing w:after="184" w:line="259" w:lineRule="auto"/>
+              <w:ind w:left="0" w:firstLine="0"/>
+              <w:cnfStyle w:val="100000000000" w:firstRow="1" w:lastRow="0" w:firstColumn="0" w:lastColumn="0" w:oddVBand="0" w:evenVBand="0" w:oddHBand="0" w:evenHBand="0" w:firstRowFirstColumn="0" w:firstRowLastColumn="0" w:lastRowFirstColumn="0" w:lastRowLastColumn="0"/>
+            </w:pPr>
+            <w:r>
+              <w:t>Descripción</w:t>
+            </w:r>
+          </w:p>
+        </w:tc>
+        <w:tc>
+          <w:tcPr>
+            <w:tcW w:w="0" w:type="auto"/>
+            <w:hideMark/>
+          </w:tcPr>
+          <w:p>
+            <w:pPr>
+              <w:spacing w:after="184" w:line="259" w:lineRule="auto"/>
+              <w:ind w:left="0" w:firstLine="0"/>
+              <w:cnfStyle w:val="100000000000" w:firstRow="1" w:lastRow="0" w:firstColumn="0" w:lastColumn="0" w:oddVBand="0" w:evenVBand="0" w:oddHBand="0" w:evenHBand="0" w:firstRowFirstColumn="0" w:firstRowLastColumn="0" w:lastRowFirstColumn="0" w:lastRowLastColumn="0"/>
+            </w:pPr>
+            <w:r>
+              <w:t>Validación</w:t>
             </w:r>
           </w:p>
         </w:tc>
       </w:tr>
       <w:tr>
         <w:trPr>
-          <w:trHeight w:val="2552"/>
+          <w:cnfStyle w:val="000000100000" w:firstRow="0" w:lastRow="0" w:firstColumn="0" w:lastColumn="0" w:oddVBand="0" w:evenVBand="0" w:oddHBand="1" w:evenHBand="0" w:firstRowFirstColumn="0" w:firstRowLastColumn="0" w:lastRowFirstColumn="0" w:lastRowLastColumn="0"/>
         </w:trPr>
         <w:tc>
           <w:tcPr>
-            <w:tcW w:w="2198" w:type="dxa"/>
-            <w:tcBorders>
-              <w:top w:val="single" w:sz="11" w:space="0" w:color="47D459"/>
-              <w:left w:val="single" w:sz="3" w:space="0" w:color="47D459"/>
-              <w:bottom w:val="single" w:sz="3" w:space="0" w:color="47D459"/>
-              <w:right w:val="single" w:sz="3" w:space="0" w:color="47D459"/>
-            </w:tcBorders>
-            <w:shd w:val="clear" w:color="auto" w:fill="C1F0C7"/>
-          </w:tcPr>
-          <w:p>
-            <w:pPr>
-              <w:spacing w:after="0" w:line="279" w:lineRule="auto"/>
-              <w:ind w:left="0" w:right="349" w:firstLine="0"/>
-              <w:jc w:val="both"/>
-            </w:pPr>
-            <w:r>
-              <w:rPr>
-                <w:b/>
-                <w:color w:val="124F1A"/>
-              </w:rPr>
-              <w:t xml:space="preserve">Desarrollo del formulario de proveedores en </w:t>
-            </w:r>
-          </w:p>
-          <w:p>
-            <w:pPr>
-              <w:spacing w:after="0" w:line="259" w:lineRule="auto"/>
-              <w:ind w:left="0" w:firstLine="0"/>
-            </w:pPr>
-            <w:r>
-              <w:rPr>
-                <w:b/>
-                <w:color w:val="124F1A"/>
-              </w:rPr>
-              <w:t xml:space="preserve">React </w:t>
-            </w:r>
-          </w:p>
-        </w:tc>
-        <w:tc>
-          <w:tcPr>
-            <w:tcW w:w="1236" w:type="dxa"/>
-            <w:tcBorders>
-              <w:top w:val="single" w:sz="11" w:space="0" w:color="47D459"/>
-              <w:left w:val="single" w:sz="3" w:space="0" w:color="47D459"/>
-              <w:bottom w:val="single" w:sz="3" w:space="0" w:color="47D459"/>
-              <w:right w:val="single" w:sz="3" w:space="0" w:color="47D459"/>
-            </w:tcBorders>
-            <w:shd w:val="clear" w:color="auto" w:fill="C1F0C7"/>
-          </w:tcPr>
-          <w:p>
-            <w:pPr>
-              <w:spacing w:after="0" w:line="259" w:lineRule="auto"/>
-              <w:ind w:left="4" w:firstLine="0"/>
-            </w:pPr>
-            <w:r>
-              <w:rPr>
-                <w:color w:val="124F1A"/>
-              </w:rPr>
-              <w:t xml:space="preserve">8 </w:t>
-            </w:r>
-          </w:p>
-        </w:tc>
-        <w:tc>
-          <w:tcPr>
-            <w:tcW w:w="1218" w:type="dxa"/>
-            <w:tcBorders>
-              <w:top w:val="single" w:sz="11" w:space="0" w:color="47D459"/>
-              <w:left w:val="single" w:sz="3" w:space="0" w:color="47D459"/>
-              <w:bottom w:val="single" w:sz="3" w:space="0" w:color="47D459"/>
-              <w:right w:val="single" w:sz="3" w:space="0" w:color="47D459"/>
-            </w:tcBorders>
-            <w:shd w:val="clear" w:color="auto" w:fill="C1F0C7"/>
-          </w:tcPr>
-          <w:p>
-            <w:pPr>
-              <w:spacing w:after="0" w:line="259" w:lineRule="auto"/>
-              <w:ind w:left="3" w:firstLine="0"/>
-            </w:pPr>
-            <w:r>
-              <w:rPr>
-                <w:color w:val="124F1A"/>
-              </w:rPr>
-              <w:t xml:space="preserve">Alta </w:t>
-            </w:r>
-          </w:p>
-        </w:tc>
-        <w:tc>
-          <w:tcPr>
-            <w:tcW w:w="1777" w:type="dxa"/>
-            <w:tcBorders>
-              <w:top w:val="single" w:sz="2" w:space="0" w:color="C1F0C7"/>
-              <w:left w:val="single" w:sz="3" w:space="0" w:color="47D459"/>
-              <w:bottom w:val="single" w:sz="3" w:space="0" w:color="47D459"/>
-              <w:right w:val="single" w:sz="3" w:space="0" w:color="47D459"/>
-            </w:tcBorders>
-            <w:shd w:val="clear" w:color="auto" w:fill="C1F0C7"/>
-          </w:tcPr>
-          <w:p>
-            <w:pPr>
-              <w:spacing w:after="0" w:line="259" w:lineRule="auto"/>
-              <w:ind w:left="1" w:right="21" w:firstLine="0"/>
-            </w:pPr>
-            <w:r>
-              <w:rPr>
-                <w:color w:val="124F1A"/>
-              </w:rPr>
-              <w:t xml:space="preserve">Creación de formulario para gestionar proveedores en React. </w:t>
-            </w:r>
-          </w:p>
-        </w:tc>
-        <w:tc>
-          <w:tcPr>
-            <w:tcW w:w="2066" w:type="dxa"/>
-            <w:tcBorders>
-              <w:top w:val="single" w:sz="2" w:space="0" w:color="C1F0C7"/>
-              <w:left w:val="single" w:sz="3" w:space="0" w:color="47D459"/>
-              <w:bottom w:val="single" w:sz="3" w:space="0" w:color="47D459"/>
-              <w:right w:val="single" w:sz="3" w:space="0" w:color="47D459"/>
-            </w:tcBorders>
-            <w:shd w:val="clear" w:color="auto" w:fill="C1F0C7"/>
-          </w:tcPr>
-          <w:p>
-            <w:pPr>
-              <w:spacing w:after="0" w:line="259" w:lineRule="auto"/>
-              <w:ind w:left="1" w:right="22" w:firstLine="0"/>
-            </w:pPr>
-            <w:r>
-              <w:rPr>
-                <w:color w:val="124F1A"/>
-              </w:rPr>
-              <w:t xml:space="preserve">Verificación de que se puede agregar, editar y eliminar proveedores desde el frontend. </w:t>
+            <w:cnfStyle w:val="001000000000" w:firstRow="0" w:lastRow="0" w:firstColumn="1" w:lastColumn="0" w:oddVBand="0" w:evenVBand="0" w:oddHBand="0" w:evenHBand="0" w:firstRowFirstColumn="0" w:firstRowLastColumn="0" w:lastRowFirstColumn="0" w:lastRowLastColumn="0"/>
+            <w:tcW w:w="0" w:type="auto"/>
+            <w:hideMark/>
+          </w:tcPr>
+          <w:p>
+            <w:pPr>
+              <w:spacing w:after="184" w:line="259" w:lineRule="auto"/>
+              <w:ind w:left="0" w:firstLine="0"/>
+            </w:pPr>
+            <w:r>
+              <w:t>Creación del modelo de datos</w:t>
+            </w:r>
+          </w:p>
+        </w:tc>
+        <w:tc>
+          <w:tcPr>
+            <w:tcW w:w="0" w:type="auto"/>
+            <w:hideMark/>
+          </w:tcPr>
+          <w:p>
+            <w:pPr>
+              <w:spacing w:after="184" w:line="259" w:lineRule="auto"/>
+              <w:ind w:left="0" w:firstLine="0"/>
+              <w:cnfStyle w:val="000000100000" w:firstRow="0" w:lastRow="0" w:firstColumn="0" w:lastColumn="0" w:oddVBand="0" w:evenVBand="0" w:oddHBand="1" w:evenHBand="0" w:firstRowFirstColumn="0" w:firstRowLastColumn="0" w:lastRowFirstColumn="0" w:lastRowLastColumn="0"/>
+            </w:pPr>
+            <w:r>
+              <w:t>6</w:t>
+            </w:r>
+          </w:p>
+        </w:tc>
+        <w:tc>
+          <w:tcPr>
+            <w:tcW w:w="0" w:type="auto"/>
+            <w:hideMark/>
+          </w:tcPr>
+          <w:p>
+            <w:pPr>
+              <w:spacing w:after="184" w:line="259" w:lineRule="auto"/>
+              <w:ind w:left="0" w:firstLine="0"/>
+              <w:cnfStyle w:val="000000100000" w:firstRow="0" w:lastRow="0" w:firstColumn="0" w:lastColumn="0" w:oddVBand="0" w:evenVBand="0" w:oddHBand="1" w:evenHBand="0" w:firstRowFirstColumn="0" w:firstRowLastColumn="0" w:lastRowFirstColumn="0" w:lastRowLastColumn="0"/>
+            </w:pPr>
+            <w:r>
+              <w:t>Alta</w:t>
+            </w:r>
+          </w:p>
+        </w:tc>
+        <w:tc>
+          <w:tcPr>
+            <w:tcW w:w="0" w:type="auto"/>
+            <w:hideMark/>
+          </w:tcPr>
+          <w:p>
+            <w:pPr>
+              <w:spacing w:after="184" w:line="259" w:lineRule="auto"/>
+              <w:ind w:left="0" w:firstLine="0"/>
+              <w:cnfStyle w:val="000000100000" w:firstRow="0" w:lastRow="0" w:firstColumn="0" w:lastColumn="0" w:oddVBand="0" w:evenVBand="0" w:oddHBand="1" w:evenHBand="0" w:firstRowFirstColumn="0" w:firstRowLastColumn="0" w:lastRowFirstColumn="0" w:lastRowLastColumn="0"/>
+            </w:pPr>
+            <w:r>
+              <w:t>Definir el modelo de venta y comprobante en Django, incluyendo campos como cliente, productos vendidos, cantidad, precio y total.</w:t>
+            </w:r>
+          </w:p>
+        </w:tc>
+        <w:tc>
+          <w:tcPr>
+            <w:tcW w:w="0" w:type="auto"/>
+            <w:hideMark/>
+          </w:tcPr>
+          <w:p>
+            <w:pPr>
+              <w:spacing w:after="184" w:line="259" w:lineRule="auto"/>
+              <w:ind w:left="0" w:firstLine="0"/>
+              <w:cnfStyle w:val="000000100000" w:firstRow="0" w:lastRow="0" w:firstColumn="0" w:lastColumn="0" w:oddVBand="0" w:evenVBand="0" w:oddHBand="1" w:evenHBand="0" w:firstRowFirstColumn="0" w:firstRowLastColumn="0" w:lastRowFirstColumn="0" w:lastRowLastColumn="0"/>
+            </w:pPr>
+            <w:r>
+              <w:t>Verificar que el modelo se cree en la base de datos y permita registrar ventas y emitir comprobantes.</w:t>
+            </w:r>
+          </w:p>
+        </w:tc>
+      </w:tr>
+      <w:tr>
+        <w:tc>
+          <w:tcPr>
+            <w:cnfStyle w:val="001000000000" w:firstRow="0" w:lastRow="0" w:firstColumn="1" w:lastColumn="0" w:oddVBand="0" w:evenVBand="0" w:oddHBand="0" w:evenHBand="0" w:firstRowFirstColumn="0" w:firstRowLastColumn="0" w:lastRowFirstColumn="0" w:lastRowLastColumn="0"/>
+            <w:tcW w:w="0" w:type="auto"/>
+            <w:hideMark/>
+          </w:tcPr>
+          <w:p>
+            <w:pPr>
+              <w:spacing w:after="184" w:line="259" w:lineRule="auto"/>
+              <w:ind w:left="0" w:firstLine="0"/>
+            </w:pPr>
+            <w:r>
+              <w:t>Implementación de</w:t>
+            </w:r>
+            <w:r>
+              <w:t>l comprobante de venta</w:t>
+            </w:r>
+          </w:p>
+        </w:tc>
+        <w:tc>
+          <w:tcPr>
+            <w:tcW w:w="0" w:type="auto"/>
+            <w:hideMark/>
+          </w:tcPr>
+          <w:p>
+            <w:pPr>
+              <w:spacing w:after="184" w:line="259" w:lineRule="auto"/>
+              <w:ind w:left="0" w:firstLine="0"/>
+              <w:cnfStyle w:val="000000000000" w:firstRow="0" w:lastRow="0" w:firstColumn="0" w:lastColumn="0" w:oddVBand="0" w:evenVBand="0" w:oddHBand="0" w:evenHBand="0" w:firstRowFirstColumn="0" w:firstRowLastColumn="0" w:lastRowFirstColumn="0" w:lastRowLastColumn="0"/>
+            </w:pPr>
+            <w:r>
+              <w:t>12</w:t>
+            </w:r>
+          </w:p>
+        </w:tc>
+        <w:tc>
+          <w:tcPr>
+            <w:tcW w:w="0" w:type="auto"/>
+            <w:hideMark/>
+          </w:tcPr>
+          <w:p>
+            <w:pPr>
+              <w:spacing w:after="184" w:line="259" w:lineRule="auto"/>
+              <w:ind w:left="0" w:firstLine="0"/>
+              <w:cnfStyle w:val="000000000000" w:firstRow="0" w:lastRow="0" w:firstColumn="0" w:lastColumn="0" w:oddVBand="0" w:evenVBand="0" w:oddHBand="0" w:evenHBand="0" w:firstRowFirstColumn="0" w:firstRowLastColumn="0" w:lastRowFirstColumn="0" w:lastRowLastColumn="0"/>
+            </w:pPr>
+            <w:r>
+              <w:t>Alta</w:t>
+            </w:r>
+          </w:p>
+        </w:tc>
+        <w:tc>
+          <w:tcPr>
+            <w:tcW w:w="0" w:type="auto"/>
+            <w:hideMark/>
+          </w:tcPr>
+          <w:p>
+            <w:pPr>
+              <w:spacing w:after="184" w:line="259" w:lineRule="auto"/>
+              <w:ind w:left="0" w:firstLine="0"/>
+              <w:cnfStyle w:val="000000000000" w:firstRow="0" w:lastRow="0" w:firstColumn="0" w:lastColumn="0" w:oddVBand="0" w:evenVBand="0" w:oddHBand="0" w:evenHBand="0" w:firstRowFirstColumn="0" w:firstRowLastColumn="0" w:lastRowFirstColumn="0" w:lastRowLastColumn="0"/>
+            </w:pPr>
+            <w:r>
+              <w:t xml:space="preserve">Desarrollar </w:t>
+            </w:r>
+            <w:r>
+              <w:t xml:space="preserve">la interfaz del comprobante de venta en formato </w:t>
+            </w:r>
+            <w:proofErr w:type="spellStart"/>
+            <w:r>
+              <w:t>pdf</w:t>
+            </w:r>
+            <w:proofErr w:type="spellEnd"/>
+          </w:p>
+        </w:tc>
+        <w:tc>
+          <w:tcPr>
+            <w:tcW w:w="0" w:type="auto"/>
+            <w:hideMark/>
+          </w:tcPr>
+          <w:p>
+            <w:pPr>
+              <w:spacing w:after="184" w:line="259" w:lineRule="auto"/>
+              <w:ind w:left="0" w:firstLine="0"/>
+              <w:cnfStyle w:val="000000000000" w:firstRow="0" w:lastRow="0" w:firstColumn="0" w:lastColumn="0" w:oddVBand="0" w:evenVBand="0" w:oddHBand="0" w:evenHBand="0" w:firstRowFirstColumn="0" w:firstRowLastColumn="0" w:lastRowFirstColumn="0" w:lastRowLastColumn="0"/>
+            </w:pPr>
+            <w:r>
+              <w:t>Validar que</w:t>
+            </w:r>
+            <w:r>
+              <w:t xml:space="preserve"> comprobante tenga los datos necesarios para la venta</w:t>
             </w:r>
           </w:p>
         </w:tc>
       </w:tr>
       <w:tr>
         <w:trPr>
-          <w:trHeight w:val="2208"/>
+          <w:cnfStyle w:val="000000100000" w:firstRow="0" w:lastRow="0" w:firstColumn="0" w:lastColumn="0" w:oddVBand="0" w:evenVBand="0" w:oddHBand="1" w:evenHBand="0" w:firstRowFirstColumn="0" w:firstRowLastColumn="0" w:lastRowFirstColumn="0" w:lastRowLastColumn="0"/>
         </w:trPr>
         <w:tc>
           <w:tcPr>
-            <w:tcW w:w="2198" w:type="dxa"/>
-            <w:tcBorders>
-              <w:top w:val="single" w:sz="3" w:space="0" w:color="47D459"/>
-              <w:left w:val="single" w:sz="3" w:space="0" w:color="47D459"/>
-              <w:bottom w:val="single" w:sz="3" w:space="0" w:color="47D459"/>
-              <w:right w:val="single" w:sz="3" w:space="0" w:color="47D459"/>
-            </w:tcBorders>
-          </w:tcPr>
-          <w:p>
-            <w:pPr>
-              <w:spacing w:after="1" w:line="279" w:lineRule="auto"/>
-              <w:ind w:left="0" w:right="229" w:firstLine="0"/>
-              <w:jc w:val="both"/>
-            </w:pPr>
-            <w:r>
-              <w:rPr>
-                <w:b/>
-                <w:color w:val="124F1A"/>
-              </w:rPr>
-              <w:t xml:space="preserve">Implementación de operaciones CRUD para proveedores en </w:t>
-            </w:r>
-          </w:p>
-          <w:p>
-            <w:pPr>
-              <w:spacing w:after="0" w:line="259" w:lineRule="auto"/>
-              <w:ind w:left="0" w:firstLine="0"/>
-            </w:pPr>
-            <w:r>
-              <w:rPr>
-                <w:b/>
-                <w:color w:val="124F1A"/>
-              </w:rPr>
-              <w:t xml:space="preserve">Django </w:t>
-            </w:r>
-          </w:p>
-        </w:tc>
-        <w:tc>
-          <w:tcPr>
-            <w:tcW w:w="1236" w:type="dxa"/>
-            <w:tcBorders>
-              <w:top w:val="single" w:sz="3" w:space="0" w:color="47D459"/>
-              <w:left w:val="single" w:sz="3" w:space="0" w:color="47D459"/>
-              <w:bottom w:val="single" w:sz="3" w:space="0" w:color="47D459"/>
-              <w:right w:val="single" w:sz="3" w:space="0" w:color="47D459"/>
-            </w:tcBorders>
-          </w:tcPr>
-          <w:p>
-            <w:pPr>
-              <w:spacing w:after="0" w:line="259" w:lineRule="auto"/>
-              <w:ind w:left="4" w:firstLine="0"/>
-            </w:pPr>
-            <w:r>
-              <w:rPr>
-                <w:color w:val="124F1A"/>
-              </w:rPr>
-              <w:t xml:space="preserve">8 </w:t>
-            </w:r>
-          </w:p>
-        </w:tc>
-        <w:tc>
-          <w:tcPr>
-            <w:tcW w:w="1218" w:type="dxa"/>
-            <w:tcBorders>
-              <w:top w:val="single" w:sz="3" w:space="0" w:color="47D459"/>
-              <w:left w:val="single" w:sz="3" w:space="0" w:color="47D459"/>
-              <w:bottom w:val="single" w:sz="3" w:space="0" w:color="47D459"/>
-              <w:right w:val="single" w:sz="3" w:space="0" w:color="47D459"/>
-            </w:tcBorders>
-          </w:tcPr>
-          <w:p>
-            <w:pPr>
-              <w:spacing w:after="0" w:line="259" w:lineRule="auto"/>
-              <w:ind w:left="3" w:firstLine="0"/>
-            </w:pPr>
-            <w:r>
-              <w:rPr>
-                <w:color w:val="124F1A"/>
-              </w:rPr>
-              <w:t xml:space="preserve">Alta </w:t>
-            </w:r>
-          </w:p>
-        </w:tc>
-        <w:tc>
-          <w:tcPr>
-            <w:tcW w:w="1777" w:type="dxa"/>
-            <w:tcBorders>
-              <w:top w:val="single" w:sz="3" w:space="0" w:color="47D459"/>
-              <w:left w:val="single" w:sz="3" w:space="0" w:color="47D459"/>
-              <w:bottom w:val="single" w:sz="2" w:space="0" w:color="C1F0C7"/>
-              <w:right w:val="single" w:sz="3" w:space="0" w:color="47D459"/>
-            </w:tcBorders>
-          </w:tcPr>
-          <w:p>
-            <w:pPr>
-              <w:spacing w:after="0" w:line="259" w:lineRule="auto"/>
-              <w:ind w:left="1" w:firstLine="0"/>
-            </w:pPr>
-            <w:r>
-              <w:rPr>
-                <w:color w:val="124F1A"/>
-              </w:rPr>
-              <w:t xml:space="preserve">Desarrollo de endpoints RESTful en Django para gestionar proveedores. </w:t>
-            </w:r>
-          </w:p>
-        </w:tc>
-        <w:tc>
-          <w:tcPr>
-            <w:tcW w:w="2066" w:type="dxa"/>
-            <w:tcBorders>
-              <w:top w:val="single" w:sz="3" w:space="0" w:color="47D459"/>
-              <w:left w:val="single" w:sz="3" w:space="0" w:color="47D459"/>
-              <w:bottom w:val="single" w:sz="2" w:space="0" w:color="C1F0C7"/>
-              <w:right w:val="single" w:sz="3" w:space="0" w:color="47D459"/>
-            </w:tcBorders>
-          </w:tcPr>
-          <w:p>
-            <w:pPr>
-              <w:spacing w:after="0" w:line="259" w:lineRule="auto"/>
-              <w:ind w:left="1" w:firstLine="0"/>
-            </w:pPr>
-            <w:r>
-              <w:rPr>
-                <w:color w:val="124F1A"/>
-              </w:rPr>
-              <w:t xml:space="preserve">Validación de que las operaciones CRUD funcionen correctamente con los proveedores. </w:t>
+            <w:cnfStyle w:val="001000000000" w:firstRow="0" w:lastRow="0" w:firstColumn="1" w:lastColumn="0" w:oddVBand="0" w:evenVBand="0" w:oddHBand="0" w:evenHBand="0" w:firstRowFirstColumn="0" w:firstRowLastColumn="0" w:lastRowFirstColumn="0" w:lastRowLastColumn="0"/>
+            <w:tcW w:w="0" w:type="auto"/>
+            <w:hideMark/>
+          </w:tcPr>
+          <w:p>
+            <w:pPr>
+              <w:spacing w:after="184" w:line="259" w:lineRule="auto"/>
+              <w:ind w:left="0" w:firstLine="0"/>
+            </w:pPr>
+            <w:r>
+              <w:t>Desarrollo de la interfaz de ventas en React</w:t>
+            </w:r>
+          </w:p>
+        </w:tc>
+        <w:tc>
+          <w:tcPr>
+            <w:tcW w:w="0" w:type="auto"/>
+            <w:hideMark/>
+          </w:tcPr>
+          <w:p>
+            <w:pPr>
+              <w:spacing w:after="184" w:line="259" w:lineRule="auto"/>
+              <w:ind w:left="0" w:firstLine="0"/>
+              <w:cnfStyle w:val="000000100000" w:firstRow="0" w:lastRow="0" w:firstColumn="0" w:lastColumn="0" w:oddVBand="0" w:evenVBand="0" w:oddHBand="1" w:evenHBand="0" w:firstRowFirstColumn="0" w:firstRowLastColumn="0" w:lastRowFirstColumn="0" w:lastRowLastColumn="0"/>
+            </w:pPr>
+            <w:r>
+              <w:t>10</w:t>
+            </w:r>
+          </w:p>
+        </w:tc>
+        <w:tc>
+          <w:tcPr>
+            <w:tcW w:w="0" w:type="auto"/>
+            <w:hideMark/>
+          </w:tcPr>
+          <w:p>
+            <w:pPr>
+              <w:spacing w:after="184" w:line="259" w:lineRule="auto"/>
+              <w:ind w:left="0" w:firstLine="0"/>
+              <w:cnfStyle w:val="000000100000" w:firstRow="0" w:lastRow="0" w:firstColumn="0" w:lastColumn="0" w:oddVBand="0" w:evenVBand="0" w:oddHBand="1" w:evenHBand="0" w:firstRowFirstColumn="0" w:firstRowLastColumn="0" w:lastRowFirstColumn="0" w:lastRowLastColumn="0"/>
+            </w:pPr>
+            <w:r>
+              <w:t>Alta</w:t>
+            </w:r>
+          </w:p>
+        </w:tc>
+        <w:tc>
+          <w:tcPr>
+            <w:tcW w:w="0" w:type="auto"/>
+            <w:hideMark/>
+          </w:tcPr>
+          <w:p>
+            <w:pPr>
+              <w:spacing w:after="184" w:line="259" w:lineRule="auto"/>
+              <w:ind w:left="0" w:firstLine="0"/>
+              <w:cnfStyle w:val="000000100000" w:firstRow="0" w:lastRow="0" w:firstColumn="0" w:lastColumn="0" w:oddVBand="0" w:evenVBand="0" w:oddHBand="1" w:evenHBand="0" w:firstRowFirstColumn="0" w:firstRowLastColumn="0" w:lastRowFirstColumn="0" w:lastRowLastColumn="0"/>
+            </w:pPr>
+            <w:r>
+              <w:t xml:space="preserve">Crear vistas en React para permitir registrar ventas y visualizar </w:t>
+            </w:r>
+            <w:r>
+              <w:lastRenderedPageBreak/>
+              <w:t>comprobantes de manera interactiva.</w:t>
+            </w:r>
+          </w:p>
+        </w:tc>
+        <w:tc>
+          <w:tcPr>
+            <w:tcW w:w="0" w:type="auto"/>
+            <w:hideMark/>
+          </w:tcPr>
+          <w:p>
+            <w:pPr>
+              <w:spacing w:after="184" w:line="259" w:lineRule="auto"/>
+              <w:ind w:left="0" w:firstLine="0"/>
+              <w:cnfStyle w:val="000000100000" w:firstRow="0" w:lastRow="0" w:firstColumn="0" w:lastColumn="0" w:oddVBand="0" w:evenVBand="0" w:oddHBand="1" w:evenHBand="0" w:firstRowFirstColumn="0" w:firstRowLastColumn="0" w:lastRowFirstColumn="0" w:lastRowLastColumn="0"/>
+            </w:pPr>
+            <w:r>
+              <w:lastRenderedPageBreak/>
+              <w:t xml:space="preserve">Comprobar que las vistas permitan realizar el registro de ventas y la </w:t>
+            </w:r>
+            <w:r>
+              <w:lastRenderedPageBreak/>
+              <w:t>consulta de comprobantes.</w:t>
+            </w:r>
+          </w:p>
+        </w:tc>
+      </w:tr>
+    </w:tbl>
+    <w:p>
+      <w:pPr>
+        <w:spacing w:after="184" w:line="259" w:lineRule="auto"/>
+        <w:ind w:left="0" w:firstLine="0"/>
+      </w:pPr>
+      <w:r>
+        <w:lastRenderedPageBreak/>
+        <w:t xml:space="preserve"> </w:t>
+      </w:r>
+    </w:p>
+    <w:p>
+      <w:pPr>
+        <w:spacing w:after="183" w:line="259" w:lineRule="auto"/>
+        <w:ind w:left="0" w:firstLine="0"/>
+        <w:rPr>
+          <w:b/>
+        </w:rPr>
+      </w:pPr>
+      <w:r>
+        <w:rPr>
+          <w:b/>
+        </w:rPr>
+        <w:t xml:space="preserve"> </w:t>
+      </w:r>
+      <w:r>
+        <w:rPr>
+          <w:b/>
+          <w:bCs/>
+        </w:rPr>
+        <w:t>Sprint 8: Implementación de carga masiva de productos mediante archivos Excel</w:t>
+      </w:r>
+    </w:p>
+    <w:tbl>
+      <w:tblPr>
+        <w:tblStyle w:val="Tablaconcuadrcula6concolores-nfasis3"/>
+        <w:tblW w:w="8596" w:type="dxa"/>
+        <w:tblLook w:val="04A0" w:firstRow="1" w:lastRow="0" w:firstColumn="1" w:lastColumn="0" w:noHBand="0" w:noVBand="1"/>
+      </w:tblPr>
+      <w:tblGrid>
+        <w:gridCol w:w="2149"/>
+        <w:gridCol w:w="1164"/>
+        <w:gridCol w:w="1138"/>
+        <w:gridCol w:w="1964"/>
+        <w:gridCol w:w="2181"/>
+      </w:tblGrid>
+      <w:tr>
+        <w:trPr>
+          <w:cnfStyle w:val="100000000000" w:firstRow="1" w:lastRow="0" w:firstColumn="0" w:lastColumn="0" w:oddVBand="0" w:evenVBand="0" w:oddHBand="0" w:evenHBand="0" w:firstRowFirstColumn="0" w:firstRowLastColumn="0" w:lastRowFirstColumn="0" w:lastRowLastColumn="0"/>
+        </w:trPr>
+        <w:tc>
+          <w:tcPr>
+            <w:cnfStyle w:val="001000000000" w:firstRow="0" w:lastRow="0" w:firstColumn="1" w:lastColumn="0" w:oddVBand="0" w:evenVBand="0" w:oddHBand="0" w:evenHBand="0" w:firstRowFirstColumn="0" w:firstRowLastColumn="0" w:lastRowFirstColumn="0" w:lastRowLastColumn="0"/>
+            <w:tcW w:w="0" w:type="auto"/>
+            <w:hideMark/>
+          </w:tcPr>
+          <w:p>
+            <w:pPr>
+              <w:spacing w:after="183" w:line="259" w:lineRule="auto"/>
+              <w:ind w:left="0" w:firstLine="0"/>
+            </w:pPr>
+            <w:r>
+              <w:t>Tarea</w:t>
+            </w:r>
+          </w:p>
+        </w:tc>
+        <w:tc>
+          <w:tcPr>
+            <w:tcW w:w="0" w:type="auto"/>
+            <w:hideMark/>
+          </w:tcPr>
+          <w:p>
+            <w:pPr>
+              <w:spacing w:after="183" w:line="259" w:lineRule="auto"/>
+              <w:ind w:left="0" w:firstLine="0"/>
+              <w:cnfStyle w:val="100000000000" w:firstRow="1" w:lastRow="0" w:firstColumn="0" w:lastColumn="0" w:oddVBand="0" w:evenVBand="0" w:oddHBand="0" w:evenHBand="0" w:firstRowFirstColumn="0" w:firstRowLastColumn="0" w:lastRowFirstColumn="0" w:lastRowLastColumn="0"/>
+            </w:pPr>
+            <w:r>
+              <w:t>Duración (horas)</w:t>
+            </w:r>
+          </w:p>
+        </w:tc>
+        <w:tc>
+          <w:tcPr>
+            <w:tcW w:w="0" w:type="auto"/>
+            <w:hideMark/>
+          </w:tcPr>
+          <w:p>
+            <w:pPr>
+              <w:spacing w:after="183" w:line="259" w:lineRule="auto"/>
+              <w:ind w:left="0" w:firstLine="0"/>
+              <w:cnfStyle w:val="100000000000" w:firstRow="1" w:lastRow="0" w:firstColumn="0" w:lastColumn="0" w:oddVBand="0" w:evenVBand="0" w:oddHBand="0" w:evenHBand="0" w:firstRowFirstColumn="0" w:firstRowLastColumn="0" w:lastRowFirstColumn="0" w:lastRowLastColumn="0"/>
+            </w:pPr>
+            <w:r>
+              <w:t>Prioridad</w:t>
+            </w:r>
+          </w:p>
+        </w:tc>
+        <w:tc>
+          <w:tcPr>
+            <w:tcW w:w="0" w:type="auto"/>
+            <w:hideMark/>
+          </w:tcPr>
+          <w:p>
+            <w:pPr>
+              <w:spacing w:after="183" w:line="259" w:lineRule="auto"/>
+              <w:ind w:left="0" w:firstLine="0"/>
+              <w:cnfStyle w:val="100000000000" w:firstRow="1" w:lastRow="0" w:firstColumn="0" w:lastColumn="0" w:oddVBand="0" w:evenVBand="0" w:oddHBand="0" w:evenHBand="0" w:firstRowFirstColumn="0" w:firstRowLastColumn="0" w:lastRowFirstColumn="0" w:lastRowLastColumn="0"/>
+            </w:pPr>
+            <w:r>
+              <w:t>Descripción</w:t>
+            </w:r>
+          </w:p>
+        </w:tc>
+        <w:tc>
+          <w:tcPr>
+            <w:tcW w:w="0" w:type="auto"/>
+            <w:hideMark/>
+          </w:tcPr>
+          <w:p>
+            <w:pPr>
+              <w:spacing w:after="183" w:line="259" w:lineRule="auto"/>
+              <w:ind w:left="0" w:firstLine="0"/>
+              <w:cnfStyle w:val="100000000000" w:firstRow="1" w:lastRow="0" w:firstColumn="0" w:lastColumn="0" w:oddVBand="0" w:evenVBand="0" w:oddHBand="0" w:evenHBand="0" w:firstRowFirstColumn="0" w:firstRowLastColumn="0" w:lastRowFirstColumn="0" w:lastRowLastColumn="0"/>
+            </w:pPr>
+            <w:r>
+              <w:t>Validación</w:t>
             </w:r>
           </w:p>
         </w:tc>
       </w:tr>
       <w:tr>
         <w:trPr>
-          <w:trHeight w:val="3223"/>
+          <w:cnfStyle w:val="000000100000" w:firstRow="0" w:lastRow="0" w:firstColumn="0" w:lastColumn="0" w:oddVBand="0" w:evenVBand="0" w:oddHBand="1" w:evenHBand="0" w:firstRowFirstColumn="0" w:firstRowLastColumn="0" w:lastRowFirstColumn="0" w:lastRowLastColumn="0"/>
         </w:trPr>
         <w:tc>
           <w:tcPr>
-            <w:tcW w:w="2198" w:type="dxa"/>
-            <w:tcBorders>
-              <w:top w:val="single" w:sz="3" w:space="0" w:color="47D459"/>
-              <w:left w:val="single" w:sz="3" w:space="0" w:color="47D459"/>
-              <w:bottom w:val="single" w:sz="3" w:space="0" w:color="47D459"/>
-              <w:right w:val="single" w:sz="3" w:space="0" w:color="47D459"/>
-            </w:tcBorders>
-            <w:shd w:val="clear" w:color="auto" w:fill="C1F0C7"/>
-          </w:tcPr>
-          <w:p>
-            <w:pPr>
-              <w:spacing w:after="0" w:line="259" w:lineRule="auto"/>
-              <w:ind w:left="0" w:right="16" w:firstLine="0"/>
-            </w:pPr>
-            <w:r>
-              <w:rPr>
-                <w:b/>
-                <w:color w:val="124F1A"/>
-              </w:rPr>
-              <w:lastRenderedPageBreak/>
-              <w:t xml:space="preserve">Conexión frontend con backend para proveedores </w:t>
-            </w:r>
-          </w:p>
-        </w:tc>
-        <w:tc>
-          <w:tcPr>
-            <w:tcW w:w="1236" w:type="dxa"/>
-            <w:tcBorders>
-              <w:top w:val="single" w:sz="3" w:space="0" w:color="47D459"/>
-              <w:left w:val="single" w:sz="3" w:space="0" w:color="47D459"/>
-              <w:bottom w:val="single" w:sz="3" w:space="0" w:color="47D459"/>
-              <w:right w:val="single" w:sz="3" w:space="0" w:color="47D459"/>
-            </w:tcBorders>
-            <w:shd w:val="clear" w:color="auto" w:fill="C1F0C7"/>
-          </w:tcPr>
-          <w:p>
-            <w:pPr>
-              <w:spacing w:after="0" w:line="259" w:lineRule="auto"/>
-              <w:ind w:left="4" w:firstLine="0"/>
-            </w:pPr>
-            <w:r>
-              <w:rPr>
-                <w:color w:val="124F1A"/>
-              </w:rPr>
-              <w:t xml:space="preserve">8 </w:t>
-            </w:r>
-          </w:p>
-        </w:tc>
-        <w:tc>
-          <w:tcPr>
-            <w:tcW w:w="1218" w:type="dxa"/>
-            <w:tcBorders>
-              <w:top w:val="single" w:sz="3" w:space="0" w:color="47D459"/>
-              <w:left w:val="single" w:sz="3" w:space="0" w:color="47D459"/>
-              <w:bottom w:val="single" w:sz="3" w:space="0" w:color="47D459"/>
-              <w:right w:val="single" w:sz="3" w:space="0" w:color="47D459"/>
-            </w:tcBorders>
-            <w:shd w:val="clear" w:color="auto" w:fill="C1F0C7"/>
-          </w:tcPr>
-          <w:p>
-            <w:pPr>
-              <w:spacing w:after="0" w:line="259" w:lineRule="auto"/>
-              <w:ind w:left="3" w:firstLine="0"/>
-            </w:pPr>
-            <w:r>
-              <w:rPr>
-                <w:color w:val="124F1A"/>
-              </w:rPr>
-              <w:t xml:space="preserve">Alta </w:t>
-            </w:r>
-          </w:p>
-        </w:tc>
-        <w:tc>
-          <w:tcPr>
-            <w:tcW w:w="1777" w:type="dxa"/>
-            <w:tcBorders>
-              <w:top w:val="single" w:sz="2" w:space="0" w:color="C1F0C7"/>
-              <w:left w:val="single" w:sz="3" w:space="0" w:color="47D459"/>
-              <w:bottom w:val="single" w:sz="3" w:space="0" w:color="47D459"/>
-              <w:right w:val="single" w:sz="3" w:space="0" w:color="47D459"/>
-            </w:tcBorders>
-            <w:shd w:val="clear" w:color="auto" w:fill="C1F0C7"/>
-          </w:tcPr>
-          <w:p>
-            <w:pPr>
-              <w:spacing w:after="24" w:line="259" w:lineRule="auto"/>
-              <w:ind w:left="1" w:firstLine="0"/>
-            </w:pPr>
-            <w:r>
-              <w:rPr>
-                <w:color w:val="124F1A"/>
-              </w:rPr>
-              <w:t xml:space="preserve">Integración de </w:t>
-            </w:r>
-          </w:p>
-          <w:p>
-            <w:pPr>
-              <w:spacing w:after="3" w:line="277" w:lineRule="auto"/>
-              <w:ind w:left="1" w:right="17" w:firstLine="0"/>
-            </w:pPr>
-            <w:r>
-              <w:rPr>
-                <w:color w:val="124F1A"/>
-              </w:rPr>
-              <w:t xml:space="preserve">React con Django para las </w:t>
-            </w:r>
-          </w:p>
-          <w:p>
-            <w:pPr>
-              <w:spacing w:after="0" w:line="259" w:lineRule="auto"/>
-              <w:ind w:left="1" w:firstLine="0"/>
-            </w:pPr>
-            <w:r>
-              <w:rPr>
-                <w:color w:val="124F1A"/>
-              </w:rPr>
-              <w:t xml:space="preserve">operaciones CRUD de proveedores. </w:t>
-            </w:r>
-          </w:p>
-        </w:tc>
-        <w:tc>
-          <w:tcPr>
-            <w:tcW w:w="2066" w:type="dxa"/>
-            <w:tcBorders>
-              <w:top w:val="single" w:sz="2" w:space="0" w:color="C1F0C7"/>
-              <w:left w:val="single" w:sz="3" w:space="0" w:color="47D459"/>
-              <w:bottom w:val="single" w:sz="3" w:space="0" w:color="47D459"/>
-              <w:right w:val="single" w:sz="3" w:space="0" w:color="47D459"/>
-            </w:tcBorders>
-            <w:shd w:val="clear" w:color="auto" w:fill="C1F0C7"/>
-          </w:tcPr>
-          <w:p>
-            <w:pPr>
-              <w:spacing w:after="0" w:line="259" w:lineRule="auto"/>
-              <w:ind w:left="1" w:firstLine="0"/>
-            </w:pPr>
-            <w:r>
-              <w:rPr>
-                <w:color w:val="124F1A"/>
-              </w:rPr>
-              <w:t xml:space="preserve">Verificación de que las operaciones CRUD de proveedores funcionen correctamente entre frontend y backend. </w:t>
+            <w:cnfStyle w:val="001000000000" w:firstRow="0" w:lastRow="0" w:firstColumn="1" w:lastColumn="0" w:oddVBand="0" w:evenVBand="0" w:oddHBand="0" w:evenHBand="0" w:firstRowFirstColumn="0" w:firstRowLastColumn="0" w:lastRowFirstColumn="0" w:lastRowLastColumn="0"/>
+            <w:tcW w:w="0" w:type="auto"/>
+            <w:hideMark/>
+          </w:tcPr>
+          <w:p>
+            <w:pPr>
+              <w:spacing w:after="183" w:line="259" w:lineRule="auto"/>
+              <w:ind w:left="0" w:firstLine="0"/>
+              <w:rPr>
+                <w:b w:val="0"/>
+                <w:bCs w:val="0"/>
+              </w:rPr>
+            </w:pPr>
+            <w:r>
+              <w:rPr>
+                <w:b w:val="0"/>
+                <w:bCs w:val="0"/>
+              </w:rPr>
+              <w:t>Desarrollo del formulario para carga masiva</w:t>
+            </w:r>
+          </w:p>
+        </w:tc>
+        <w:tc>
+          <w:tcPr>
+            <w:tcW w:w="0" w:type="auto"/>
+            <w:hideMark/>
+          </w:tcPr>
+          <w:p>
+            <w:pPr>
+              <w:spacing w:after="183" w:line="259" w:lineRule="auto"/>
+              <w:ind w:left="0" w:firstLine="0"/>
+              <w:cnfStyle w:val="000000100000" w:firstRow="0" w:lastRow="0" w:firstColumn="0" w:lastColumn="0" w:oddVBand="0" w:evenVBand="0" w:oddHBand="1" w:evenHBand="0" w:firstRowFirstColumn="0" w:firstRowLastColumn="0" w:lastRowFirstColumn="0" w:lastRowLastColumn="0"/>
+            </w:pPr>
+            <w:r>
+              <w:t>8</w:t>
+            </w:r>
+          </w:p>
+        </w:tc>
+        <w:tc>
+          <w:tcPr>
+            <w:tcW w:w="0" w:type="auto"/>
+            <w:hideMark/>
+          </w:tcPr>
+          <w:p>
+            <w:pPr>
+              <w:spacing w:after="183" w:line="259" w:lineRule="auto"/>
+              <w:ind w:left="0" w:firstLine="0"/>
+              <w:cnfStyle w:val="000000100000" w:firstRow="0" w:lastRow="0" w:firstColumn="0" w:lastColumn="0" w:oddVBand="0" w:evenVBand="0" w:oddHBand="1" w:evenHBand="0" w:firstRowFirstColumn="0" w:firstRowLastColumn="0" w:lastRowFirstColumn="0" w:lastRowLastColumn="0"/>
+            </w:pPr>
+            <w:r>
+              <w:t>Alta</w:t>
+            </w:r>
+          </w:p>
+        </w:tc>
+        <w:tc>
+          <w:tcPr>
+            <w:tcW w:w="0" w:type="auto"/>
+            <w:hideMark/>
+          </w:tcPr>
+          <w:p>
+            <w:pPr>
+              <w:spacing w:after="183" w:line="259" w:lineRule="auto"/>
+              <w:ind w:left="0" w:firstLine="0"/>
+              <w:cnfStyle w:val="000000100000" w:firstRow="0" w:lastRow="0" w:firstColumn="0" w:lastColumn="0" w:oddVBand="0" w:evenVBand="0" w:oddHBand="1" w:evenHBand="0" w:firstRowFirstColumn="0" w:firstRowLastColumn="0" w:lastRowFirstColumn="0" w:lastRowLastColumn="0"/>
+            </w:pPr>
+            <w:r>
+              <w:t>Crear un formulario en React que permita cargar archivos Excel con información de productos.</w:t>
+            </w:r>
+          </w:p>
+        </w:tc>
+        <w:tc>
+          <w:tcPr>
+            <w:tcW w:w="0" w:type="auto"/>
+            <w:hideMark/>
+          </w:tcPr>
+          <w:p>
+            <w:pPr>
+              <w:spacing w:after="183" w:line="259" w:lineRule="auto"/>
+              <w:ind w:left="0" w:firstLine="0"/>
+              <w:cnfStyle w:val="000000100000" w:firstRow="0" w:lastRow="0" w:firstColumn="0" w:lastColumn="0" w:oddVBand="0" w:evenVBand="0" w:oddHBand="1" w:evenHBand="0" w:firstRowFirstColumn="0" w:firstRowLastColumn="0" w:lastRowFirstColumn="0" w:lastRowLastColumn="0"/>
+            </w:pPr>
+            <w:r>
+              <w:t>Verificar que el formulario permita subir un archivo Excel correctamente.</w:t>
             </w:r>
           </w:p>
         </w:tc>
       </w:tr>
-    </w:tbl>
-    <w:p>
-      <w:pPr>
-        <w:spacing w:after="184" w:line="259" w:lineRule="auto"/>
-        <w:ind w:left="0" w:firstLine="0"/>
-      </w:pPr>
-      <w:r>
-        <w:t xml:space="preserve"> </w:t>
-      </w:r>
-    </w:p>
-    <w:p>
-      <w:pPr>
-        <w:spacing w:after="183" w:line="259" w:lineRule="auto"/>
-        <w:ind w:left="0" w:firstLine="0"/>
-      </w:pPr>
-      <w:r>
-        <w:rPr>
-          <w:b/>
-        </w:rPr>
-        <w:t xml:space="preserve"> </w:t>
-      </w:r>
-    </w:p>
-    <w:p>
-      <w:pPr>
-        <w:spacing w:after="0" w:line="259" w:lineRule="auto"/>
-        <w:ind w:left="0" w:firstLine="0"/>
-      </w:pPr>
-      <w:r>
-        <w:rPr>
-          <w:b/>
-        </w:rPr>
-        <w:t xml:space="preserve"> </w:t>
-      </w:r>
-    </w:p>
-    <w:p>
-      <w:pPr>
-        <w:spacing w:after="0" w:line="259" w:lineRule="auto"/>
-        <w:ind w:left="-5"/>
-      </w:pPr>
-      <w:r>
-        <w:rPr>
-          <w:b/>
-        </w:rPr>
-        <w:t xml:space="preserve">Sprint </w:t>
-      </w:r>
-      <w:r>
-        <w:rPr>
-          <w:b/>
-        </w:rPr>
-        <w:t>8</w:t>
-      </w:r>
-      <w:r>
-        <w:rPr>
-          <w:b/>
-        </w:rPr>
-        <w:t xml:space="preserve">: Implementación de gestión de caja (Ingreso y salida de dinero) </w:t>
-      </w:r>
-    </w:p>
-    <w:tbl>
-      <w:tblPr>
-        <w:tblStyle w:val="TableGrid"/>
-        <w:tblW w:w="8495" w:type="dxa"/>
-        <w:tblInd w:w="7" w:type="dxa"/>
-        <w:tblCellMar>
-          <w:top w:w="4" w:type="dxa"/>
-          <w:left w:w="105" w:type="dxa"/>
-          <w:right w:w="63" w:type="dxa"/>
-        </w:tblCellMar>
-        <w:tblLook w:val="04A0" w:firstRow="1" w:lastRow="0" w:firstColumn="1" w:lastColumn="0" w:noHBand="0" w:noVBand="1"/>
-      </w:tblPr>
-      <w:tblGrid>
-        <w:gridCol w:w="2123"/>
-        <w:gridCol w:w="1241"/>
-        <w:gridCol w:w="1218"/>
-        <w:gridCol w:w="1901"/>
-        <w:gridCol w:w="2012"/>
-      </w:tblGrid>
       <w:tr>
-        <w:trPr>
-          <w:trHeight w:val="863"/>
-        </w:trPr>
-        <w:tc>
-          <w:tcPr>
-            <w:tcW w:w="2123" w:type="dxa"/>
-            <w:tcBorders>
-              <w:top w:val="single" w:sz="3" w:space="0" w:color="47D459"/>
-              <w:left w:val="single" w:sz="3" w:space="0" w:color="47D459"/>
-              <w:bottom w:val="single" w:sz="11" w:space="0" w:color="47D459"/>
-              <w:right w:val="single" w:sz="3" w:space="0" w:color="47D459"/>
-            </w:tcBorders>
-          </w:tcPr>
-          <w:p>
-            <w:pPr>
-              <w:spacing w:after="0" w:line="259" w:lineRule="auto"/>
-              <w:ind w:left="0" w:firstLine="0"/>
-            </w:pPr>
-            <w:r>
-              <w:rPr>
-                <w:b/>
-                <w:color w:val="124F1A"/>
-              </w:rPr>
-              <w:t xml:space="preserve">Tarea </w:t>
-            </w:r>
-          </w:p>
-        </w:tc>
-        <w:tc>
-          <w:tcPr>
-            <w:tcW w:w="1241" w:type="dxa"/>
-            <w:tcBorders>
-              <w:top w:val="single" w:sz="3" w:space="0" w:color="47D459"/>
-              <w:left w:val="single" w:sz="3" w:space="0" w:color="47D459"/>
-              <w:bottom w:val="single" w:sz="11" w:space="0" w:color="47D459"/>
-              <w:right w:val="single" w:sz="3" w:space="0" w:color="47D459"/>
-            </w:tcBorders>
-          </w:tcPr>
-          <w:p>
-            <w:pPr>
-              <w:spacing w:after="0" w:line="259" w:lineRule="auto"/>
-              <w:ind w:left="2" w:firstLine="0"/>
-            </w:pPr>
-            <w:r>
-              <w:rPr>
-                <w:b/>
-                <w:color w:val="124F1A"/>
-              </w:rPr>
-              <w:t xml:space="preserve">Duración (horas) </w:t>
-            </w:r>
-          </w:p>
-        </w:tc>
-        <w:tc>
-          <w:tcPr>
-            <w:tcW w:w="1218" w:type="dxa"/>
-            <w:tcBorders>
-              <w:top w:val="single" w:sz="3" w:space="0" w:color="47D459"/>
-              <w:left w:val="single" w:sz="3" w:space="0" w:color="47D459"/>
-              <w:bottom w:val="single" w:sz="11" w:space="0" w:color="47D459"/>
-              <w:right w:val="single" w:sz="3" w:space="0" w:color="47D459"/>
-            </w:tcBorders>
-          </w:tcPr>
-          <w:p>
-            <w:pPr>
-              <w:spacing w:after="0" w:line="259" w:lineRule="auto"/>
-              <w:ind w:left="1" w:firstLine="0"/>
-            </w:pPr>
-            <w:r>
-              <w:rPr>
-                <w:b/>
-                <w:color w:val="124F1A"/>
-              </w:rPr>
-              <w:t xml:space="preserve">Prioridad </w:t>
-            </w:r>
-          </w:p>
-        </w:tc>
-        <w:tc>
-          <w:tcPr>
-            <w:tcW w:w="1901" w:type="dxa"/>
-            <w:tcBorders>
-              <w:top w:val="single" w:sz="3" w:space="0" w:color="47D459"/>
-              <w:left w:val="single" w:sz="3" w:space="0" w:color="47D459"/>
-              <w:bottom w:val="single" w:sz="11" w:space="0" w:color="47D459"/>
-              <w:right w:val="single" w:sz="3" w:space="0" w:color="47D459"/>
-            </w:tcBorders>
-          </w:tcPr>
-          <w:p>
-            <w:pPr>
-              <w:spacing w:after="0" w:line="259" w:lineRule="auto"/>
-              <w:ind w:left="3" w:firstLine="0"/>
-            </w:pPr>
-            <w:r>
-              <w:rPr>
-                <w:b/>
-                <w:color w:val="124F1A"/>
-              </w:rPr>
-              <w:t xml:space="preserve">Descripción </w:t>
-            </w:r>
-          </w:p>
-        </w:tc>
-        <w:tc>
-          <w:tcPr>
-            <w:tcW w:w="2012" w:type="dxa"/>
-            <w:tcBorders>
-              <w:top w:val="single" w:sz="3" w:space="0" w:color="47D459"/>
-              <w:left w:val="single" w:sz="3" w:space="0" w:color="47D459"/>
-              <w:bottom w:val="single" w:sz="11" w:space="0" w:color="47D459"/>
-              <w:right w:val="single" w:sz="3" w:space="0" w:color="47D459"/>
-            </w:tcBorders>
-          </w:tcPr>
-          <w:p>
-            <w:pPr>
-              <w:spacing w:after="0" w:line="259" w:lineRule="auto"/>
-              <w:ind w:left="3" w:firstLine="0"/>
-            </w:pPr>
-            <w:r>
-              <w:rPr>
-                <w:b/>
-                <w:color w:val="124F1A"/>
-              </w:rPr>
-              <w:t xml:space="preserve">Validación </w:t>
+        <w:tc>
+          <w:tcPr>
+            <w:cnfStyle w:val="001000000000" w:firstRow="0" w:lastRow="0" w:firstColumn="1" w:lastColumn="0" w:oddVBand="0" w:evenVBand="0" w:oddHBand="0" w:evenHBand="0" w:firstRowFirstColumn="0" w:firstRowLastColumn="0" w:lastRowFirstColumn="0" w:lastRowLastColumn="0"/>
+            <w:tcW w:w="0" w:type="auto"/>
+            <w:hideMark/>
+          </w:tcPr>
+          <w:p>
+            <w:pPr>
+              <w:spacing w:after="183" w:line="259" w:lineRule="auto"/>
+              <w:ind w:left="0" w:firstLine="0"/>
+              <w:rPr>
+                <w:b w:val="0"/>
+                <w:bCs w:val="0"/>
+              </w:rPr>
+            </w:pPr>
+            <w:r>
+              <w:rPr>
+                <w:b w:val="0"/>
+                <w:bCs w:val="0"/>
+              </w:rPr>
+              <w:t>Implementación de la lógica para procesar el archivo</w:t>
+            </w:r>
+          </w:p>
+        </w:tc>
+        <w:tc>
+          <w:tcPr>
+            <w:tcW w:w="0" w:type="auto"/>
+            <w:hideMark/>
+          </w:tcPr>
+          <w:p>
+            <w:pPr>
+              <w:spacing w:after="183" w:line="259" w:lineRule="auto"/>
+              <w:ind w:left="0" w:firstLine="0"/>
+              <w:cnfStyle w:val="000000000000" w:firstRow="0" w:lastRow="0" w:firstColumn="0" w:lastColumn="0" w:oddVBand="0" w:evenVBand="0" w:oddHBand="0" w:evenHBand="0" w:firstRowFirstColumn="0" w:firstRowLastColumn="0" w:lastRowFirstColumn="0" w:lastRowLastColumn="0"/>
+            </w:pPr>
+            <w:r>
+              <w:t>8</w:t>
+            </w:r>
+          </w:p>
+        </w:tc>
+        <w:tc>
+          <w:tcPr>
+            <w:tcW w:w="0" w:type="auto"/>
+            <w:hideMark/>
+          </w:tcPr>
+          <w:p>
+            <w:pPr>
+              <w:spacing w:after="183" w:line="259" w:lineRule="auto"/>
+              <w:ind w:left="0" w:firstLine="0"/>
+              <w:cnfStyle w:val="000000000000" w:firstRow="0" w:lastRow="0" w:firstColumn="0" w:lastColumn="0" w:oddVBand="0" w:evenVBand="0" w:oddHBand="0" w:evenHBand="0" w:firstRowFirstColumn="0" w:firstRowLastColumn="0" w:lastRowFirstColumn="0" w:lastRowLastColumn="0"/>
+            </w:pPr>
+            <w:r>
+              <w:t>Alta</w:t>
+            </w:r>
+          </w:p>
+        </w:tc>
+        <w:tc>
+          <w:tcPr>
+            <w:tcW w:w="0" w:type="auto"/>
+            <w:hideMark/>
+          </w:tcPr>
+          <w:p>
+            <w:pPr>
+              <w:spacing w:after="183" w:line="259" w:lineRule="auto"/>
+              <w:ind w:left="0" w:firstLine="0"/>
+              <w:cnfStyle w:val="000000000000" w:firstRow="0" w:lastRow="0" w:firstColumn="0" w:lastColumn="0" w:oddVBand="0" w:evenVBand="0" w:oddHBand="0" w:evenHBand="0" w:firstRowFirstColumn="0" w:firstRowLastColumn="0" w:lastRowFirstColumn="0" w:lastRowLastColumn="0"/>
+            </w:pPr>
+            <w:r>
+              <w:t>Desarrollar en Django la lógica para leer y registrar los datos del archivo Excel en la base de datos.</w:t>
+            </w:r>
+          </w:p>
+        </w:tc>
+        <w:tc>
+          <w:tcPr>
+            <w:tcW w:w="0" w:type="auto"/>
+            <w:hideMark/>
+          </w:tcPr>
+          <w:p>
+            <w:pPr>
+              <w:spacing w:after="183" w:line="259" w:lineRule="auto"/>
+              <w:ind w:left="0" w:firstLine="0"/>
+              <w:cnfStyle w:val="000000000000" w:firstRow="0" w:lastRow="0" w:firstColumn="0" w:lastColumn="0" w:oddVBand="0" w:evenVBand="0" w:oddHBand="0" w:evenHBand="0" w:firstRowFirstColumn="0" w:firstRowLastColumn="0" w:lastRowFirstColumn="0" w:lastRowLastColumn="0"/>
+            </w:pPr>
+            <w:r>
+              <w:t>Validar que los datos del archivo Excel se guarden en la base de datos.</w:t>
             </w:r>
           </w:p>
         </w:tc>
       </w:tr>
       <w:tr>
         <w:trPr>
-          <w:trHeight w:val="2552"/>
+          <w:cnfStyle w:val="000000100000" w:firstRow="0" w:lastRow="0" w:firstColumn="0" w:lastColumn="0" w:oddVBand="0" w:evenVBand="0" w:oddHBand="1" w:evenHBand="0" w:firstRowFirstColumn="0" w:firstRowLastColumn="0" w:lastRowFirstColumn="0" w:lastRowLastColumn="0"/>
         </w:trPr>
         <w:tc>
           <w:tcPr>
-            <w:tcW w:w="2123" w:type="dxa"/>
-            <w:tcBorders>
-              <w:top w:val="single" w:sz="11" w:space="0" w:color="47D459"/>
-              <w:left w:val="single" w:sz="3" w:space="0" w:color="47D459"/>
-              <w:bottom w:val="single" w:sz="3" w:space="0" w:color="47D459"/>
-              <w:right w:val="single" w:sz="3" w:space="0" w:color="47D459"/>
-            </w:tcBorders>
-            <w:shd w:val="clear" w:color="auto" w:fill="C1F0C7"/>
-          </w:tcPr>
-          <w:p>
-            <w:pPr>
-              <w:spacing w:after="0" w:line="259" w:lineRule="auto"/>
-              <w:ind w:left="0" w:right="421" w:firstLine="0"/>
-              <w:jc w:val="both"/>
-            </w:pPr>
-            <w:r>
-              <w:rPr>
-                <w:b/>
-                <w:color w:val="124F1A"/>
-              </w:rPr>
-              <w:t xml:space="preserve">Desarrollo del formulario de caja en React </w:t>
-            </w:r>
-          </w:p>
-        </w:tc>
-        <w:tc>
-          <w:tcPr>
-            <w:tcW w:w="1241" w:type="dxa"/>
-            <w:tcBorders>
-              <w:top w:val="single" w:sz="11" w:space="0" w:color="47D459"/>
-              <w:left w:val="single" w:sz="3" w:space="0" w:color="47D459"/>
-              <w:bottom w:val="single" w:sz="3" w:space="0" w:color="47D459"/>
-              <w:right w:val="single" w:sz="3" w:space="0" w:color="47D459"/>
-            </w:tcBorders>
-            <w:shd w:val="clear" w:color="auto" w:fill="C1F0C7"/>
-          </w:tcPr>
-          <w:p>
-            <w:pPr>
-              <w:spacing w:after="0" w:line="259" w:lineRule="auto"/>
-              <w:ind w:left="2" w:firstLine="0"/>
-            </w:pPr>
-            <w:r>
-              <w:rPr>
-                <w:color w:val="124F1A"/>
-              </w:rPr>
-              <w:t xml:space="preserve">8 </w:t>
-            </w:r>
-          </w:p>
-        </w:tc>
-        <w:tc>
-          <w:tcPr>
-            <w:tcW w:w="1218" w:type="dxa"/>
-            <w:tcBorders>
-              <w:top w:val="single" w:sz="11" w:space="0" w:color="47D459"/>
-              <w:left w:val="single" w:sz="3" w:space="0" w:color="47D459"/>
-              <w:bottom w:val="single" w:sz="3" w:space="0" w:color="47D459"/>
-              <w:right w:val="single" w:sz="3" w:space="0" w:color="47D459"/>
-            </w:tcBorders>
-            <w:shd w:val="clear" w:color="auto" w:fill="C1F0C7"/>
-          </w:tcPr>
-          <w:p>
-            <w:pPr>
-              <w:spacing w:after="0" w:line="259" w:lineRule="auto"/>
-              <w:ind w:left="1" w:firstLine="0"/>
-            </w:pPr>
-            <w:r>
-              <w:rPr>
-                <w:color w:val="124F1A"/>
-              </w:rPr>
-              <w:t xml:space="preserve">Alta </w:t>
-            </w:r>
-          </w:p>
-        </w:tc>
-        <w:tc>
-          <w:tcPr>
-            <w:tcW w:w="1901" w:type="dxa"/>
-            <w:tcBorders>
-              <w:top w:val="single" w:sz="11" w:space="0" w:color="47D459"/>
-              <w:left w:val="single" w:sz="3" w:space="0" w:color="47D459"/>
-              <w:bottom w:val="single" w:sz="3" w:space="0" w:color="47D459"/>
-              <w:right w:val="single" w:sz="3" w:space="0" w:color="47D459"/>
-            </w:tcBorders>
-            <w:shd w:val="clear" w:color="auto" w:fill="C1F0C7"/>
-          </w:tcPr>
-          <w:p>
-            <w:pPr>
-              <w:spacing w:after="0" w:line="259" w:lineRule="auto"/>
-              <w:ind w:left="3" w:firstLine="0"/>
-            </w:pPr>
-            <w:r>
-              <w:rPr>
-                <w:color w:val="124F1A"/>
-              </w:rPr>
-              <w:t xml:space="preserve">Creación de formulario en React para registrar ingresos y egresos de dinero. </w:t>
-            </w:r>
-          </w:p>
-        </w:tc>
-        <w:tc>
-          <w:tcPr>
-            <w:tcW w:w="2012" w:type="dxa"/>
-            <w:tcBorders>
-              <w:top w:val="single" w:sz="11" w:space="0" w:color="47D459"/>
-              <w:left w:val="single" w:sz="3" w:space="0" w:color="47D459"/>
-              <w:bottom w:val="single" w:sz="3" w:space="0" w:color="47D459"/>
-              <w:right w:val="single" w:sz="3" w:space="0" w:color="47D459"/>
-            </w:tcBorders>
-            <w:shd w:val="clear" w:color="auto" w:fill="C1F0C7"/>
-          </w:tcPr>
-          <w:p>
-            <w:pPr>
-              <w:spacing w:after="0" w:line="259" w:lineRule="auto"/>
-              <w:ind w:left="3" w:right="11" w:firstLine="0"/>
-            </w:pPr>
-            <w:r>
-              <w:rPr>
-                <w:color w:val="124F1A"/>
-              </w:rPr>
-              <w:t xml:space="preserve">Verificación de que los ingresos y egresos se registren correctamente en la interfaz. </w:t>
-            </w:r>
-          </w:p>
-        </w:tc>
-      </w:tr>
-      <w:tr>
-        <w:trPr>
-          <w:trHeight w:val="2549"/>
-        </w:trPr>
-        <w:tc>
-          <w:tcPr>
-            <w:tcW w:w="2123" w:type="dxa"/>
-            <w:tcBorders>
-              <w:top w:val="single" w:sz="3" w:space="0" w:color="47D459"/>
-              <w:left w:val="single" w:sz="3" w:space="0" w:color="47D459"/>
-              <w:bottom w:val="single" w:sz="3" w:space="0" w:color="47D459"/>
-              <w:right w:val="single" w:sz="3" w:space="0" w:color="47D459"/>
-            </w:tcBorders>
-          </w:tcPr>
-          <w:p>
-            <w:pPr>
-              <w:spacing w:after="0" w:line="259" w:lineRule="auto"/>
-              <w:ind w:left="0" w:right="147" w:firstLine="0"/>
-              <w:jc w:val="both"/>
-            </w:pPr>
-            <w:r>
-              <w:rPr>
-                <w:b/>
-                <w:color w:val="124F1A"/>
-              </w:rPr>
-              <w:t xml:space="preserve">Implementación de lógica de caja en Django </w:t>
-            </w:r>
-          </w:p>
-        </w:tc>
-        <w:tc>
-          <w:tcPr>
-            <w:tcW w:w="1241" w:type="dxa"/>
-            <w:tcBorders>
-              <w:top w:val="single" w:sz="3" w:space="0" w:color="47D459"/>
-              <w:left w:val="single" w:sz="3" w:space="0" w:color="47D459"/>
-              <w:bottom w:val="single" w:sz="3" w:space="0" w:color="47D459"/>
-              <w:right w:val="single" w:sz="3" w:space="0" w:color="47D459"/>
-            </w:tcBorders>
-          </w:tcPr>
-          <w:p>
-            <w:pPr>
-              <w:spacing w:after="0" w:line="259" w:lineRule="auto"/>
-              <w:ind w:left="2" w:firstLine="0"/>
-            </w:pPr>
-            <w:r>
-              <w:rPr>
-                <w:color w:val="124F1A"/>
-              </w:rPr>
-              <w:t xml:space="preserve">8 </w:t>
-            </w:r>
-          </w:p>
-        </w:tc>
-        <w:tc>
-          <w:tcPr>
-            <w:tcW w:w="1218" w:type="dxa"/>
-            <w:tcBorders>
-              <w:top w:val="single" w:sz="3" w:space="0" w:color="47D459"/>
-              <w:left w:val="single" w:sz="3" w:space="0" w:color="47D459"/>
-              <w:bottom w:val="single" w:sz="3" w:space="0" w:color="47D459"/>
-              <w:right w:val="single" w:sz="3" w:space="0" w:color="47D459"/>
-            </w:tcBorders>
-          </w:tcPr>
-          <w:p>
-            <w:pPr>
-              <w:spacing w:after="0" w:line="259" w:lineRule="auto"/>
-              <w:ind w:left="1" w:firstLine="0"/>
-            </w:pPr>
-            <w:r>
-              <w:rPr>
-                <w:color w:val="124F1A"/>
-              </w:rPr>
-              <w:t xml:space="preserve">Alta </w:t>
-            </w:r>
-          </w:p>
-        </w:tc>
-        <w:tc>
-          <w:tcPr>
-            <w:tcW w:w="1901" w:type="dxa"/>
-            <w:tcBorders>
-              <w:top w:val="single" w:sz="3" w:space="0" w:color="47D459"/>
-              <w:left w:val="single" w:sz="3" w:space="0" w:color="47D459"/>
-              <w:bottom w:val="single" w:sz="3" w:space="0" w:color="47D459"/>
-              <w:right w:val="single" w:sz="3" w:space="0" w:color="47D459"/>
-            </w:tcBorders>
-          </w:tcPr>
-          <w:p>
-            <w:pPr>
-              <w:spacing w:after="0" w:line="259" w:lineRule="auto"/>
-              <w:ind w:left="3" w:right="24" w:firstLine="0"/>
-            </w:pPr>
-            <w:r>
-              <w:rPr>
-                <w:color w:val="124F1A"/>
-              </w:rPr>
-              <w:t xml:space="preserve">Desarrollo de lógica en Django para registrar transacciones de caja. </w:t>
-            </w:r>
-          </w:p>
-        </w:tc>
-        <w:tc>
-          <w:tcPr>
-            <w:tcW w:w="2012" w:type="dxa"/>
-            <w:tcBorders>
-              <w:top w:val="single" w:sz="3" w:space="0" w:color="47D459"/>
-              <w:left w:val="single" w:sz="3" w:space="0" w:color="47D459"/>
-              <w:bottom w:val="single" w:sz="3" w:space="0" w:color="47D459"/>
-              <w:right w:val="single" w:sz="3" w:space="0" w:color="47D459"/>
-            </w:tcBorders>
-          </w:tcPr>
-          <w:p>
-            <w:pPr>
-              <w:spacing w:after="0" w:line="259" w:lineRule="auto"/>
-              <w:ind w:left="3" w:firstLine="0"/>
-            </w:pPr>
-            <w:r>
-              <w:rPr>
-                <w:color w:val="124F1A"/>
-              </w:rPr>
-              <w:t xml:space="preserve">Validación de que las transacciones se registren correctamente en la base de datos. </w:t>
-            </w:r>
-          </w:p>
-        </w:tc>
-      </w:tr>
-      <w:tr>
-        <w:trPr>
-          <w:trHeight w:val="2205"/>
-        </w:trPr>
-        <w:tc>
-          <w:tcPr>
-            <w:tcW w:w="2123" w:type="dxa"/>
-            <w:tcBorders>
-              <w:top w:val="single" w:sz="3" w:space="0" w:color="47D459"/>
-              <w:left w:val="single" w:sz="3" w:space="0" w:color="47D459"/>
-              <w:bottom w:val="single" w:sz="3" w:space="0" w:color="47D459"/>
-              <w:right w:val="single" w:sz="3" w:space="0" w:color="47D459"/>
-            </w:tcBorders>
-            <w:shd w:val="clear" w:color="auto" w:fill="C1F0C7"/>
-          </w:tcPr>
-          <w:p>
-            <w:pPr>
-              <w:spacing w:after="0" w:line="259" w:lineRule="auto"/>
-              <w:ind w:left="0" w:firstLine="0"/>
-            </w:pPr>
-            <w:r>
-              <w:rPr>
-                <w:b/>
-                <w:color w:val="124F1A"/>
-              </w:rPr>
-              <w:t xml:space="preserve">Conexión frontend con backend para la caja </w:t>
-            </w:r>
-          </w:p>
-        </w:tc>
-        <w:tc>
-          <w:tcPr>
-            <w:tcW w:w="1241" w:type="dxa"/>
-            <w:tcBorders>
-              <w:top w:val="single" w:sz="3" w:space="0" w:color="47D459"/>
-              <w:left w:val="single" w:sz="3" w:space="0" w:color="47D459"/>
-              <w:bottom w:val="single" w:sz="3" w:space="0" w:color="47D459"/>
-              <w:right w:val="single" w:sz="3" w:space="0" w:color="47D459"/>
-            </w:tcBorders>
-            <w:shd w:val="clear" w:color="auto" w:fill="C1F0C7"/>
-          </w:tcPr>
-          <w:p>
-            <w:pPr>
-              <w:spacing w:after="0" w:line="259" w:lineRule="auto"/>
-              <w:ind w:left="2" w:firstLine="0"/>
-            </w:pPr>
-            <w:r>
-              <w:rPr>
-                <w:color w:val="124F1A"/>
-              </w:rPr>
-              <w:t xml:space="preserve">8 </w:t>
-            </w:r>
-          </w:p>
-        </w:tc>
-        <w:tc>
-          <w:tcPr>
-            <w:tcW w:w="1218" w:type="dxa"/>
-            <w:tcBorders>
-              <w:top w:val="single" w:sz="3" w:space="0" w:color="47D459"/>
-              <w:left w:val="single" w:sz="3" w:space="0" w:color="47D459"/>
-              <w:bottom w:val="single" w:sz="3" w:space="0" w:color="47D459"/>
-              <w:right w:val="single" w:sz="3" w:space="0" w:color="47D459"/>
-            </w:tcBorders>
-            <w:shd w:val="clear" w:color="auto" w:fill="C1F0C7"/>
-          </w:tcPr>
-          <w:p>
-            <w:pPr>
-              <w:spacing w:after="0" w:line="259" w:lineRule="auto"/>
-              <w:ind w:left="1" w:firstLine="0"/>
-            </w:pPr>
-            <w:r>
-              <w:rPr>
-                <w:color w:val="124F1A"/>
-              </w:rPr>
-              <w:t xml:space="preserve">Alta </w:t>
-            </w:r>
-          </w:p>
-        </w:tc>
-        <w:tc>
-          <w:tcPr>
-            <w:tcW w:w="1901" w:type="dxa"/>
-            <w:tcBorders>
-              <w:top w:val="single" w:sz="3" w:space="0" w:color="47D459"/>
-              <w:left w:val="single" w:sz="3" w:space="0" w:color="47D459"/>
-              <w:bottom w:val="single" w:sz="3" w:space="0" w:color="47D459"/>
-              <w:right w:val="single" w:sz="3" w:space="0" w:color="47D459"/>
-            </w:tcBorders>
-            <w:shd w:val="clear" w:color="auto" w:fill="C1F0C7"/>
-          </w:tcPr>
-          <w:p>
-            <w:pPr>
-              <w:spacing w:after="20" w:line="259" w:lineRule="auto"/>
-              <w:ind w:left="3" w:firstLine="0"/>
-            </w:pPr>
-            <w:r>
-              <w:rPr>
-                <w:color w:val="124F1A"/>
-              </w:rPr>
-              <w:t xml:space="preserve">Integración de </w:t>
-            </w:r>
-          </w:p>
-          <w:p>
-            <w:pPr>
-              <w:spacing w:after="0" w:line="259" w:lineRule="auto"/>
-              <w:ind w:left="3" w:right="494" w:firstLine="0"/>
-              <w:jc w:val="both"/>
-            </w:pPr>
-            <w:r>
-              <w:rPr>
-                <w:color w:val="124F1A"/>
-              </w:rPr>
-              <w:t xml:space="preserve">React con Django para registrar los ingresos y egresos. </w:t>
-            </w:r>
-          </w:p>
-        </w:tc>
-        <w:tc>
-          <w:tcPr>
-            <w:tcW w:w="2012" w:type="dxa"/>
-            <w:tcBorders>
-              <w:top w:val="single" w:sz="3" w:space="0" w:color="47D459"/>
-              <w:left w:val="single" w:sz="3" w:space="0" w:color="47D459"/>
-              <w:bottom w:val="single" w:sz="3" w:space="0" w:color="47D459"/>
-              <w:right w:val="single" w:sz="3" w:space="0" w:color="47D459"/>
-            </w:tcBorders>
-            <w:shd w:val="clear" w:color="auto" w:fill="C1F0C7"/>
-          </w:tcPr>
-          <w:p>
-            <w:pPr>
-              <w:spacing w:after="0" w:line="259" w:lineRule="auto"/>
-              <w:ind w:left="3" w:firstLine="0"/>
-            </w:pPr>
-            <w:r>
-              <w:rPr>
-                <w:color w:val="124F1A"/>
-              </w:rPr>
-              <w:t xml:space="preserve">Verificación de que las transacciones de caja se registren correctamente en el backend. </w:t>
+            <w:cnfStyle w:val="001000000000" w:firstRow="0" w:lastRow="0" w:firstColumn="1" w:lastColumn="0" w:oddVBand="0" w:evenVBand="0" w:oddHBand="0" w:evenHBand="0" w:firstRowFirstColumn="0" w:firstRowLastColumn="0" w:lastRowFirstColumn="0" w:lastRowLastColumn="0"/>
+            <w:tcW w:w="2148" w:type="dxa"/>
+            <w:hideMark/>
+          </w:tcPr>
+          <w:p>
+            <w:pPr>
+              <w:spacing w:after="183" w:line="259" w:lineRule="auto"/>
+              <w:ind w:left="0" w:firstLine="0"/>
+              <w:rPr>
+                <w:b w:val="0"/>
+                <w:bCs w:val="0"/>
+              </w:rPr>
+            </w:pPr>
+            <w:r>
+              <w:rPr>
+                <w:b w:val="0"/>
+                <w:bCs w:val="0"/>
+              </w:rPr>
+              <w:t xml:space="preserve">Conexión </w:t>
+            </w:r>
+            <w:proofErr w:type="spellStart"/>
+            <w:r>
+              <w:rPr>
+                <w:b w:val="0"/>
+                <w:bCs w:val="0"/>
+              </w:rPr>
+              <w:t>frontend</w:t>
+            </w:r>
+            <w:proofErr w:type="spellEnd"/>
+            <w:r>
+              <w:rPr>
+                <w:b w:val="0"/>
+                <w:bCs w:val="0"/>
+              </w:rPr>
+              <w:t xml:space="preserve"> con </w:t>
+            </w:r>
+            <w:proofErr w:type="spellStart"/>
+            <w:r>
+              <w:rPr>
+                <w:b w:val="0"/>
+                <w:bCs w:val="0"/>
+              </w:rPr>
+              <w:t>backend</w:t>
+            </w:r>
+            <w:proofErr w:type="spellEnd"/>
+          </w:p>
+        </w:tc>
+        <w:tc>
+          <w:tcPr>
+            <w:tcW w:w="0" w:type="auto"/>
+            <w:hideMark/>
+          </w:tcPr>
+          <w:p>
+            <w:pPr>
+              <w:spacing w:after="183" w:line="259" w:lineRule="auto"/>
+              <w:ind w:left="0" w:firstLine="0"/>
+              <w:cnfStyle w:val="000000100000" w:firstRow="0" w:lastRow="0" w:firstColumn="0" w:lastColumn="0" w:oddVBand="0" w:evenVBand="0" w:oddHBand="1" w:evenHBand="0" w:firstRowFirstColumn="0" w:firstRowLastColumn="0" w:lastRowFirstColumn="0" w:lastRowLastColumn="0"/>
+            </w:pPr>
+            <w:r>
+              <w:t>8</w:t>
+            </w:r>
+          </w:p>
+        </w:tc>
+        <w:tc>
+          <w:tcPr>
+            <w:tcW w:w="0" w:type="auto"/>
+            <w:hideMark/>
+          </w:tcPr>
+          <w:p>
+            <w:pPr>
+              <w:spacing w:after="183" w:line="259" w:lineRule="auto"/>
+              <w:ind w:left="0" w:firstLine="0"/>
+              <w:cnfStyle w:val="000000100000" w:firstRow="0" w:lastRow="0" w:firstColumn="0" w:lastColumn="0" w:oddVBand="0" w:evenVBand="0" w:oddHBand="1" w:evenHBand="0" w:firstRowFirstColumn="0" w:firstRowLastColumn="0" w:lastRowFirstColumn="0" w:lastRowLastColumn="0"/>
+            </w:pPr>
+            <w:r>
+              <w:t>Alta</w:t>
+            </w:r>
+          </w:p>
+        </w:tc>
+        <w:tc>
+          <w:tcPr>
+            <w:tcW w:w="0" w:type="auto"/>
+            <w:hideMark/>
+          </w:tcPr>
+          <w:p>
+            <w:pPr>
+              <w:spacing w:after="183" w:line="259" w:lineRule="auto"/>
+              <w:ind w:left="0" w:firstLine="0"/>
+              <w:cnfStyle w:val="000000100000" w:firstRow="0" w:lastRow="0" w:firstColumn="0" w:lastColumn="0" w:oddVBand="0" w:evenVBand="0" w:oddHBand="1" w:evenHBand="0" w:firstRowFirstColumn="0" w:firstRowLastColumn="0" w:lastRowFirstColumn="0" w:lastRowLastColumn="0"/>
+            </w:pPr>
+            <w:r>
+              <w:t>Integrar React con Django para procesar y registrar los productos del archivo Excel cargado.</w:t>
+            </w:r>
+          </w:p>
+        </w:tc>
+        <w:tc>
+          <w:tcPr>
+            <w:tcW w:w="0" w:type="auto"/>
+            <w:hideMark/>
+          </w:tcPr>
+          <w:p>
+            <w:pPr>
+              <w:spacing w:after="183" w:line="259" w:lineRule="auto"/>
+              <w:ind w:left="0" w:firstLine="0"/>
+              <w:cnfStyle w:val="000000100000" w:firstRow="0" w:lastRow="0" w:firstColumn="0" w:lastColumn="0" w:oddVBand="0" w:evenVBand="0" w:oddHBand="1" w:evenHBand="0" w:firstRowFirstColumn="0" w:firstRowLastColumn="0" w:lastRowFirstColumn="0" w:lastRowLastColumn="0"/>
+            </w:pPr>
+            <w:r>
+              <w:t xml:space="preserve">Comprobar que los productos del archivo Excel se reflejan en la </w:t>
+            </w:r>
+            <w:r>
+              <w:t xml:space="preserve">interfaz de productos </w:t>
             </w:r>
           </w:p>
         </w:tc>
@@ -4132,12 +4071,27 @@
     </w:tbl>
     <w:p>
       <w:pPr>
+        <w:spacing w:after="183" w:line="259" w:lineRule="auto"/>
+        <w:ind w:left="0" w:firstLine="0"/>
+      </w:pPr>
+    </w:p>
+    <w:p>
+      <w:pPr>
+        <w:spacing w:after="0" w:line="259" w:lineRule="auto"/>
+        <w:ind w:left="0" w:firstLine="0"/>
+      </w:pPr>
+      <w:r>
+        <w:rPr>
+          <w:b/>
+        </w:rPr>
+        <w:t xml:space="preserve"> </w:t>
+      </w:r>
+    </w:p>
+    <w:p>
+      <w:pPr>
         <w:spacing w:after="184" w:line="259" w:lineRule="auto"/>
         <w:ind w:left="0" w:firstLine="0"/>
       </w:pPr>
-      <w:r>
-        <w:t xml:space="preserve"> </w:t>
-      </w:r>
     </w:p>
     <w:p>
       <w:pPr>
@@ -4148,7 +4102,6 @@
         <w:rPr>
           <w:b/>
         </w:rPr>
-        <w:lastRenderedPageBreak/>
         <w:t xml:space="preserve">Sprint </w:t>
       </w:r>
       <w:r>
@@ -4334,6 +4287,7 @@
                 <w:b/>
                 <w:color w:val="124F1A"/>
               </w:rPr>
+              <w:lastRenderedPageBreak/>
               <w:t xml:space="preserve">Desarrollo del sistema de registro de transacciones en </w:t>
             </w:r>
           </w:p>
@@ -4542,7 +4496,21 @@
               <w:rPr>
                 <w:color w:val="124F1A"/>
               </w:rPr>
-              <w:t xml:space="preserve">Desarrollo de endpoints para registrar las </w:t>
+              <w:t xml:space="preserve">Desarrollo de </w:t>
+            </w:r>
+            <w:proofErr w:type="spellStart"/>
+            <w:r>
+              <w:rPr>
+                <w:color w:val="124F1A"/>
+              </w:rPr>
+              <w:t>endpoints</w:t>
+            </w:r>
+            <w:proofErr w:type="spellEnd"/>
+            <w:r>
+              <w:rPr>
+                <w:color w:val="124F1A"/>
+              </w:rPr>
+              <w:t xml:space="preserve"> para registrar las </w:t>
             </w:r>
           </w:p>
         </w:tc>
@@ -5106,7 +5074,21 @@
               <w:rPr>
                 <w:color w:val="124F1A"/>
               </w:rPr>
-              <w:t xml:space="preserve">Crear funcionalidad para generar reportes de ventas en el frontend. </w:t>
+              <w:t xml:space="preserve">Crear funcionalidad para generar reportes de ventas en el </w:t>
+            </w:r>
+            <w:proofErr w:type="spellStart"/>
+            <w:r>
+              <w:rPr>
+                <w:color w:val="124F1A"/>
+              </w:rPr>
+              <w:t>frontend</w:t>
+            </w:r>
+            <w:proofErr w:type="spellEnd"/>
+            <w:r>
+              <w:rPr>
+                <w:color w:val="124F1A"/>
+              </w:rPr>
+              <w:t xml:space="preserve">. </w:t>
             </w:r>
           </w:p>
         </w:tc>
@@ -5242,7 +5224,21 @@
               <w:rPr>
                 <w:color w:val="124F1A"/>
               </w:rPr>
-              <w:t xml:space="preserve">Crear endpoints para generar reportes de ventas desde Django. </w:t>
+              <w:t xml:space="preserve">Crear </w:t>
+            </w:r>
+            <w:proofErr w:type="spellStart"/>
+            <w:r>
+              <w:rPr>
+                <w:color w:val="124F1A"/>
+              </w:rPr>
+              <w:t>endpoints</w:t>
+            </w:r>
+            <w:proofErr w:type="spellEnd"/>
+            <w:r>
+              <w:rPr>
+                <w:color w:val="124F1A"/>
+              </w:rPr>
+              <w:t xml:space="preserve"> para generar reportes de ventas desde Django. </w:t>
             </w:r>
           </w:p>
         </w:tc>
@@ -5806,7 +5802,21 @@
               <w:rPr>
                 <w:color w:val="124F1A"/>
               </w:rPr>
-              <w:t xml:space="preserve">Crear endpoint para actualizar los precios de los productos en la base de datos. </w:t>
+              <w:t xml:space="preserve">Crear </w:t>
+            </w:r>
+            <w:proofErr w:type="spellStart"/>
+            <w:r>
+              <w:rPr>
+                <w:color w:val="124F1A"/>
+              </w:rPr>
+              <w:t>endpoint</w:t>
+            </w:r>
+            <w:proofErr w:type="spellEnd"/>
+            <w:r>
+              <w:rPr>
+                <w:color w:val="124F1A"/>
+              </w:rPr>
+              <w:t xml:space="preserve"> para actualizar los precios de los productos en la base de datos. </w:t>
             </w:r>
           </w:p>
         </w:tc>
@@ -5860,7 +5870,39 @@
                 <w:b/>
                 <w:color w:val="124F1A"/>
               </w:rPr>
-              <w:t xml:space="preserve">Conexión entre el frontend y backend para actualizar precios </w:t>
+              <w:t xml:space="preserve">Conexión entre el </w:t>
+            </w:r>
+            <w:proofErr w:type="spellStart"/>
+            <w:r>
+              <w:rPr>
+                <w:b/>
+                <w:color w:val="124F1A"/>
+              </w:rPr>
+              <w:t>frontend</w:t>
+            </w:r>
+            <w:proofErr w:type="spellEnd"/>
+            <w:r>
+              <w:rPr>
+                <w:b/>
+                <w:color w:val="124F1A"/>
+              </w:rPr>
+              <w:t xml:space="preserve"> y </w:t>
+            </w:r>
+            <w:proofErr w:type="spellStart"/>
+            <w:r>
+              <w:rPr>
+                <w:b/>
+                <w:color w:val="124F1A"/>
+              </w:rPr>
+              <w:t>backend</w:t>
+            </w:r>
+            <w:proofErr w:type="spellEnd"/>
+            <w:r>
+              <w:rPr>
+                <w:b/>
+                <w:color w:val="124F1A"/>
+              </w:rPr>
+              <w:t xml:space="preserve"> para actualizar precios </w:t>
             </w:r>
           </w:p>
         </w:tc>
@@ -6514,7 +6556,39 @@
                 <w:b/>
                 <w:color w:val="124F1A"/>
               </w:rPr>
-              <w:t xml:space="preserve">Integración frontend y backend para la gestión de stock </w:t>
+              <w:t xml:space="preserve">Integración </w:t>
+            </w:r>
+            <w:proofErr w:type="spellStart"/>
+            <w:r>
+              <w:rPr>
+                <w:b/>
+                <w:color w:val="124F1A"/>
+              </w:rPr>
+              <w:t>frontend</w:t>
+            </w:r>
+            <w:proofErr w:type="spellEnd"/>
+            <w:r>
+              <w:rPr>
+                <w:b/>
+                <w:color w:val="124F1A"/>
+              </w:rPr>
+              <w:t xml:space="preserve"> y </w:t>
+            </w:r>
+            <w:proofErr w:type="spellStart"/>
+            <w:r>
+              <w:rPr>
+                <w:b/>
+                <w:color w:val="124F1A"/>
+              </w:rPr>
+              <w:t>backend</w:t>
+            </w:r>
+            <w:proofErr w:type="spellEnd"/>
+            <w:r>
+              <w:rPr>
+                <w:b/>
+                <w:color w:val="124F1A"/>
+              </w:rPr>
+              <w:t xml:space="preserve"> para la gestión de stock </w:t>
             </w:r>
           </w:p>
         </w:tc>
@@ -7157,11 +7231,19 @@
               <w:spacing w:after="0" w:line="259" w:lineRule="auto"/>
               <w:ind w:left="3" w:right="2" w:firstLine="0"/>
             </w:pPr>
-            <w:r>
-              <w:rPr>
-                <w:color w:val="124F1A"/>
-              </w:rPr>
-              <w:t xml:space="preserve">Confirmar que el sistema esté libre de errores y cumpla con los requisitos. </w:t>
+            <w:proofErr w:type="gramStart"/>
+            <w:r>
+              <w:rPr>
+                <w:color w:val="124F1A"/>
+              </w:rPr>
+              <w:t>Confirmar</w:t>
+            </w:r>
+            <w:proofErr w:type="gramEnd"/>
+            <w:r>
+              <w:rPr>
+                <w:color w:val="124F1A"/>
+              </w:rPr>
+              <w:t xml:space="preserve"> que el sistema esté libre de errores y cumpla con los requisitos. </w:t>
             </w:r>
           </w:p>
         </w:tc>
@@ -7241,7 +7323,23 @@
         </w:numPr>
       </w:pPr>
       <w:r>
-        <w:t>Quiero poder configurar el entorno de desarrollo para el frontend y el backend,</w:t>
+        <w:t xml:space="preserve">Quiero poder configurar el entorno de desarrollo para el </w:t>
+      </w:r>
+      <w:proofErr w:type="spellStart"/>
+      <w:r>
+        <w:t>frontend</w:t>
+      </w:r>
+      <w:proofErr w:type="spellEnd"/>
+      <w:r>
+        <w:t xml:space="preserve"> y el </w:t>
+      </w:r>
+      <w:proofErr w:type="spellStart"/>
+      <w:r>
+        <w:t>backend</w:t>
+      </w:r>
+      <w:proofErr w:type="spellEnd"/>
+      <w:r>
+        <w:t>,</w:t>
       </w:r>
     </w:p>
     <w:p>
@@ -7333,7 +7431,15 @@
         </w:numPr>
       </w:pPr>
       <w:r>
-        <w:t>El diseño del login incluye campos como nombre de usuario y contraseña.</w:t>
+        <w:t xml:space="preserve">El diseño del </w:t>
+      </w:r>
+      <w:proofErr w:type="spellStart"/>
+      <w:r>
+        <w:t>login</w:t>
+      </w:r>
+      <w:proofErr w:type="spellEnd"/>
+      <w:r>
+        <w:t xml:space="preserve"> incluye campos como nombre de usuario y contraseña.</w:t>
       </w:r>
     </w:p>
     <w:p>
@@ -8375,12 +8481,28 @@
       <w:r>
         <w:t xml:space="preserve">: Como desarrollador, debo crear los </w:t>
       </w:r>
-      <w:r>
-        <w:rPr>
-          <w:b/>
-        </w:rPr>
-        <w:t>endpoints RESTful</w:t>
-      </w:r>
+      <w:proofErr w:type="spellStart"/>
+      <w:r>
+        <w:rPr>
+          <w:b/>
+        </w:rPr>
+        <w:t>endpoints</w:t>
+      </w:r>
+      <w:proofErr w:type="spellEnd"/>
+      <w:r>
+        <w:rPr>
+          <w:b/>
+        </w:rPr>
+        <w:t xml:space="preserve"> </w:t>
+      </w:r>
+      <w:proofErr w:type="spellStart"/>
+      <w:r>
+        <w:rPr>
+          <w:b/>
+        </w:rPr>
+        <w:t>RESTful</w:t>
+      </w:r>
+      <w:proofErr w:type="spellEnd"/>
       <w:r>
         <w:t xml:space="preserve"> para registrar productos en el inventario y asegurarme de que los datos se almacenen correctamente en la base de datos. </w:t>
       </w:r>
@@ -8403,7 +8525,15 @@
         <w:ind w:hanging="361"/>
       </w:pPr>
       <w:r>
-        <w:t xml:space="preserve">Crear un endpoint en Django para manejar el registro de productos. </w:t>
+        <w:t xml:space="preserve">Crear un </w:t>
+      </w:r>
+      <w:proofErr w:type="spellStart"/>
+      <w:r>
+        <w:t>endpoint</w:t>
+      </w:r>
+      <w:proofErr w:type="spellEnd"/>
+      <w:r>
+        <w:t xml:space="preserve"> en Django para manejar el registro de productos. </w:t>
       </w:r>
     </w:p>
     <w:p>
@@ -8482,7 +8612,23 @@
         <w:ind w:hanging="361"/>
       </w:pPr>
       <w:r>
-        <w:t xml:space="preserve">Crear endpoints para el login y registro de usuarios utilizando Django REST Framework. </w:t>
+        <w:t xml:space="preserve">Crear </w:t>
+      </w:r>
+      <w:proofErr w:type="spellStart"/>
+      <w:r>
+        <w:t>endpoints</w:t>
+      </w:r>
+      <w:proofErr w:type="spellEnd"/>
+      <w:r>
+        <w:t xml:space="preserve"> para el </w:t>
+      </w:r>
+      <w:proofErr w:type="spellStart"/>
+      <w:r>
+        <w:t>login</w:t>
+      </w:r>
+      <w:proofErr w:type="spellEnd"/>
+      <w:r>
+        <w:t xml:space="preserve"> y registro de usuarios utilizando Django REST Framework. </w:t>
       </w:r>
     </w:p>
     <w:p>
@@ -8556,7 +8702,23 @@
         <w:ind w:hanging="361"/>
       </w:pPr>
       <w:r>
-        <w:t xml:space="preserve">Crear endpoints RESTful para realizar las operaciones CRUD de productos. </w:t>
+        <w:t xml:space="preserve">Crear </w:t>
+      </w:r>
+      <w:proofErr w:type="spellStart"/>
+      <w:r>
+        <w:t>endpoints</w:t>
+      </w:r>
+      <w:proofErr w:type="spellEnd"/>
+      <w:r>
+        <w:t xml:space="preserve"> </w:t>
+      </w:r>
+      <w:proofErr w:type="spellStart"/>
+      <w:r>
+        <w:t>RESTful</w:t>
+      </w:r>
+      <w:proofErr w:type="spellEnd"/>
+      <w:r>
+        <w:t xml:space="preserve"> para realizar las operaciones CRUD de productos. </w:t>
       </w:r>
     </w:p>
     <w:p>
@@ -8631,7 +8793,15 @@
         <w:ind w:hanging="361"/>
       </w:pPr>
       <w:r>
-        <w:t xml:space="preserve">Crear un endpoint para registrar las ventas. </w:t>
+        <w:t xml:space="preserve">Crear un </w:t>
+      </w:r>
+      <w:proofErr w:type="spellStart"/>
+      <w:r>
+        <w:t>endpoint</w:t>
+      </w:r>
+      <w:proofErr w:type="spellEnd"/>
+      <w:r>
+        <w:t xml:space="preserve"> para registrar las ventas. </w:t>
       </w:r>
     </w:p>
     <w:p>
@@ -8750,7 +8920,15 @@
         <w:ind w:hanging="361"/>
       </w:pPr>
       <w:r>
-        <w:t xml:space="preserve">El modelo debe ser accesible a través de un endpoint API REST. </w:t>
+        <w:t xml:space="preserve">El modelo debe ser accesible a través de un </w:t>
+      </w:r>
+      <w:proofErr w:type="spellStart"/>
+      <w:r>
+        <w:t>endpoint</w:t>
+      </w:r>
+      <w:proofErr w:type="spellEnd"/>
+      <w:r>
+        <w:t xml:space="preserve"> API REST. </w:t>
       </w:r>
     </w:p>
     <w:p>
@@ -8829,7 +9007,15 @@
         <w:ind w:hanging="361"/>
       </w:pPr>
       <w:r>
-        <w:t xml:space="preserve">Crear un endpoint para generar reportes de ventas. </w:t>
+        <w:t xml:space="preserve">Crear un </w:t>
+      </w:r>
+      <w:proofErr w:type="spellStart"/>
+      <w:r>
+        <w:t>endpoint</w:t>
+      </w:r>
+      <w:proofErr w:type="spellEnd"/>
+      <w:r>
+        <w:t xml:space="preserve"> para generar reportes de ventas. </w:t>
       </w:r>
     </w:p>
     <w:p>
@@ -8909,7 +9095,15 @@
         <w:ind w:hanging="361"/>
       </w:pPr>
       <w:r>
-        <w:t xml:space="preserve">Crear un endpoint para actualizar precios. </w:t>
+        <w:t xml:space="preserve">Crear un </w:t>
+      </w:r>
+      <w:proofErr w:type="spellStart"/>
+      <w:r>
+        <w:t>endpoint</w:t>
+      </w:r>
+      <w:proofErr w:type="spellEnd"/>
+      <w:r>
+        <w:t xml:space="preserve"> para actualizar precios. </w:t>
       </w:r>
     </w:p>
     <w:p>
@@ -8984,7 +9178,15 @@
         <w:ind w:hanging="361"/>
       </w:pPr>
       <w:r>
-        <w:t xml:space="preserve">Crear un endpoint para realizar operaciones CRUD sobre los proveedores. </w:t>
+        <w:t xml:space="preserve">Crear un </w:t>
+      </w:r>
+      <w:proofErr w:type="spellStart"/>
+      <w:r>
+        <w:t>endpoint</w:t>
+      </w:r>
+      <w:proofErr w:type="spellEnd"/>
+      <w:r>
+        <w:t xml:space="preserve"> para realizar operaciones CRUD sobre los proveedores. </w:t>
       </w:r>
     </w:p>
     <w:p>
@@ -9074,8 +9276,13 @@
         </w:numPr>
         <w:ind w:hanging="361"/>
       </w:pPr>
-      <w:r>
-        <w:t xml:space="preserve">Asegurar que el stock siempre esté disponible y actualizado en tiempo real. </w:t>
+      <w:proofErr w:type="gramStart"/>
+      <w:r>
+        <w:t>Asegurar</w:t>
+      </w:r>
+      <w:proofErr w:type="gramEnd"/>
+      <w:r>
+        <w:t xml:space="preserve"> que el stock siempre esté disponible y actualizado en tiempo real. </w:t>
       </w:r>
     </w:p>
     <w:p>
@@ -9136,7 +9343,15 @@
         <w:ind w:hanging="361"/>
       </w:pPr>
       <w:r>
-        <w:t xml:space="preserve">Crear endpoints para registrar operaciones de caja (ingresos/egresos). </w:t>
+        <w:t xml:space="preserve">Crear </w:t>
+      </w:r>
+      <w:proofErr w:type="spellStart"/>
+      <w:r>
+        <w:t>endpoints</w:t>
+      </w:r>
+      <w:proofErr w:type="spellEnd"/>
+      <w:r>
+        <w:t xml:space="preserve"> para registrar operaciones de caja (ingresos/egresos). </w:t>
       </w:r>
     </w:p>
     <w:p>
@@ -9210,7 +9425,15 @@
         <w:ind w:hanging="361"/>
       </w:pPr>
       <w:r>
-        <w:t xml:space="preserve">Crear un endpoint para registrar las transacciones de ventas. </w:t>
+        <w:t xml:space="preserve">Crear un </w:t>
+      </w:r>
+      <w:proofErr w:type="spellStart"/>
+      <w:r>
+        <w:t>endpoint</w:t>
+      </w:r>
+      <w:proofErr w:type="spellEnd"/>
+      <w:r>
+        <w:t xml:space="preserve"> para registrar las transacciones de ventas. </w:t>
       </w:r>
     </w:p>
     <w:p>
@@ -9221,8 +9444,13 @@
         </w:numPr>
         <w:ind w:hanging="361"/>
       </w:pPr>
-      <w:r>
-        <w:t xml:space="preserve">Asegurar que los datos de las transacciones se guarden correctamente en la base de datos. </w:t>
+      <w:proofErr w:type="gramStart"/>
+      <w:r>
+        <w:t>Asegurar</w:t>
+      </w:r>
+      <w:proofErr w:type="gramEnd"/>
+      <w:r>
+        <w:t xml:space="preserve"> que los datos de las transacciones se guarden correctamente en la base de datos. </w:t>
       </w:r>
     </w:p>
     <w:p>
@@ -9320,7 +9548,7 @@
 </file>
 
 <file path=word/numbering.xml><?xml version="1.0" encoding="utf-8"?>
-<w:numbering xmlns:wpc="http://schemas.microsoft.com/office/word/2010/wordprocessingCanvas" xmlns:cx="http://schemas.microsoft.com/office/drawing/2014/chartex" xmlns:cx1="http://schemas.microsoft.com/office/drawing/2015/9/8/chartex" xmlns:cx2="http://schemas.microsoft.com/office/drawing/2015/10/21/chartex" xmlns:cx3="http://schemas.microsoft.com/office/drawing/2016/5/9/chartex" xmlns:cx4="http://schemas.microsoft.com/office/drawing/2016/5/10/chartex" xmlns:cx5="http://schemas.microsoft.com/office/drawing/2016/5/11/chartex" xmlns:cx6="http://schemas.microsoft.com/office/drawing/2016/5/12/chartex" xmlns:cx7="http://schemas.microsoft.com/office/drawing/2016/5/13/chartex" xmlns:cx8="http://schemas.microsoft.com/office/drawing/2016/5/14/chartex" xmlns:mc="http://schemas.openxmlformats.org/markup-compatibility/2006" xmlns:aink="http://schemas.microsoft.com/office/drawing/2016/ink" xmlns:am3d="http://schemas.microsoft.com/office/drawing/2017/model3d" xmlns:o="urn:schemas-microsoft-com:office:office" xmlns:oel="http://schemas.microsoft.com/office/2019/extlst" xmlns:r="http://schemas.openxmlformats.org/officeDocument/2006/relationships" xmlns:m="http://schemas.openxmlformats.org/officeDocument/2006/math" xmlns:v="urn:schemas-microsoft-com:vml" xmlns:wp14="http://schemas.microsoft.com/office/word/2010/wordprocessingDrawing" xmlns:wp="http://schemas.openxmlformats.org/drawingml/2006/wordprocessingDrawing" xmlns:w10="urn:schemas-microsoft-com:office:word" xmlns:w="http://schemas.openxmlformats.org/wordprocessingml/2006/main" xmlns:w14="http://schemas.microsoft.com/office/word/2010/wordml" xmlns:w15="http://schemas.microsoft.com/office/word/2012/wordml" xmlns:w16cex="http://schemas.microsoft.com/office/word/2018/wordml/cex" xmlns:w16cid="http://schemas.microsoft.com/office/word/2016/wordml/cid" xmlns:w16="http://schemas.microsoft.com/office/word/2018/wordml" xmlns:w16du="http://schemas.microsoft.com/office/word/2023/wordml/word16du" xmlns:w16sdtdh="http://schemas.microsoft.com/office/word/2020/wordml/sdtdatahash" xmlns:w16se="http://schemas.microsoft.com/office/word/2015/wordml/symex" xmlns:wpg="http://schemas.microsoft.com/office/word/2010/wordprocessingGroup" xmlns:wpi="http://schemas.microsoft.com/office/word/2010/wordprocessingInk" xmlns:wne="http://schemas.microsoft.com/office/word/2006/wordml" xmlns:wps="http://schemas.microsoft.com/office/word/2010/wordprocessingShape" mc:Ignorable="w14 w15 w16se w16cid w16 w16cex w16sdtdh w16du wp14">
+<w:numbering xmlns:wpc="http://schemas.microsoft.com/office/word/2010/wordprocessingCanvas" xmlns:cx="http://schemas.microsoft.com/office/drawing/2014/chartex" xmlns:cx1="http://schemas.microsoft.com/office/drawing/2015/9/8/chartex" xmlns:cx2="http://schemas.microsoft.com/office/drawing/2015/10/21/chartex" xmlns:cx3="http://schemas.microsoft.com/office/drawing/2016/5/9/chartex" xmlns:cx4="http://schemas.microsoft.com/office/drawing/2016/5/10/chartex" xmlns:cx5="http://schemas.microsoft.com/office/drawing/2016/5/11/chartex" xmlns:cx6="http://schemas.microsoft.com/office/drawing/2016/5/12/chartex" xmlns:cx7="http://schemas.microsoft.com/office/drawing/2016/5/13/chartex" xmlns:cx8="http://schemas.microsoft.com/office/drawing/2016/5/14/chartex" xmlns:mc="http://schemas.openxmlformats.org/markup-compatibility/2006" xmlns:aink="http://schemas.microsoft.com/office/drawing/2016/ink" xmlns:am3d="http://schemas.microsoft.com/office/drawing/2017/model3d" xmlns:o="urn:schemas-microsoft-com:office:office" xmlns:oel="http://schemas.microsoft.com/office/2019/extlst" xmlns:r="http://schemas.openxmlformats.org/officeDocument/2006/relationships" xmlns:m="http://schemas.openxmlformats.org/officeDocument/2006/math" xmlns:v="urn:schemas-microsoft-com:vml" xmlns:wp14="http://schemas.microsoft.com/office/word/2010/wordprocessingDrawing" xmlns:wp="http://schemas.openxmlformats.org/drawingml/2006/wordprocessingDrawing" xmlns:w10="urn:schemas-microsoft-com:office:word" xmlns:w="http://schemas.openxmlformats.org/wordprocessingml/2006/main" xmlns:w14="http://schemas.microsoft.com/office/word/2010/wordml" xmlns:w15="http://schemas.microsoft.com/office/word/2012/wordml" xmlns:w16cex="http://schemas.microsoft.com/office/word/2018/wordml/cex" xmlns:w16cid="http://schemas.microsoft.com/office/word/2016/wordml/cid" xmlns:w16="http://schemas.microsoft.com/office/word/2018/wordml" xmlns:w16du="http://schemas.microsoft.com/office/word/2023/wordml/word16du" xmlns:w16sdtdh="http://schemas.microsoft.com/office/word/2020/wordml/sdtdatahash" xmlns:w16sdtfl="http://schemas.microsoft.com/office/word/2024/wordml/sdtformatlock" xmlns:w16se="http://schemas.microsoft.com/office/word/2015/wordml/symex" xmlns:wpg="http://schemas.microsoft.com/office/word/2010/wordprocessingGroup" xmlns:wpi="http://schemas.microsoft.com/office/word/2010/wordprocessingInk" xmlns:wne="http://schemas.microsoft.com/office/word/2006/wordml" xmlns:wps="http://schemas.microsoft.com/office/word/2010/wordprocessingShape" mc:Ignorable="w14 w15 w16se w16cid w16 w16cex w16sdtdh w16sdtfl w16du wp14">
   <w:abstractNum w:abstractNumId="0" w15:restartNumberingAfterBreak="0">
     <w:nsid w:val="10C7529B"/>
     <w:multiLevelType w:val="multilevel"/>
@@ -9844,7 +10072,7 @@
 </file>
 
 <file path=word/styles.xml><?xml version="1.0" encoding="utf-8"?>
-<w:styles xmlns:mc="http://schemas.openxmlformats.org/markup-compatibility/2006" xmlns:r="http://schemas.openxmlformats.org/officeDocument/2006/relationships" xmlns:w="http://schemas.openxmlformats.org/wordprocessingml/2006/main" xmlns:w14="http://schemas.microsoft.com/office/word/2010/wordml" xmlns:w15="http://schemas.microsoft.com/office/word/2012/wordml" xmlns:w16cex="http://schemas.microsoft.com/office/word/2018/wordml/cex" xmlns:w16cid="http://schemas.microsoft.com/office/word/2016/wordml/cid" xmlns:w16="http://schemas.microsoft.com/office/word/2018/wordml" xmlns:w16du="http://schemas.microsoft.com/office/word/2023/wordml/word16du" xmlns:w16sdtdh="http://schemas.microsoft.com/office/word/2020/wordml/sdtdatahash" xmlns:w16se="http://schemas.microsoft.com/office/word/2015/wordml/symex" mc:Ignorable="w14 w15 w16se w16cid w16 w16cex w16sdtdh w16du">
+<w:styles xmlns:mc="http://schemas.openxmlformats.org/markup-compatibility/2006" xmlns:r="http://schemas.openxmlformats.org/officeDocument/2006/relationships" xmlns:w="http://schemas.openxmlformats.org/wordprocessingml/2006/main" xmlns:w14="http://schemas.microsoft.com/office/word/2010/wordml" xmlns:w15="http://schemas.microsoft.com/office/word/2012/wordml" xmlns:w16cex="http://schemas.microsoft.com/office/word/2018/wordml/cex" xmlns:w16cid="http://schemas.microsoft.com/office/word/2016/wordml/cid" xmlns:w16="http://schemas.microsoft.com/office/word/2018/wordml" xmlns:w16du="http://schemas.microsoft.com/office/word/2023/wordml/word16du" xmlns:w16sdtdh="http://schemas.microsoft.com/office/word/2020/wordml/sdtdatahash" xmlns:w16sdtfl="http://schemas.microsoft.com/office/word/2024/wordml/sdtformatlock" xmlns:w16se="http://schemas.microsoft.com/office/word/2015/wordml/symex" mc:Ignorable="w14 w15 w16se w16cid w16 w16cex w16sdtdh w16sdtfl w16du">
   <w:docDefaults>
     <w:rPrDefault>
       <w:rPr>
@@ -10255,6 +10483,7 @@
   <w:style w:type="character" w:default="1" w:styleId="Fuentedeprrafopredeter">
     <w:name w:val="Default Paragraph Font"/>
     <w:uiPriority w:val="1"/>
+    <w:semiHidden/>
     <w:unhideWhenUsed/>
   </w:style>
   <w:style w:type="table" w:default="1" w:styleId="Tablanormal">
@@ -10412,6 +10641,17 @@
         <w:shd w:val="clear" w:color="auto" w:fill="C1F0C7" w:themeFill="accent3" w:themeFillTint="33"/>
       </w:tcPr>
     </w:tblStylePr>
+  </w:style>
+  <w:style w:type="paragraph" w:styleId="NormalWeb">
+    <w:name w:val="Normal (Web)"/>
+    <w:basedOn w:val="Normal"/>
+    <w:uiPriority w:val="99"/>
+    <w:semiHidden/>
+    <w:unhideWhenUsed/>
+    <w:rsid w:val="004A5F62"/>
+    <w:rPr>
+      <w:rFonts w:ascii="Times New Roman" w:hAnsi="Times New Roman" w:cs="Times New Roman"/>
+    </w:rPr>
   </w:style>
 </w:styles>
 </file>

--- a/DOCUMENTACIÓN/Historias de Usuario_Tecnicas_Sprints Version V.docx
+++ b/DOCUMENTACIÓN/Historias de Usuario_Tecnicas_Sprints Version V.docx
@@ -4089,14 +4089,11 @@
     </w:p>
     <w:p>
       <w:pPr>
-        <w:spacing w:after="184" w:line="259" w:lineRule="auto"/>
-        <w:ind w:left="0" w:firstLine="0"/>
-      </w:pPr>
-    </w:p>
-    <w:p>
-      <w:pPr>
         <w:spacing w:after="0" w:line="259" w:lineRule="auto"/>
         <w:ind w:left="-5"/>
+        <w:rPr>
+          <w:b/>
+        </w:rPr>
       </w:pPr>
       <w:r>
         <w:rPr>
@@ -4114,680 +4111,907 @@
         <w:rPr>
           <w:b/>
         </w:rPr>
-        <w:t xml:space="preserve">: Implementación de control de transacciones </w:t>
-      </w:r>
+        <w:t xml:space="preserve">: </w:t>
+      </w:r>
+      <w:r>
+        <w:rPr>
+          <w:b/>
+        </w:rPr>
+        <w:t>Gestión Proveedores</w:t>
+      </w:r>
+    </w:p>
+    <w:p>
+      <w:pPr>
+        <w:spacing w:after="0" w:line="259" w:lineRule="auto"/>
+        <w:ind w:left="-5"/>
+        <w:rPr>
+          <w:b/>
+        </w:rPr>
+      </w:pPr>
     </w:p>
     <w:tbl>
       <w:tblPr>
-        <w:tblStyle w:val="TableGrid"/>
-        <w:tblW w:w="8495" w:type="dxa"/>
-        <w:tblInd w:w="7" w:type="dxa"/>
-        <w:tblCellMar>
-          <w:top w:w="3" w:type="dxa"/>
-          <w:left w:w="105" w:type="dxa"/>
-          <w:right w:w="59" w:type="dxa"/>
-        </w:tblCellMar>
+        <w:tblStyle w:val="Tablaconcuadrcula6concolores-nfasis3"/>
+        <w:tblW w:w="0" w:type="auto"/>
         <w:tblLook w:val="04A0" w:firstRow="1" w:lastRow="0" w:firstColumn="1" w:lastColumn="0" w:noHBand="0" w:noVBand="1"/>
       </w:tblPr>
       <w:tblGrid>
-        <w:gridCol w:w="2143"/>
-        <w:gridCol w:w="1233"/>
-        <w:gridCol w:w="1218"/>
-        <w:gridCol w:w="1941"/>
-        <w:gridCol w:w="1960"/>
+        <w:gridCol w:w="2086"/>
+        <w:gridCol w:w="1148"/>
+        <w:gridCol w:w="1130"/>
+        <w:gridCol w:w="1958"/>
+        <w:gridCol w:w="2161"/>
       </w:tblGrid>
       <w:tr>
         <w:trPr>
-          <w:trHeight w:val="863"/>
+          <w:cnfStyle w:val="100000000000" w:firstRow="1" w:lastRow="0" w:firstColumn="0" w:lastColumn="0" w:oddVBand="0" w:evenVBand="0" w:oddHBand="0" w:evenHBand="0" w:firstRowFirstColumn="0" w:firstRowLastColumn="0" w:lastRowFirstColumn="0" w:lastRowLastColumn="0"/>
         </w:trPr>
         <w:tc>
           <w:tcPr>
-            <w:tcW w:w="2143" w:type="dxa"/>
-            <w:tcBorders>
-              <w:top w:val="single" w:sz="3" w:space="0" w:color="47D459"/>
-              <w:left w:val="single" w:sz="3" w:space="0" w:color="47D459"/>
-              <w:bottom w:val="single" w:sz="11" w:space="0" w:color="47D459"/>
-              <w:right w:val="single" w:sz="3" w:space="0" w:color="47D459"/>
-            </w:tcBorders>
-          </w:tcPr>
-          <w:p>
-            <w:pPr>
-              <w:spacing w:after="0" w:line="259" w:lineRule="auto"/>
-              <w:ind w:left="0" w:firstLine="0"/>
-            </w:pPr>
-            <w:r>
-              <w:rPr>
-                <w:b/>
-                <w:color w:val="124F1A"/>
-              </w:rPr>
-              <w:t xml:space="preserve">Tarea </w:t>
-            </w:r>
-          </w:p>
-        </w:tc>
-        <w:tc>
-          <w:tcPr>
-            <w:tcW w:w="1233" w:type="dxa"/>
-            <w:tcBorders>
-              <w:top w:val="single" w:sz="3" w:space="0" w:color="47D459"/>
-              <w:left w:val="single" w:sz="3" w:space="0" w:color="47D459"/>
-              <w:bottom w:val="single" w:sz="11" w:space="0" w:color="47D459"/>
-              <w:right w:val="single" w:sz="3" w:space="0" w:color="47D459"/>
-            </w:tcBorders>
-          </w:tcPr>
-          <w:p>
-            <w:pPr>
-              <w:spacing w:after="0" w:line="259" w:lineRule="auto"/>
-              <w:ind w:left="2" w:firstLine="0"/>
-            </w:pPr>
-            <w:r>
-              <w:rPr>
-                <w:b/>
-                <w:color w:val="124F1A"/>
-              </w:rPr>
-              <w:t xml:space="preserve">Duración (horas) </w:t>
-            </w:r>
-          </w:p>
-        </w:tc>
-        <w:tc>
-          <w:tcPr>
-            <w:tcW w:w="1218" w:type="dxa"/>
-            <w:tcBorders>
-              <w:top w:val="single" w:sz="3" w:space="0" w:color="47D459"/>
-              <w:left w:val="single" w:sz="3" w:space="0" w:color="47D459"/>
-              <w:bottom w:val="single" w:sz="11" w:space="0" w:color="47D459"/>
-              <w:right w:val="single" w:sz="3" w:space="0" w:color="47D459"/>
-            </w:tcBorders>
-          </w:tcPr>
-          <w:p>
-            <w:pPr>
-              <w:spacing w:after="0" w:line="259" w:lineRule="auto"/>
-              <w:ind w:left="5" w:firstLine="0"/>
-            </w:pPr>
-            <w:r>
-              <w:rPr>
-                <w:b/>
-                <w:color w:val="124F1A"/>
-              </w:rPr>
-              <w:t xml:space="preserve">Prioridad </w:t>
-            </w:r>
-          </w:p>
-        </w:tc>
-        <w:tc>
-          <w:tcPr>
-            <w:tcW w:w="1941" w:type="dxa"/>
-            <w:tcBorders>
-              <w:top w:val="single" w:sz="3" w:space="0" w:color="47D459"/>
-              <w:left w:val="single" w:sz="3" w:space="0" w:color="47D459"/>
-              <w:bottom w:val="single" w:sz="11" w:space="0" w:color="47D459"/>
-              <w:right w:val="single" w:sz="3" w:space="0" w:color="47D459"/>
-            </w:tcBorders>
-          </w:tcPr>
-          <w:p>
-            <w:pPr>
-              <w:spacing w:after="0" w:line="259" w:lineRule="auto"/>
-              <w:ind w:left="3" w:firstLine="0"/>
-            </w:pPr>
-            <w:r>
-              <w:rPr>
-                <w:b/>
-                <w:color w:val="124F1A"/>
-              </w:rPr>
-              <w:t xml:space="preserve">Descripción </w:t>
-            </w:r>
-          </w:p>
-        </w:tc>
-        <w:tc>
-          <w:tcPr>
-            <w:tcW w:w="1960" w:type="dxa"/>
-            <w:tcBorders>
-              <w:top w:val="single" w:sz="3" w:space="0" w:color="47D459"/>
-              <w:left w:val="single" w:sz="3" w:space="0" w:color="47D459"/>
-              <w:bottom w:val="single" w:sz="11" w:space="0" w:color="47D459"/>
-              <w:right w:val="single" w:sz="3" w:space="0" w:color="47D459"/>
-            </w:tcBorders>
-          </w:tcPr>
-          <w:p>
-            <w:pPr>
-              <w:spacing w:after="0" w:line="259" w:lineRule="auto"/>
-              <w:ind w:left="3" w:firstLine="0"/>
-            </w:pPr>
-            <w:r>
-              <w:rPr>
-                <w:b/>
-                <w:color w:val="124F1A"/>
-              </w:rPr>
-              <w:t xml:space="preserve">Validación </w:t>
+            <w:cnfStyle w:val="001000000000" w:firstRow="0" w:lastRow="0" w:firstColumn="1" w:lastColumn="0" w:oddVBand="0" w:evenVBand="0" w:oddHBand="0" w:evenHBand="0" w:firstRowFirstColumn="0" w:firstRowLastColumn="0" w:lastRowFirstColumn="0" w:lastRowLastColumn="0"/>
+            <w:tcW w:w="0" w:type="auto"/>
+            <w:hideMark/>
+          </w:tcPr>
+          <w:p>
+            <w:pPr>
+              <w:spacing w:after="0" w:line="259" w:lineRule="auto"/>
+              <w:ind w:left="-5"/>
+            </w:pPr>
+            <w:r>
+              <w:t>Tarea</w:t>
+            </w:r>
+          </w:p>
+        </w:tc>
+        <w:tc>
+          <w:tcPr>
+            <w:tcW w:w="0" w:type="auto"/>
+            <w:hideMark/>
+          </w:tcPr>
+          <w:p>
+            <w:pPr>
+              <w:spacing w:after="0" w:line="259" w:lineRule="auto"/>
+              <w:ind w:left="-5"/>
+              <w:cnfStyle w:val="100000000000" w:firstRow="1" w:lastRow="0" w:firstColumn="0" w:lastColumn="0" w:oddVBand="0" w:evenVBand="0" w:oddHBand="0" w:evenHBand="0" w:firstRowFirstColumn="0" w:firstRowLastColumn="0" w:lastRowFirstColumn="0" w:lastRowLastColumn="0"/>
+            </w:pPr>
+            <w:r>
+              <w:t>Duración (horas)</w:t>
+            </w:r>
+          </w:p>
+        </w:tc>
+        <w:tc>
+          <w:tcPr>
+            <w:tcW w:w="0" w:type="auto"/>
+            <w:hideMark/>
+          </w:tcPr>
+          <w:p>
+            <w:pPr>
+              <w:spacing w:after="0" w:line="259" w:lineRule="auto"/>
+              <w:ind w:left="-5"/>
+              <w:cnfStyle w:val="100000000000" w:firstRow="1" w:lastRow="0" w:firstColumn="0" w:lastColumn="0" w:oddVBand="0" w:evenVBand="0" w:oddHBand="0" w:evenHBand="0" w:firstRowFirstColumn="0" w:firstRowLastColumn="0" w:lastRowFirstColumn="0" w:lastRowLastColumn="0"/>
+            </w:pPr>
+            <w:r>
+              <w:t>Prioridad</w:t>
+            </w:r>
+          </w:p>
+        </w:tc>
+        <w:tc>
+          <w:tcPr>
+            <w:tcW w:w="0" w:type="auto"/>
+            <w:hideMark/>
+          </w:tcPr>
+          <w:p>
+            <w:pPr>
+              <w:spacing w:after="0" w:line="259" w:lineRule="auto"/>
+              <w:ind w:left="-5"/>
+              <w:cnfStyle w:val="100000000000" w:firstRow="1" w:lastRow="0" w:firstColumn="0" w:lastColumn="0" w:oddVBand="0" w:evenVBand="0" w:oddHBand="0" w:evenHBand="0" w:firstRowFirstColumn="0" w:firstRowLastColumn="0" w:lastRowFirstColumn="0" w:lastRowLastColumn="0"/>
+            </w:pPr>
+            <w:r>
+              <w:t>Descripción</w:t>
+            </w:r>
+          </w:p>
+        </w:tc>
+        <w:tc>
+          <w:tcPr>
+            <w:tcW w:w="0" w:type="auto"/>
+            <w:hideMark/>
+          </w:tcPr>
+          <w:p>
+            <w:pPr>
+              <w:spacing w:after="0" w:line="259" w:lineRule="auto"/>
+              <w:ind w:left="-5"/>
+              <w:cnfStyle w:val="100000000000" w:firstRow="1" w:lastRow="0" w:firstColumn="0" w:lastColumn="0" w:oddVBand="0" w:evenVBand="0" w:oddHBand="0" w:evenHBand="0" w:firstRowFirstColumn="0" w:firstRowLastColumn="0" w:lastRowFirstColumn="0" w:lastRowLastColumn="0"/>
+            </w:pPr>
+            <w:r>
+              <w:t>Validación</w:t>
             </w:r>
           </w:p>
         </w:tc>
       </w:tr>
       <w:tr>
         <w:trPr>
-          <w:trHeight w:val="2208"/>
+          <w:cnfStyle w:val="000000100000" w:firstRow="0" w:lastRow="0" w:firstColumn="0" w:lastColumn="0" w:oddVBand="0" w:evenVBand="0" w:oddHBand="1" w:evenHBand="0" w:firstRowFirstColumn="0" w:firstRowLastColumn="0" w:lastRowFirstColumn="0" w:lastRowLastColumn="0"/>
         </w:trPr>
         <w:tc>
           <w:tcPr>
-            <w:tcW w:w="2143" w:type="dxa"/>
-            <w:tcBorders>
-              <w:top w:val="single" w:sz="11" w:space="0" w:color="47D459"/>
-              <w:left w:val="single" w:sz="3" w:space="0" w:color="47D459"/>
-              <w:bottom w:val="single" w:sz="3" w:space="0" w:color="47D459"/>
-              <w:right w:val="single" w:sz="3" w:space="0" w:color="47D459"/>
-            </w:tcBorders>
-            <w:shd w:val="clear" w:color="auto" w:fill="C1F0C7"/>
-          </w:tcPr>
-          <w:p>
-            <w:pPr>
-              <w:spacing w:after="0" w:line="279" w:lineRule="auto"/>
-              <w:ind w:left="0" w:right="109" w:firstLine="0"/>
-              <w:jc w:val="both"/>
-            </w:pPr>
-            <w:r>
-              <w:rPr>
-                <w:b/>
-                <w:color w:val="124F1A"/>
+            <w:cnfStyle w:val="001000000000" w:firstRow="0" w:lastRow="0" w:firstColumn="1" w:lastColumn="0" w:oddVBand="0" w:evenVBand="0" w:oddHBand="0" w:evenHBand="0" w:firstRowFirstColumn="0" w:firstRowLastColumn="0" w:lastRowFirstColumn="0" w:lastRowLastColumn="0"/>
+            <w:tcW w:w="0" w:type="auto"/>
+            <w:hideMark/>
+          </w:tcPr>
+          <w:p>
+            <w:pPr>
+              <w:spacing w:after="0" w:line="259" w:lineRule="auto"/>
+              <w:ind w:left="-5"/>
+            </w:pPr>
+            <w:r>
+              <w:t>Desarrollo del formulario de proveedores en React</w:t>
+            </w:r>
+          </w:p>
+        </w:tc>
+        <w:tc>
+          <w:tcPr>
+            <w:tcW w:w="0" w:type="auto"/>
+            <w:hideMark/>
+          </w:tcPr>
+          <w:p>
+            <w:pPr>
+              <w:spacing w:after="0" w:line="259" w:lineRule="auto"/>
+              <w:ind w:left="-5"/>
+              <w:cnfStyle w:val="000000100000" w:firstRow="0" w:lastRow="0" w:firstColumn="0" w:lastColumn="0" w:oddVBand="0" w:evenVBand="0" w:oddHBand="1" w:evenHBand="0" w:firstRowFirstColumn="0" w:firstRowLastColumn="0" w:lastRowFirstColumn="0" w:lastRowLastColumn="0"/>
+              <w:rPr>
+                <w:b/>
+              </w:rPr>
+            </w:pPr>
+            <w:r>
+              <w:rPr>
+                <w:b/>
+              </w:rPr>
+              <w:t>8</w:t>
+            </w:r>
+          </w:p>
+        </w:tc>
+        <w:tc>
+          <w:tcPr>
+            <w:tcW w:w="0" w:type="auto"/>
+            <w:hideMark/>
+          </w:tcPr>
+          <w:p>
+            <w:pPr>
+              <w:spacing w:after="0" w:line="259" w:lineRule="auto"/>
+              <w:ind w:left="-5"/>
+              <w:cnfStyle w:val="000000100000" w:firstRow="0" w:lastRow="0" w:firstColumn="0" w:lastColumn="0" w:oddVBand="0" w:evenVBand="0" w:oddHBand="1" w:evenHBand="0" w:firstRowFirstColumn="0" w:firstRowLastColumn="0" w:lastRowFirstColumn="0" w:lastRowLastColumn="0"/>
+              <w:rPr>
+                <w:b/>
+              </w:rPr>
+            </w:pPr>
+            <w:r>
+              <w:rPr>
+                <w:b/>
+              </w:rPr>
+              <w:t>Alta</w:t>
+            </w:r>
+          </w:p>
+        </w:tc>
+        <w:tc>
+          <w:tcPr>
+            <w:tcW w:w="0" w:type="auto"/>
+            <w:hideMark/>
+          </w:tcPr>
+          <w:p>
+            <w:pPr>
+              <w:spacing w:after="0" w:line="259" w:lineRule="auto"/>
+              <w:ind w:left="-5"/>
+              <w:cnfStyle w:val="000000100000" w:firstRow="0" w:lastRow="0" w:firstColumn="0" w:lastColumn="0" w:oddVBand="0" w:evenVBand="0" w:oddHBand="1" w:evenHBand="0" w:firstRowFirstColumn="0" w:firstRowLastColumn="0" w:lastRowFirstColumn="0" w:lastRowLastColumn="0"/>
+              <w:rPr>
+                <w:b/>
+              </w:rPr>
+            </w:pPr>
+            <w:r>
+              <w:rPr>
+                <w:b/>
+              </w:rPr>
+              <w:t xml:space="preserve">Crear un formulario en React para agregar, editar y </w:t>
+            </w:r>
+            <w:r>
+              <w:rPr>
+                <w:b/>
               </w:rPr>
               <w:lastRenderedPageBreak/>
-              <w:t xml:space="preserve">Desarrollo del sistema de registro de transacciones en </w:t>
-            </w:r>
-          </w:p>
-          <w:p>
-            <w:pPr>
-              <w:spacing w:after="0" w:line="259" w:lineRule="auto"/>
-              <w:ind w:left="0" w:firstLine="0"/>
-            </w:pPr>
-            <w:r>
-              <w:rPr>
-                <w:b/>
-                <w:color w:val="124F1A"/>
-              </w:rPr>
-              <w:t xml:space="preserve">React </w:t>
-            </w:r>
-          </w:p>
-        </w:tc>
-        <w:tc>
-          <w:tcPr>
-            <w:tcW w:w="1233" w:type="dxa"/>
-            <w:tcBorders>
-              <w:top w:val="single" w:sz="11" w:space="0" w:color="47D459"/>
-              <w:left w:val="single" w:sz="3" w:space="0" w:color="47D459"/>
-              <w:bottom w:val="single" w:sz="3" w:space="0" w:color="47D459"/>
-              <w:right w:val="single" w:sz="3" w:space="0" w:color="47D459"/>
-            </w:tcBorders>
-            <w:shd w:val="clear" w:color="auto" w:fill="C1F0C7"/>
-          </w:tcPr>
-          <w:p>
-            <w:pPr>
-              <w:spacing w:after="0" w:line="259" w:lineRule="auto"/>
-              <w:ind w:left="2" w:firstLine="0"/>
-            </w:pPr>
-            <w:r>
-              <w:rPr>
-                <w:color w:val="124F1A"/>
-              </w:rPr>
-              <w:t xml:space="preserve">8 </w:t>
-            </w:r>
-          </w:p>
-        </w:tc>
-        <w:tc>
-          <w:tcPr>
-            <w:tcW w:w="1218" w:type="dxa"/>
-            <w:tcBorders>
-              <w:top w:val="single" w:sz="11" w:space="0" w:color="47D459"/>
-              <w:left w:val="single" w:sz="3" w:space="0" w:color="47D459"/>
-              <w:bottom w:val="single" w:sz="3" w:space="0" w:color="47D459"/>
-              <w:right w:val="single" w:sz="3" w:space="0" w:color="47D459"/>
-            </w:tcBorders>
-            <w:shd w:val="clear" w:color="auto" w:fill="C1F0C7"/>
-          </w:tcPr>
-          <w:p>
-            <w:pPr>
-              <w:spacing w:after="0" w:line="259" w:lineRule="auto"/>
-              <w:ind w:left="5" w:firstLine="0"/>
-            </w:pPr>
-            <w:r>
-              <w:rPr>
-                <w:color w:val="124F1A"/>
-              </w:rPr>
-              <w:t xml:space="preserve">Alta </w:t>
-            </w:r>
-          </w:p>
-        </w:tc>
-        <w:tc>
-          <w:tcPr>
-            <w:tcW w:w="1941" w:type="dxa"/>
-            <w:tcBorders>
-              <w:top w:val="single" w:sz="11" w:space="0" w:color="47D459"/>
-              <w:left w:val="single" w:sz="3" w:space="0" w:color="47D459"/>
-              <w:bottom w:val="single" w:sz="3" w:space="0" w:color="47D459"/>
-              <w:right w:val="single" w:sz="3" w:space="0" w:color="47D459"/>
-            </w:tcBorders>
-            <w:shd w:val="clear" w:color="auto" w:fill="C1F0C7"/>
-          </w:tcPr>
-          <w:p>
-            <w:pPr>
-              <w:spacing w:after="0" w:line="259" w:lineRule="auto"/>
-              <w:ind w:left="3" w:firstLine="0"/>
-            </w:pPr>
-            <w:r>
-              <w:rPr>
-                <w:color w:val="124F1A"/>
-              </w:rPr>
-              <w:t xml:space="preserve">Creación de formulario para registrar transacciones de ventas. </w:t>
-            </w:r>
-          </w:p>
-        </w:tc>
-        <w:tc>
-          <w:tcPr>
-            <w:tcW w:w="1960" w:type="dxa"/>
-            <w:tcBorders>
-              <w:top w:val="single" w:sz="11" w:space="0" w:color="47D459"/>
-              <w:left w:val="single" w:sz="3" w:space="0" w:color="47D459"/>
-              <w:bottom w:val="single" w:sz="3" w:space="0" w:color="47D459"/>
-              <w:right w:val="single" w:sz="3" w:space="0" w:color="47D459"/>
-            </w:tcBorders>
-            <w:shd w:val="clear" w:color="auto" w:fill="C1F0C7"/>
-          </w:tcPr>
-          <w:p>
-            <w:pPr>
-              <w:spacing w:after="0" w:line="259" w:lineRule="auto"/>
-              <w:ind w:left="3" w:right="36" w:firstLine="0"/>
-            </w:pPr>
-            <w:r>
-              <w:rPr>
-                <w:color w:val="124F1A"/>
-              </w:rPr>
-              <w:t xml:space="preserve">Verificación de que las transacciones se registren correctamente en la interfaz. </w:t>
+              <w:t>eliminar proveedores.</w:t>
+            </w:r>
+          </w:p>
+        </w:tc>
+        <w:tc>
+          <w:tcPr>
+            <w:tcW w:w="0" w:type="auto"/>
+            <w:hideMark/>
+          </w:tcPr>
+          <w:p>
+            <w:pPr>
+              <w:spacing w:after="0" w:line="259" w:lineRule="auto"/>
+              <w:ind w:left="-5"/>
+              <w:cnfStyle w:val="000000100000" w:firstRow="0" w:lastRow="0" w:firstColumn="0" w:lastColumn="0" w:oddVBand="0" w:evenVBand="0" w:oddHBand="1" w:evenHBand="0" w:firstRowFirstColumn="0" w:firstRowLastColumn="0" w:lastRowFirstColumn="0" w:lastRowLastColumn="0"/>
+              <w:rPr>
+                <w:b/>
+              </w:rPr>
+            </w:pPr>
+            <w:r>
+              <w:rPr>
+                <w:b/>
+              </w:rPr>
+              <w:lastRenderedPageBreak/>
+              <w:t>Verificación de que se pueda gestionar la información de proveedores desde la interfaz.</w:t>
+            </w:r>
+          </w:p>
+        </w:tc>
+      </w:tr>
+      <w:tr>
+        <w:tc>
+          <w:tcPr>
+            <w:cnfStyle w:val="001000000000" w:firstRow="0" w:lastRow="0" w:firstColumn="1" w:lastColumn="0" w:oddVBand="0" w:evenVBand="0" w:oddHBand="0" w:evenHBand="0" w:firstRowFirstColumn="0" w:firstRowLastColumn="0" w:lastRowFirstColumn="0" w:lastRowLastColumn="0"/>
+            <w:tcW w:w="0" w:type="auto"/>
+            <w:hideMark/>
+          </w:tcPr>
+          <w:p>
+            <w:pPr>
+              <w:spacing w:after="0" w:line="259" w:lineRule="auto"/>
+              <w:ind w:left="-5"/>
+            </w:pPr>
+            <w:r>
+              <w:t>Implementación de CRUD para proveedores en Django</w:t>
+            </w:r>
+          </w:p>
+        </w:tc>
+        <w:tc>
+          <w:tcPr>
+            <w:tcW w:w="0" w:type="auto"/>
+            <w:hideMark/>
+          </w:tcPr>
+          <w:p>
+            <w:pPr>
+              <w:spacing w:after="0" w:line="259" w:lineRule="auto"/>
+              <w:ind w:left="-5"/>
+              <w:cnfStyle w:val="000000000000" w:firstRow="0" w:lastRow="0" w:firstColumn="0" w:lastColumn="0" w:oddVBand="0" w:evenVBand="0" w:oddHBand="0" w:evenHBand="0" w:firstRowFirstColumn="0" w:firstRowLastColumn="0" w:lastRowFirstColumn="0" w:lastRowLastColumn="0"/>
+              <w:rPr>
+                <w:b/>
+              </w:rPr>
+            </w:pPr>
+            <w:r>
+              <w:rPr>
+                <w:b/>
+              </w:rPr>
+              <w:t>8</w:t>
+            </w:r>
+          </w:p>
+        </w:tc>
+        <w:tc>
+          <w:tcPr>
+            <w:tcW w:w="0" w:type="auto"/>
+            <w:hideMark/>
+          </w:tcPr>
+          <w:p>
+            <w:pPr>
+              <w:spacing w:after="0" w:line="259" w:lineRule="auto"/>
+              <w:ind w:left="-5"/>
+              <w:cnfStyle w:val="000000000000" w:firstRow="0" w:lastRow="0" w:firstColumn="0" w:lastColumn="0" w:oddVBand="0" w:evenVBand="0" w:oddHBand="0" w:evenHBand="0" w:firstRowFirstColumn="0" w:firstRowLastColumn="0" w:lastRowFirstColumn="0" w:lastRowLastColumn="0"/>
+              <w:rPr>
+                <w:b/>
+              </w:rPr>
+            </w:pPr>
+            <w:r>
+              <w:rPr>
+                <w:b/>
+              </w:rPr>
+              <w:t>Alta</w:t>
+            </w:r>
+          </w:p>
+        </w:tc>
+        <w:tc>
+          <w:tcPr>
+            <w:tcW w:w="0" w:type="auto"/>
+            <w:hideMark/>
+          </w:tcPr>
+          <w:p>
+            <w:pPr>
+              <w:spacing w:after="0" w:line="259" w:lineRule="auto"/>
+              <w:ind w:left="-5"/>
+              <w:cnfStyle w:val="000000000000" w:firstRow="0" w:lastRow="0" w:firstColumn="0" w:lastColumn="0" w:oddVBand="0" w:evenVBand="0" w:oddHBand="0" w:evenHBand="0" w:firstRowFirstColumn="0" w:firstRowLastColumn="0" w:lastRowFirstColumn="0" w:lastRowLastColumn="0"/>
+              <w:rPr>
+                <w:b/>
+              </w:rPr>
+            </w:pPr>
+            <w:r>
+              <w:rPr>
+                <w:b/>
+              </w:rPr>
+              <w:t xml:space="preserve">Crear </w:t>
+            </w:r>
+            <w:proofErr w:type="spellStart"/>
+            <w:r>
+              <w:rPr>
+                <w:b/>
+              </w:rPr>
+              <w:t>endpoints</w:t>
+            </w:r>
+            <w:proofErr w:type="spellEnd"/>
+            <w:r>
+              <w:rPr>
+                <w:b/>
+              </w:rPr>
+              <w:t xml:space="preserve"> </w:t>
+            </w:r>
+            <w:proofErr w:type="spellStart"/>
+            <w:r>
+              <w:rPr>
+                <w:b/>
+              </w:rPr>
+              <w:t>RESTful</w:t>
+            </w:r>
+            <w:proofErr w:type="spellEnd"/>
+            <w:r>
+              <w:rPr>
+                <w:b/>
+              </w:rPr>
+              <w:t xml:space="preserve"> en Django para gestionar proveedores.</w:t>
+            </w:r>
+          </w:p>
+        </w:tc>
+        <w:tc>
+          <w:tcPr>
+            <w:tcW w:w="0" w:type="auto"/>
+            <w:hideMark/>
+          </w:tcPr>
+          <w:p>
+            <w:pPr>
+              <w:spacing w:after="0" w:line="259" w:lineRule="auto"/>
+              <w:ind w:left="-5"/>
+              <w:cnfStyle w:val="000000000000" w:firstRow="0" w:lastRow="0" w:firstColumn="0" w:lastColumn="0" w:oddVBand="0" w:evenVBand="0" w:oddHBand="0" w:evenHBand="0" w:firstRowFirstColumn="0" w:firstRowLastColumn="0" w:lastRowFirstColumn="0" w:lastRowLastColumn="0"/>
+              <w:rPr>
+                <w:b/>
+              </w:rPr>
+            </w:pPr>
+            <w:r>
+              <w:rPr>
+                <w:b/>
+              </w:rPr>
+              <w:t>Validación de que los datos de los proveedores se reflejen en la base de datos.</w:t>
             </w:r>
           </w:p>
         </w:tc>
       </w:tr>
       <w:tr>
         <w:trPr>
-          <w:trHeight w:val="1034"/>
+          <w:cnfStyle w:val="000000100000" w:firstRow="0" w:lastRow="0" w:firstColumn="0" w:lastColumn="0" w:oddVBand="0" w:evenVBand="0" w:oddHBand="1" w:evenHBand="0" w:firstRowFirstColumn="0" w:firstRowLastColumn="0" w:lastRowFirstColumn="0" w:lastRowLastColumn="0"/>
         </w:trPr>
         <w:tc>
           <w:tcPr>
-            <w:tcW w:w="2143" w:type="dxa"/>
-            <w:tcBorders>
-              <w:top w:val="single" w:sz="3" w:space="0" w:color="47D459"/>
-              <w:left w:val="single" w:sz="3" w:space="0" w:color="47D459"/>
-              <w:bottom w:val="single" w:sz="3" w:space="0" w:color="47D459"/>
-              <w:right w:val="single" w:sz="3" w:space="0" w:color="47D459"/>
-            </w:tcBorders>
-          </w:tcPr>
-          <w:p>
-            <w:pPr>
-              <w:spacing w:after="0" w:line="259" w:lineRule="auto"/>
-              <w:ind w:left="0" w:firstLine="0"/>
-            </w:pPr>
-            <w:r>
-              <w:rPr>
-                <w:b/>
-                <w:color w:val="124F1A"/>
-              </w:rPr>
-              <w:t xml:space="preserve">Implementación de registro de </w:t>
-            </w:r>
-          </w:p>
-        </w:tc>
-        <w:tc>
-          <w:tcPr>
-            <w:tcW w:w="1233" w:type="dxa"/>
-            <w:tcBorders>
-              <w:top w:val="single" w:sz="3" w:space="0" w:color="47D459"/>
-              <w:left w:val="single" w:sz="3" w:space="0" w:color="47D459"/>
-              <w:bottom w:val="single" w:sz="3" w:space="0" w:color="47D459"/>
-              <w:right w:val="single" w:sz="3" w:space="0" w:color="47D459"/>
-            </w:tcBorders>
-          </w:tcPr>
-          <w:p>
-            <w:pPr>
-              <w:spacing w:after="0" w:line="259" w:lineRule="auto"/>
-              <w:ind w:left="2" w:firstLine="0"/>
-            </w:pPr>
-            <w:r>
-              <w:rPr>
-                <w:color w:val="124F1A"/>
-              </w:rPr>
-              <w:t xml:space="preserve">8 </w:t>
-            </w:r>
-          </w:p>
-        </w:tc>
-        <w:tc>
-          <w:tcPr>
-            <w:tcW w:w="1218" w:type="dxa"/>
-            <w:tcBorders>
-              <w:top w:val="single" w:sz="3" w:space="0" w:color="47D459"/>
-              <w:left w:val="single" w:sz="3" w:space="0" w:color="47D459"/>
-              <w:bottom w:val="single" w:sz="3" w:space="0" w:color="47D459"/>
-              <w:right w:val="single" w:sz="3" w:space="0" w:color="47D459"/>
-            </w:tcBorders>
-          </w:tcPr>
-          <w:p>
-            <w:pPr>
-              <w:spacing w:after="0" w:line="259" w:lineRule="auto"/>
-              <w:ind w:left="5" w:firstLine="0"/>
-            </w:pPr>
-            <w:r>
-              <w:rPr>
-                <w:color w:val="124F1A"/>
-              </w:rPr>
-              <w:t xml:space="preserve">Alta </w:t>
-            </w:r>
-          </w:p>
-        </w:tc>
-        <w:tc>
-          <w:tcPr>
-            <w:tcW w:w="1941" w:type="dxa"/>
-            <w:tcBorders>
-              <w:top w:val="single" w:sz="3" w:space="0" w:color="47D459"/>
-              <w:left w:val="single" w:sz="3" w:space="0" w:color="47D459"/>
-              <w:bottom w:val="single" w:sz="3" w:space="0" w:color="47D459"/>
-              <w:right w:val="single" w:sz="3" w:space="0" w:color="47D459"/>
-            </w:tcBorders>
-          </w:tcPr>
-          <w:p>
-            <w:pPr>
-              <w:spacing w:after="0" w:line="259" w:lineRule="auto"/>
-              <w:ind w:left="3" w:right="223" w:firstLine="0"/>
-              <w:jc w:val="both"/>
-            </w:pPr>
-            <w:r>
-              <w:rPr>
-                <w:color w:val="124F1A"/>
-              </w:rPr>
-              <w:t xml:space="preserve">Desarrollo de </w:t>
+            <w:cnfStyle w:val="001000000000" w:firstRow="0" w:lastRow="0" w:firstColumn="1" w:lastColumn="0" w:oddVBand="0" w:evenVBand="0" w:oddHBand="0" w:evenHBand="0" w:firstRowFirstColumn="0" w:firstRowLastColumn="0" w:lastRowFirstColumn="0" w:lastRowLastColumn="0"/>
+            <w:tcW w:w="0" w:type="auto"/>
+            <w:hideMark/>
+          </w:tcPr>
+          <w:p>
+            <w:pPr>
+              <w:spacing w:after="0" w:line="259" w:lineRule="auto"/>
+              <w:ind w:left="-5"/>
+            </w:pPr>
+            <w:r>
+              <w:t xml:space="preserve">Conexión de </w:t>
             </w:r>
             <w:proofErr w:type="spellStart"/>
             <w:r>
-              <w:rPr>
-                <w:color w:val="124F1A"/>
-              </w:rPr>
-              <w:t>endpoints</w:t>
+              <w:t>frontend</w:t>
             </w:r>
             <w:proofErr w:type="spellEnd"/>
             <w:r>
-              <w:rPr>
-                <w:color w:val="124F1A"/>
-              </w:rPr>
-              <w:t xml:space="preserve"> para registrar las </w:t>
-            </w:r>
-          </w:p>
-        </w:tc>
-        <w:tc>
-          <w:tcPr>
-            <w:tcW w:w="1960" w:type="dxa"/>
-            <w:tcBorders>
-              <w:top w:val="single" w:sz="3" w:space="0" w:color="47D459"/>
-              <w:left w:val="single" w:sz="3" w:space="0" w:color="47D459"/>
-              <w:bottom w:val="single" w:sz="3" w:space="0" w:color="47D459"/>
-              <w:right w:val="single" w:sz="3" w:space="0" w:color="47D459"/>
-            </w:tcBorders>
-          </w:tcPr>
-          <w:p>
-            <w:pPr>
-              <w:spacing w:after="0" w:line="259" w:lineRule="auto"/>
-              <w:ind w:left="3" w:right="328" w:firstLine="0"/>
-              <w:jc w:val="both"/>
-            </w:pPr>
-            <w:r>
-              <w:rPr>
-                <w:color w:val="124F1A"/>
-              </w:rPr>
-              <w:t xml:space="preserve">Validación de que las transacciones </w:t>
+              <w:t xml:space="preserve"> con </w:t>
+            </w:r>
+            <w:proofErr w:type="spellStart"/>
+            <w:r>
+              <w:t>backend</w:t>
+            </w:r>
+            <w:proofErr w:type="spellEnd"/>
+            <w:r>
+              <w:t xml:space="preserve"> para proveedores</w:t>
+            </w:r>
+          </w:p>
+        </w:tc>
+        <w:tc>
+          <w:tcPr>
+            <w:tcW w:w="0" w:type="auto"/>
+            <w:hideMark/>
+          </w:tcPr>
+          <w:p>
+            <w:pPr>
+              <w:spacing w:after="0" w:line="259" w:lineRule="auto"/>
+              <w:ind w:left="-5"/>
+              <w:cnfStyle w:val="000000100000" w:firstRow="0" w:lastRow="0" w:firstColumn="0" w:lastColumn="0" w:oddVBand="0" w:evenVBand="0" w:oddHBand="1" w:evenHBand="0" w:firstRowFirstColumn="0" w:firstRowLastColumn="0" w:lastRowFirstColumn="0" w:lastRowLastColumn="0"/>
+              <w:rPr>
+                <w:b/>
+              </w:rPr>
+            </w:pPr>
+            <w:r>
+              <w:rPr>
+                <w:b/>
+              </w:rPr>
+              <w:t>8</w:t>
+            </w:r>
+          </w:p>
+        </w:tc>
+        <w:tc>
+          <w:tcPr>
+            <w:tcW w:w="0" w:type="auto"/>
+            <w:hideMark/>
+          </w:tcPr>
+          <w:p>
+            <w:pPr>
+              <w:spacing w:after="0" w:line="259" w:lineRule="auto"/>
+              <w:ind w:left="-5"/>
+              <w:cnfStyle w:val="000000100000" w:firstRow="0" w:lastRow="0" w:firstColumn="0" w:lastColumn="0" w:oddVBand="0" w:evenVBand="0" w:oddHBand="1" w:evenHBand="0" w:firstRowFirstColumn="0" w:firstRowLastColumn="0" w:lastRowFirstColumn="0" w:lastRowLastColumn="0"/>
+              <w:rPr>
+                <w:b/>
+              </w:rPr>
+            </w:pPr>
+            <w:r>
+              <w:rPr>
+                <w:b/>
+              </w:rPr>
+              <w:t>Alta</w:t>
+            </w:r>
+          </w:p>
+        </w:tc>
+        <w:tc>
+          <w:tcPr>
+            <w:tcW w:w="0" w:type="auto"/>
+            <w:hideMark/>
+          </w:tcPr>
+          <w:p>
+            <w:pPr>
+              <w:spacing w:after="0" w:line="259" w:lineRule="auto"/>
+              <w:ind w:left="-5"/>
+              <w:cnfStyle w:val="000000100000" w:firstRow="0" w:lastRow="0" w:firstColumn="0" w:lastColumn="0" w:oddVBand="0" w:evenVBand="0" w:oddHBand="1" w:evenHBand="0" w:firstRowFirstColumn="0" w:firstRowLastColumn="0" w:lastRowFirstColumn="0" w:lastRowLastColumn="0"/>
+              <w:rPr>
+                <w:b/>
+              </w:rPr>
+            </w:pPr>
+            <w:r>
+              <w:rPr>
+                <w:b/>
+              </w:rPr>
+              <w:t>Integrar React con Django para operaciones CRUD de proveedores.</w:t>
+            </w:r>
+          </w:p>
+        </w:tc>
+        <w:tc>
+          <w:tcPr>
+            <w:tcW w:w="0" w:type="auto"/>
+            <w:hideMark/>
+          </w:tcPr>
+          <w:p>
+            <w:pPr>
+              <w:spacing w:after="0" w:line="259" w:lineRule="auto"/>
+              <w:ind w:left="-5"/>
+              <w:cnfStyle w:val="000000100000" w:firstRow="0" w:lastRow="0" w:firstColumn="0" w:lastColumn="0" w:oddVBand="0" w:evenVBand="0" w:oddHBand="1" w:evenHBand="0" w:firstRowFirstColumn="0" w:firstRowLastColumn="0" w:lastRowFirstColumn="0" w:lastRowLastColumn="0"/>
+              <w:rPr>
+                <w:b/>
+              </w:rPr>
+            </w:pPr>
+            <w:r>
+              <w:rPr>
+                <w:b/>
+              </w:rPr>
+              <w:t xml:space="preserve">Verificación de que las operaciones CRUD funcionen correctamente entre el </w:t>
+            </w:r>
+            <w:proofErr w:type="spellStart"/>
+            <w:r>
+              <w:rPr>
+                <w:b/>
+              </w:rPr>
+              <w:t>frontend</w:t>
+            </w:r>
+            <w:proofErr w:type="spellEnd"/>
+            <w:r>
+              <w:rPr>
+                <w:b/>
+              </w:rPr>
+              <w:t xml:space="preserve"> y el </w:t>
+            </w:r>
+            <w:proofErr w:type="spellStart"/>
+            <w:r>
+              <w:rPr>
+                <w:b/>
+              </w:rPr>
+              <w:t>backend</w:t>
+            </w:r>
+            <w:proofErr w:type="spellEnd"/>
+            <w:r>
+              <w:rPr>
+                <w:b/>
+              </w:rPr>
+              <w:t>.</w:t>
+            </w:r>
+          </w:p>
+        </w:tc>
+      </w:tr>
+      <w:tr>
+        <w:tc>
+          <w:tcPr>
+            <w:cnfStyle w:val="001000000000" w:firstRow="0" w:lastRow="0" w:firstColumn="1" w:lastColumn="0" w:oddVBand="0" w:evenVBand="0" w:oddHBand="0" w:evenHBand="0" w:firstRowFirstColumn="0" w:firstRowLastColumn="0" w:lastRowFirstColumn="0" w:lastRowLastColumn="0"/>
+            <w:tcW w:w="0" w:type="auto"/>
+            <w:hideMark/>
+          </w:tcPr>
+          <w:p>
+            <w:pPr>
+              <w:spacing w:after="0" w:line="259" w:lineRule="auto"/>
+              <w:ind w:left="-5"/>
+            </w:pPr>
+            <w:r>
+              <w:t>Desarrollo de formulario de compras en React</w:t>
+            </w:r>
+          </w:p>
+        </w:tc>
+        <w:tc>
+          <w:tcPr>
+            <w:tcW w:w="0" w:type="auto"/>
+            <w:hideMark/>
+          </w:tcPr>
+          <w:p>
+            <w:pPr>
+              <w:spacing w:after="0" w:line="259" w:lineRule="auto"/>
+              <w:ind w:left="-5"/>
+              <w:cnfStyle w:val="000000000000" w:firstRow="0" w:lastRow="0" w:firstColumn="0" w:lastColumn="0" w:oddVBand="0" w:evenVBand="0" w:oddHBand="0" w:evenHBand="0" w:firstRowFirstColumn="0" w:firstRowLastColumn="0" w:lastRowFirstColumn="0" w:lastRowLastColumn="0"/>
+              <w:rPr>
+                <w:b/>
+              </w:rPr>
+            </w:pPr>
+            <w:r>
+              <w:rPr>
+                <w:b/>
+              </w:rPr>
+              <w:t>8</w:t>
+            </w:r>
+          </w:p>
+        </w:tc>
+        <w:tc>
+          <w:tcPr>
+            <w:tcW w:w="0" w:type="auto"/>
+            <w:hideMark/>
+          </w:tcPr>
+          <w:p>
+            <w:pPr>
+              <w:spacing w:after="0" w:line="259" w:lineRule="auto"/>
+              <w:ind w:left="-5"/>
+              <w:cnfStyle w:val="000000000000" w:firstRow="0" w:lastRow="0" w:firstColumn="0" w:lastColumn="0" w:oddVBand="0" w:evenVBand="0" w:oddHBand="0" w:evenHBand="0" w:firstRowFirstColumn="0" w:firstRowLastColumn="0" w:lastRowFirstColumn="0" w:lastRowLastColumn="0"/>
+              <w:rPr>
+                <w:b/>
+              </w:rPr>
+            </w:pPr>
+            <w:r>
+              <w:rPr>
+                <w:b/>
+              </w:rPr>
+              <w:t>Alta</w:t>
+            </w:r>
+          </w:p>
+        </w:tc>
+        <w:tc>
+          <w:tcPr>
+            <w:tcW w:w="0" w:type="auto"/>
+            <w:hideMark/>
+          </w:tcPr>
+          <w:p>
+            <w:pPr>
+              <w:spacing w:after="0" w:line="259" w:lineRule="auto"/>
+              <w:ind w:left="-5"/>
+              <w:cnfStyle w:val="000000000000" w:firstRow="0" w:lastRow="0" w:firstColumn="0" w:lastColumn="0" w:oddVBand="0" w:evenVBand="0" w:oddHBand="0" w:evenHBand="0" w:firstRowFirstColumn="0" w:firstRowLastColumn="0" w:lastRowFirstColumn="0" w:lastRowLastColumn="0"/>
+              <w:rPr>
+                <w:b/>
+              </w:rPr>
+            </w:pPr>
+            <w:r>
+              <w:rPr>
+                <w:b/>
+              </w:rPr>
+              <w:t>Crear un formulario en React para registrar compras de productos.</w:t>
+            </w:r>
+          </w:p>
+        </w:tc>
+        <w:tc>
+          <w:tcPr>
+            <w:tcW w:w="0" w:type="auto"/>
+            <w:hideMark/>
+          </w:tcPr>
+          <w:p>
+            <w:pPr>
+              <w:spacing w:after="0" w:line="259" w:lineRule="auto"/>
+              <w:ind w:left="-5"/>
+              <w:cnfStyle w:val="000000000000" w:firstRow="0" w:lastRow="0" w:firstColumn="0" w:lastColumn="0" w:oddVBand="0" w:evenVBand="0" w:oddHBand="0" w:evenHBand="0" w:firstRowFirstColumn="0" w:firstRowLastColumn="0" w:lastRowFirstColumn="0" w:lastRowLastColumn="0"/>
+              <w:rPr>
+                <w:b/>
+              </w:rPr>
+            </w:pPr>
+            <w:r>
+              <w:rPr>
+                <w:b/>
+              </w:rPr>
+              <w:t xml:space="preserve">Comprobación de que las compras puedan registrarse correctamente desde el </w:t>
+            </w:r>
+            <w:proofErr w:type="spellStart"/>
+            <w:r>
+              <w:rPr>
+                <w:b/>
+              </w:rPr>
+              <w:t>frontend</w:t>
+            </w:r>
+            <w:proofErr w:type="spellEnd"/>
+            <w:r>
+              <w:rPr>
+                <w:b/>
+              </w:rPr>
+              <w:t>.</w:t>
             </w:r>
           </w:p>
         </w:tc>
       </w:tr>
       <w:tr>
         <w:trPr>
-          <w:trHeight w:val="1531"/>
+          <w:cnfStyle w:val="000000100000" w:firstRow="0" w:lastRow="0" w:firstColumn="0" w:lastColumn="0" w:oddVBand="0" w:evenVBand="0" w:oddHBand="1" w:evenHBand="0" w:firstRowFirstColumn="0" w:firstRowLastColumn="0" w:lastRowFirstColumn="0" w:lastRowLastColumn="0"/>
         </w:trPr>
         <w:tc>
           <w:tcPr>
-            <w:tcW w:w="2143" w:type="dxa"/>
-            <w:tcBorders>
-              <w:top w:val="single" w:sz="3" w:space="0" w:color="47D459"/>
-              <w:left w:val="single" w:sz="3" w:space="0" w:color="47D459"/>
-              <w:bottom w:val="single" w:sz="3" w:space="0" w:color="47D459"/>
-              <w:right w:val="single" w:sz="3" w:space="0" w:color="47D459"/>
-            </w:tcBorders>
-          </w:tcPr>
-          <w:p>
-            <w:pPr>
-              <w:spacing w:after="0" w:line="259" w:lineRule="auto"/>
-              <w:ind w:left="0" w:firstLine="0"/>
-            </w:pPr>
-            <w:r>
-              <w:rPr>
-                <w:b/>
-                <w:color w:val="124F1A"/>
-              </w:rPr>
-              <w:t xml:space="preserve">transacciones en Django </w:t>
-            </w:r>
-          </w:p>
-        </w:tc>
-        <w:tc>
-          <w:tcPr>
-            <w:tcW w:w="1233" w:type="dxa"/>
-            <w:tcBorders>
-              <w:top w:val="single" w:sz="3" w:space="0" w:color="47D459"/>
-              <w:left w:val="single" w:sz="3" w:space="0" w:color="47D459"/>
-              <w:bottom w:val="single" w:sz="3" w:space="0" w:color="47D459"/>
-              <w:right w:val="single" w:sz="3" w:space="0" w:color="47D459"/>
-            </w:tcBorders>
-          </w:tcPr>
-          <w:p>
-            <w:pPr>
-              <w:spacing w:after="160" w:line="259" w:lineRule="auto"/>
-              <w:ind w:left="0" w:firstLine="0"/>
-            </w:pPr>
-          </w:p>
-        </w:tc>
-        <w:tc>
-          <w:tcPr>
-            <w:tcW w:w="1218" w:type="dxa"/>
-            <w:tcBorders>
-              <w:top w:val="single" w:sz="3" w:space="0" w:color="47D459"/>
-              <w:left w:val="single" w:sz="3" w:space="0" w:color="47D459"/>
-              <w:bottom w:val="single" w:sz="3" w:space="0" w:color="47D459"/>
-              <w:right w:val="single" w:sz="3" w:space="0" w:color="47D459"/>
-            </w:tcBorders>
-          </w:tcPr>
-          <w:p>
-            <w:pPr>
-              <w:spacing w:after="160" w:line="259" w:lineRule="auto"/>
-              <w:ind w:left="0" w:firstLine="0"/>
-            </w:pPr>
-          </w:p>
-        </w:tc>
-        <w:tc>
-          <w:tcPr>
-            <w:tcW w:w="1941" w:type="dxa"/>
-            <w:tcBorders>
-              <w:top w:val="single" w:sz="3" w:space="0" w:color="47D459"/>
-              <w:left w:val="single" w:sz="3" w:space="0" w:color="47D459"/>
-              <w:bottom w:val="single" w:sz="3" w:space="0" w:color="47D459"/>
-              <w:right w:val="single" w:sz="3" w:space="0" w:color="47D459"/>
-            </w:tcBorders>
-          </w:tcPr>
-          <w:p>
-            <w:pPr>
-              <w:spacing w:after="0" w:line="259" w:lineRule="auto"/>
-              <w:ind w:left="3" w:firstLine="0"/>
-            </w:pPr>
-            <w:r>
-              <w:rPr>
-                <w:color w:val="124F1A"/>
-              </w:rPr>
-              <w:t xml:space="preserve">transacciones de ventas en Django. </w:t>
-            </w:r>
-          </w:p>
-        </w:tc>
-        <w:tc>
-          <w:tcPr>
-            <w:tcW w:w="1960" w:type="dxa"/>
-            <w:tcBorders>
-              <w:top w:val="single" w:sz="3" w:space="0" w:color="47D459"/>
-              <w:left w:val="single" w:sz="3" w:space="0" w:color="47D459"/>
-              <w:bottom w:val="single" w:sz="3" w:space="0" w:color="47D459"/>
-              <w:right w:val="single" w:sz="3" w:space="0" w:color="47D459"/>
-            </w:tcBorders>
-          </w:tcPr>
-          <w:p>
-            <w:pPr>
-              <w:spacing w:after="0" w:line="259" w:lineRule="auto"/>
-              <w:ind w:left="3" w:firstLine="0"/>
-            </w:pPr>
-            <w:r>
-              <w:rPr>
-                <w:color w:val="124F1A"/>
-              </w:rPr>
-              <w:t xml:space="preserve">se guarden correctamente en la base de datos. </w:t>
+            <w:cnfStyle w:val="001000000000" w:firstRow="0" w:lastRow="0" w:firstColumn="1" w:lastColumn="0" w:oddVBand="0" w:evenVBand="0" w:oddHBand="0" w:evenHBand="0" w:firstRowFirstColumn="0" w:firstRowLastColumn="0" w:lastRowFirstColumn="0" w:lastRowLastColumn="0"/>
+            <w:tcW w:w="0" w:type="auto"/>
+            <w:hideMark/>
+          </w:tcPr>
+          <w:p>
+            <w:pPr>
+              <w:spacing w:after="0" w:line="259" w:lineRule="auto"/>
+              <w:ind w:left="-5"/>
+            </w:pPr>
+            <w:r>
+              <w:t>Implementación de lógica de registro de compras en Django</w:t>
+            </w:r>
+          </w:p>
+        </w:tc>
+        <w:tc>
+          <w:tcPr>
+            <w:tcW w:w="0" w:type="auto"/>
+            <w:hideMark/>
+          </w:tcPr>
+          <w:p>
+            <w:pPr>
+              <w:spacing w:after="0" w:line="259" w:lineRule="auto"/>
+              <w:ind w:left="-5"/>
+              <w:cnfStyle w:val="000000100000" w:firstRow="0" w:lastRow="0" w:firstColumn="0" w:lastColumn="0" w:oddVBand="0" w:evenVBand="0" w:oddHBand="1" w:evenHBand="0" w:firstRowFirstColumn="0" w:firstRowLastColumn="0" w:lastRowFirstColumn="0" w:lastRowLastColumn="0"/>
+              <w:rPr>
+                <w:b/>
+              </w:rPr>
+            </w:pPr>
+            <w:r>
+              <w:rPr>
+                <w:b/>
+              </w:rPr>
+              <w:t>8</w:t>
+            </w:r>
+          </w:p>
+        </w:tc>
+        <w:tc>
+          <w:tcPr>
+            <w:tcW w:w="0" w:type="auto"/>
+            <w:hideMark/>
+          </w:tcPr>
+          <w:p>
+            <w:pPr>
+              <w:spacing w:after="0" w:line="259" w:lineRule="auto"/>
+              <w:ind w:left="-5"/>
+              <w:cnfStyle w:val="000000100000" w:firstRow="0" w:lastRow="0" w:firstColumn="0" w:lastColumn="0" w:oddVBand="0" w:evenVBand="0" w:oddHBand="1" w:evenHBand="0" w:firstRowFirstColumn="0" w:firstRowLastColumn="0" w:lastRowFirstColumn="0" w:lastRowLastColumn="0"/>
+              <w:rPr>
+                <w:b/>
+              </w:rPr>
+            </w:pPr>
+            <w:r>
+              <w:rPr>
+                <w:b/>
+              </w:rPr>
+              <w:t>Alta</w:t>
+            </w:r>
+          </w:p>
+        </w:tc>
+        <w:tc>
+          <w:tcPr>
+            <w:tcW w:w="0" w:type="auto"/>
+            <w:hideMark/>
+          </w:tcPr>
+          <w:p>
+            <w:pPr>
+              <w:spacing w:after="0" w:line="259" w:lineRule="auto"/>
+              <w:ind w:left="-5"/>
+              <w:cnfStyle w:val="000000100000" w:firstRow="0" w:lastRow="0" w:firstColumn="0" w:lastColumn="0" w:oddVBand="0" w:evenVBand="0" w:oddHBand="1" w:evenHBand="0" w:firstRowFirstColumn="0" w:firstRowLastColumn="0" w:lastRowFirstColumn="0" w:lastRowLastColumn="0"/>
+              <w:rPr>
+                <w:b/>
+              </w:rPr>
+            </w:pPr>
+            <w:r>
+              <w:rPr>
+                <w:b/>
+              </w:rPr>
+              <w:t xml:space="preserve">Crear </w:t>
+            </w:r>
+            <w:proofErr w:type="spellStart"/>
+            <w:r>
+              <w:rPr>
+                <w:b/>
+              </w:rPr>
+              <w:t>endpoints</w:t>
+            </w:r>
+            <w:proofErr w:type="spellEnd"/>
+            <w:r>
+              <w:rPr>
+                <w:b/>
+              </w:rPr>
+              <w:t xml:space="preserve"> en Django para registrar las compras y sus detalles en la base de datos.</w:t>
+            </w:r>
+          </w:p>
+        </w:tc>
+        <w:tc>
+          <w:tcPr>
+            <w:tcW w:w="0" w:type="auto"/>
+            <w:hideMark/>
+          </w:tcPr>
+          <w:p>
+            <w:pPr>
+              <w:spacing w:after="0" w:line="259" w:lineRule="auto"/>
+              <w:ind w:left="-5"/>
+              <w:cnfStyle w:val="000000100000" w:firstRow="0" w:lastRow="0" w:firstColumn="0" w:lastColumn="0" w:oddVBand="0" w:evenVBand="0" w:oddHBand="1" w:evenHBand="0" w:firstRowFirstColumn="0" w:firstRowLastColumn="0" w:lastRowFirstColumn="0" w:lastRowLastColumn="0"/>
+              <w:rPr>
+                <w:b/>
+              </w:rPr>
+            </w:pPr>
+            <w:r>
+              <w:rPr>
+                <w:b/>
+              </w:rPr>
+              <w:t>Validación de que las compras y los detalles se guarden correctamente en la base de datos.</w:t>
             </w:r>
           </w:p>
         </w:tc>
       </w:tr>
       <w:tr>
-        <w:trPr>
-          <w:trHeight w:val="2543"/>
-        </w:trPr>
-        <w:tc>
-          <w:tcPr>
-            <w:tcW w:w="2143" w:type="dxa"/>
-            <w:tcBorders>
-              <w:top w:val="single" w:sz="3" w:space="0" w:color="47D459"/>
-              <w:left w:val="single" w:sz="3" w:space="0" w:color="47D459"/>
-              <w:bottom w:val="single" w:sz="3" w:space="0" w:color="47D459"/>
-              <w:right w:val="single" w:sz="3" w:space="0" w:color="47D459"/>
-            </w:tcBorders>
-            <w:shd w:val="clear" w:color="auto" w:fill="C1F0C7"/>
-          </w:tcPr>
-          <w:p>
-            <w:pPr>
-              <w:spacing w:after="4" w:line="276" w:lineRule="auto"/>
-              <w:ind w:left="0" w:firstLine="0"/>
-            </w:pPr>
-            <w:r>
-              <w:rPr>
-                <w:b/>
-                <w:color w:val="124F1A"/>
-              </w:rPr>
-              <w:t xml:space="preserve">Verificación de las </w:t>
-            </w:r>
-          </w:p>
-          <w:p>
-            <w:pPr>
-              <w:spacing w:after="0" w:line="259" w:lineRule="auto"/>
-              <w:ind w:left="0" w:firstLine="0"/>
-            </w:pPr>
-            <w:r>
-              <w:rPr>
-                <w:b/>
-                <w:color w:val="124F1A"/>
-              </w:rPr>
-              <w:t xml:space="preserve">transacciones registradas </w:t>
-            </w:r>
-          </w:p>
-        </w:tc>
-        <w:tc>
-          <w:tcPr>
-            <w:tcW w:w="1233" w:type="dxa"/>
-            <w:tcBorders>
-              <w:top w:val="single" w:sz="3" w:space="0" w:color="47D459"/>
-              <w:left w:val="single" w:sz="3" w:space="0" w:color="47D459"/>
-              <w:bottom w:val="single" w:sz="3" w:space="0" w:color="47D459"/>
-              <w:right w:val="single" w:sz="3" w:space="0" w:color="47D459"/>
-            </w:tcBorders>
-            <w:shd w:val="clear" w:color="auto" w:fill="C1F0C7"/>
-          </w:tcPr>
-          <w:p>
-            <w:pPr>
-              <w:spacing w:after="0" w:line="259" w:lineRule="auto"/>
-              <w:ind w:left="2" w:firstLine="0"/>
-            </w:pPr>
-            <w:r>
-              <w:rPr>
-                <w:color w:val="124F1A"/>
-              </w:rPr>
-              <w:t xml:space="preserve">8 </w:t>
-            </w:r>
-          </w:p>
-        </w:tc>
-        <w:tc>
-          <w:tcPr>
-            <w:tcW w:w="1218" w:type="dxa"/>
-            <w:tcBorders>
-              <w:top w:val="single" w:sz="3" w:space="0" w:color="47D459"/>
-              <w:left w:val="single" w:sz="3" w:space="0" w:color="47D459"/>
-              <w:bottom w:val="single" w:sz="3" w:space="0" w:color="47D459"/>
-              <w:right w:val="single" w:sz="3" w:space="0" w:color="47D459"/>
-            </w:tcBorders>
-            <w:shd w:val="clear" w:color="auto" w:fill="C1F0C7"/>
-          </w:tcPr>
-          <w:p>
-            <w:pPr>
-              <w:spacing w:after="0" w:line="259" w:lineRule="auto"/>
-              <w:ind w:left="5" w:firstLine="0"/>
-            </w:pPr>
-            <w:r>
-              <w:rPr>
-                <w:color w:val="124F1A"/>
-              </w:rPr>
-              <w:t xml:space="preserve">Alta </w:t>
-            </w:r>
-          </w:p>
-        </w:tc>
-        <w:tc>
-          <w:tcPr>
-            <w:tcW w:w="1941" w:type="dxa"/>
-            <w:tcBorders>
-              <w:top w:val="single" w:sz="3" w:space="0" w:color="47D459"/>
-              <w:left w:val="single" w:sz="3" w:space="0" w:color="47D459"/>
-              <w:bottom w:val="single" w:sz="3" w:space="0" w:color="47D459"/>
-              <w:right w:val="single" w:sz="3" w:space="0" w:color="47D459"/>
-            </w:tcBorders>
-            <w:shd w:val="clear" w:color="auto" w:fill="C1F0C7"/>
-          </w:tcPr>
-          <w:p>
-            <w:pPr>
-              <w:spacing w:after="0" w:line="259" w:lineRule="auto"/>
-              <w:ind w:left="3" w:firstLine="0"/>
-            </w:pPr>
-            <w:r>
-              <w:rPr>
-                <w:color w:val="124F1A"/>
-              </w:rPr>
-              <w:t xml:space="preserve">Verificación de que todas las transacciones se registren correctamente en el sistema. </w:t>
-            </w:r>
-          </w:p>
-        </w:tc>
-        <w:tc>
-          <w:tcPr>
-            <w:tcW w:w="1960" w:type="dxa"/>
-            <w:tcBorders>
-              <w:top w:val="single" w:sz="3" w:space="0" w:color="47D459"/>
-              <w:left w:val="single" w:sz="3" w:space="0" w:color="47D459"/>
-              <w:bottom w:val="single" w:sz="3" w:space="0" w:color="47D459"/>
-              <w:right w:val="single" w:sz="3" w:space="0" w:color="47D459"/>
-            </w:tcBorders>
-            <w:shd w:val="clear" w:color="auto" w:fill="C1F0C7"/>
-          </w:tcPr>
-          <w:p>
-            <w:pPr>
-              <w:spacing w:after="0" w:line="259" w:lineRule="auto"/>
-              <w:ind w:left="3" w:firstLine="0"/>
-            </w:pPr>
-            <w:r>
-              <w:rPr>
-                <w:color w:val="124F1A"/>
-              </w:rPr>
-              <w:t xml:space="preserve">Validación de que las transacciones se reflejan correctamente en el sistema y base de datos. </w:t>
+        <w:tc>
+          <w:tcPr>
+            <w:cnfStyle w:val="001000000000" w:firstRow="0" w:lastRow="0" w:firstColumn="1" w:lastColumn="0" w:oddVBand="0" w:evenVBand="0" w:oddHBand="0" w:evenHBand="0" w:firstRowFirstColumn="0" w:firstRowLastColumn="0" w:lastRowFirstColumn="0" w:lastRowLastColumn="0"/>
+            <w:tcW w:w="0" w:type="auto"/>
+            <w:hideMark/>
+          </w:tcPr>
+          <w:p>
+            <w:pPr>
+              <w:spacing w:after="0" w:line="259" w:lineRule="auto"/>
+              <w:ind w:left="-5"/>
+            </w:pPr>
+            <w:r>
+              <w:t xml:space="preserve">Conexión de </w:t>
+            </w:r>
+            <w:proofErr w:type="spellStart"/>
+            <w:r>
+              <w:t>frontend</w:t>
+            </w:r>
+            <w:proofErr w:type="spellEnd"/>
+            <w:r>
+              <w:t xml:space="preserve"> con </w:t>
+            </w:r>
+            <w:proofErr w:type="spellStart"/>
+            <w:r>
+              <w:t>backend</w:t>
+            </w:r>
+            <w:proofErr w:type="spellEnd"/>
+            <w:r>
+              <w:t xml:space="preserve"> para compras</w:t>
+            </w:r>
+          </w:p>
+        </w:tc>
+        <w:tc>
+          <w:tcPr>
+            <w:tcW w:w="0" w:type="auto"/>
+            <w:hideMark/>
+          </w:tcPr>
+          <w:p>
+            <w:pPr>
+              <w:spacing w:after="0" w:line="259" w:lineRule="auto"/>
+              <w:ind w:left="-5"/>
+              <w:cnfStyle w:val="000000000000" w:firstRow="0" w:lastRow="0" w:firstColumn="0" w:lastColumn="0" w:oddVBand="0" w:evenVBand="0" w:oddHBand="0" w:evenHBand="0" w:firstRowFirstColumn="0" w:firstRowLastColumn="0" w:lastRowFirstColumn="0" w:lastRowLastColumn="0"/>
+              <w:rPr>
+                <w:b/>
+              </w:rPr>
+            </w:pPr>
+            <w:r>
+              <w:rPr>
+                <w:b/>
+              </w:rPr>
+              <w:t>8</w:t>
+            </w:r>
+          </w:p>
+        </w:tc>
+        <w:tc>
+          <w:tcPr>
+            <w:tcW w:w="0" w:type="auto"/>
+            <w:hideMark/>
+          </w:tcPr>
+          <w:p>
+            <w:pPr>
+              <w:spacing w:after="0" w:line="259" w:lineRule="auto"/>
+              <w:ind w:left="-5"/>
+              <w:cnfStyle w:val="000000000000" w:firstRow="0" w:lastRow="0" w:firstColumn="0" w:lastColumn="0" w:oddVBand="0" w:evenVBand="0" w:oddHBand="0" w:evenHBand="0" w:firstRowFirstColumn="0" w:firstRowLastColumn="0" w:lastRowFirstColumn="0" w:lastRowLastColumn="0"/>
+              <w:rPr>
+                <w:b/>
+              </w:rPr>
+            </w:pPr>
+            <w:r>
+              <w:rPr>
+                <w:b/>
+              </w:rPr>
+              <w:t>Alta</w:t>
+            </w:r>
+          </w:p>
+        </w:tc>
+        <w:tc>
+          <w:tcPr>
+            <w:tcW w:w="0" w:type="auto"/>
+            <w:hideMark/>
+          </w:tcPr>
+          <w:p>
+            <w:pPr>
+              <w:spacing w:after="0" w:line="259" w:lineRule="auto"/>
+              <w:ind w:left="-5"/>
+              <w:cnfStyle w:val="000000000000" w:firstRow="0" w:lastRow="0" w:firstColumn="0" w:lastColumn="0" w:oddVBand="0" w:evenVBand="0" w:oddHBand="0" w:evenHBand="0" w:firstRowFirstColumn="0" w:firstRowLastColumn="0" w:lastRowFirstColumn="0" w:lastRowLastColumn="0"/>
+              <w:rPr>
+                <w:b/>
+              </w:rPr>
+            </w:pPr>
+            <w:r>
+              <w:rPr>
+                <w:b/>
+              </w:rPr>
+              <w:t>Integrar React con Django para el registro de compras y sus detalles.</w:t>
+            </w:r>
+          </w:p>
+        </w:tc>
+        <w:tc>
+          <w:tcPr>
+            <w:tcW w:w="0" w:type="auto"/>
+            <w:hideMark/>
+          </w:tcPr>
+          <w:p>
+            <w:pPr>
+              <w:spacing w:after="0" w:line="259" w:lineRule="auto"/>
+              <w:ind w:left="-5"/>
+              <w:cnfStyle w:val="000000000000" w:firstRow="0" w:lastRow="0" w:firstColumn="0" w:lastColumn="0" w:oddVBand="0" w:evenVBand="0" w:oddHBand="0" w:evenHBand="0" w:firstRowFirstColumn="0" w:firstRowLastColumn="0" w:lastRowFirstColumn="0" w:lastRowLastColumn="0"/>
+              <w:rPr>
+                <w:b/>
+              </w:rPr>
+            </w:pPr>
+            <w:r>
+              <w:rPr>
+                <w:b/>
+              </w:rPr>
+              <w:t>Validación de que las compras se reflejen correctamente en la base de datos y la interfaz.</w:t>
             </w:r>
           </w:p>
         </w:tc>
       </w:tr>
     </w:tbl>
+    <w:p>
+      <w:pPr>
+        <w:spacing w:after="0" w:line="259" w:lineRule="auto"/>
+        <w:ind w:left="-5"/>
+        <w:rPr>
+          <w:b/>
+        </w:rPr>
+      </w:pPr>
+    </w:p>
+    <w:p>
+      <w:pPr>
+        <w:spacing w:after="0" w:line="259" w:lineRule="auto"/>
+        <w:ind w:left="-5"/>
+      </w:pPr>
+    </w:p>
     <w:p>
       <w:pPr>
         <w:spacing w:after="184" w:line="259" w:lineRule="auto"/>
@@ -4989,6 +5213,7 @@
                 <w:b/>
                 <w:color w:val="124F1A"/>
               </w:rPr>
+              <w:lastRenderedPageBreak/>
               <w:t xml:space="preserve">Desarrollo de la funcionalidad para generar reportes en </w:t>
             </w:r>
           </w:p>
@@ -5141,7 +5366,6 @@
                 <w:b/>
                 <w:color w:val="124F1A"/>
               </w:rPr>
-              <w:lastRenderedPageBreak/>
               <w:t xml:space="preserve">Implementación de generación de reportes en </w:t>
             </w:r>
           </w:p>
@@ -5870,6 +6094,7 @@
                 <w:b/>
                 <w:color w:val="124F1A"/>
               </w:rPr>
+              <w:lastRenderedPageBreak/>
               <w:t xml:space="preserve">Conexión entre el </w:t>
             </w:r>
             <w:proofErr w:type="spellStart"/>
@@ -6010,7 +6235,6 @@
         <w:ind w:left="0" w:firstLine="0"/>
       </w:pPr>
       <w:r>
-        <w:lastRenderedPageBreak/>
         <w:t xml:space="preserve"> </w:t>
       </w:r>
     </w:p>
@@ -6891,6 +7115,7 @@
                 <w:b/>
                 <w:color w:val="124F1A"/>
               </w:rPr>
+              <w:lastRenderedPageBreak/>
               <w:t xml:space="preserve">Realización de pruebas unitarias y de integración </w:t>
             </w:r>
           </w:p>
@@ -7016,7 +7241,6 @@
                 <w:b/>
                 <w:color w:val="124F1A"/>
               </w:rPr>
-              <w:lastRenderedPageBreak/>
               <w:t xml:space="preserve">Corrección de errores encontrados </w:t>
             </w:r>
           </w:p>
@@ -7431,6 +7655,7 @@
         </w:numPr>
       </w:pPr>
       <w:r>
+        <w:lastRenderedPageBreak/>
         <w:t xml:space="preserve">El diseño del </w:t>
       </w:r>
       <w:proofErr w:type="spellStart"/>
@@ -7478,7 +7703,6 @@
         <w:rPr>
           <w:b/>
         </w:rPr>
-        <w:lastRenderedPageBreak/>
         <w:t xml:space="preserve">Historia de Usuario </w:t>
       </w:r>
       <w:r>
@@ -7840,6 +8064,7 @@
         <w:ind w:hanging="361"/>
       </w:pPr>
       <w:r>
+        <w:lastRenderedPageBreak/>
         <w:t xml:space="preserve">Los resultados deben ser mostrados de manera clara y comprensible en la interfaz de usuario. </w:t>
       </w:r>
     </w:p>
@@ -7912,7 +8137,6 @@
         <w:ind w:hanging="361"/>
       </w:pPr>
       <w:r>
-        <w:lastRenderedPageBreak/>
         <w:t xml:space="preserve">El sistema debe permitir generar reportes de ventas por fecha, producto y otras métricas. </w:t>
       </w:r>
     </w:p>
@@ -8204,6 +8428,7 @@
         <w:rPr>
           <w:b/>
         </w:rPr>
+        <w:lastRenderedPageBreak/>
         <w:t>Título</w:t>
       </w:r>
       <w:r>
@@ -8281,7 +8506,6 @@
         <w:rPr>
           <w:b/>
         </w:rPr>
-        <w:lastRenderedPageBreak/>
         <w:t xml:space="preserve">Historia de Usuario 11: </w:t>
       </w:r>
     </w:p>
@@ -8579,6 +8803,7 @@
         <w:rPr>
           <w:b/>
         </w:rPr>
+        <w:lastRenderedPageBreak/>
         <w:t>Descripción</w:t>
       </w:r>
       <w:r>
@@ -8663,7 +8888,6 @@
         <w:rPr>
           <w:b/>
         </w:rPr>
-        <w:lastRenderedPageBreak/>
         <w:t>Título</w:t>
       </w:r>
       <w:r>
@@ -8963,6 +9187,7 @@
         <w:rPr>
           <w:b/>
         </w:rPr>
+        <w:lastRenderedPageBreak/>
         <w:t>Título</w:t>
       </w:r>
       <w:r>
@@ -9050,7 +9275,6 @@
         <w:rPr>
           <w:b/>
         </w:rPr>
-        <w:lastRenderedPageBreak/>
         <w:t>Título</w:t>
       </w:r>
       <w:r>
@@ -9319,6 +9543,7 @@
         <w:rPr>
           <w:b/>
         </w:rPr>
+        <w:lastRenderedPageBreak/>
         <w:t>Descripción</w:t>
       </w:r>
       <w:r>
@@ -9400,7 +9625,6 @@
         <w:rPr>
           <w:b/>
         </w:rPr>
-        <w:lastRenderedPageBreak/>
         <w:t>Descripción</w:t>
       </w:r>
       <w:r>
@@ -10483,7 +10707,6 @@
   <w:style w:type="character" w:default="1" w:styleId="Fuentedeprrafopredeter">
     <w:name w:val="Default Paragraph Font"/>
     <w:uiPriority w:val="1"/>
-    <w:semiHidden/>
     <w:unhideWhenUsed/>
   </w:style>
   <w:style w:type="table" w:default="1" w:styleId="Tablanormal">
